--- a/docs/IT-032-001 — Portfolio State Domain Model MVP.docx
+++ b/docs/IT-032-001 — Portfolio State Domain Model MVP.docx
@@ -559,6 +559,54 @@
         <w:rPr>
           <w:rtl w:val="0"/>
         </w:rPr>
+        <w:t xml:space="preserve">representar el estado del portafolio mediante posiciones por instrumento y disponibilidades monetarias por moneda;</w:t>
+      </w:r>
+    </w:p>
+    <w:p>
+      <w:pPr>
+        <w:numPr>
+          <w:ilvl w:val="0"/>
+          <w:numId w:val="2"/>
+        </w:numPr>
+        <w:spacing w:after="0" w:afterAutospacing="0" w:before="0" w:beforeAutospacing="0" w:lineRule="auto"/>
+        <w:ind w:left="720" w:hanging="360"/>
+      </w:pPr>
+      <w:r>
+        <w:rPr>
+          <w:rtl w:val="0"/>
+        </w:rPr>
+        <w:t xml:space="preserve">establecer la forma canónica de las posiciones y disponibilidades monetarias;</w:t>
+      </w:r>
+    </w:p>
+    <w:p>
+      <w:pPr>
+        <w:numPr>
+          <w:ilvl w:val="0"/>
+          <w:numId w:val="2"/>
+        </w:numPr>
+        <w:spacing w:after="0" w:afterAutospacing="0" w:before="0" w:beforeAutospacing="0" w:lineRule="auto"/>
+        <w:ind w:left="720" w:hanging="360"/>
+      </w:pPr>
+      <w:r>
+        <w:rPr>
+          <w:rtl w:val="0"/>
+        </w:rPr>
+        <w:t xml:space="preserve">garantizar la unicidad de instrumentos y monedas dentro del estado;</w:t>
+      </w:r>
+    </w:p>
+    <w:p>
+      <w:pPr>
+        <w:numPr>
+          <w:ilvl w:val="0"/>
+          <w:numId w:val="2"/>
+        </w:numPr>
+        <w:spacing w:after="0" w:afterAutospacing="0" w:before="0" w:beforeAutospacing="0" w:lineRule="auto"/>
+        <w:ind w:left="720" w:hanging="360"/>
+      </w:pPr>
+      <w:r>
+        <w:rPr>
+          <w:rtl w:val="0"/>
+        </w:rPr>
         <w:t xml:space="preserve">preservar la identidad semántica propia del estado del portafolio;</w:t>
       </w:r>
     </w:p>
@@ -575,7 +623,7 @@
         <w:rPr>
           <w:rtl w:val="0"/>
         </w:rPr>
-        <w:t xml:space="preserve">preservar la trazabilidad pública hacia los contratos y contextos utilizados cuando una instancia del contrato desempeñe el rol de Target Portfolio State.</w:t>
+        <w:t xml:space="preserve">preservar la trazabilidad pública hacia los contratos y contextos utilizados cuando una instancia del contrato desempeñe el rol de Target Portfolio State;</w:t>
       </w:r>
     </w:p>
     <w:p>
@@ -626,7 +674,7 @@
       <w:pPr>
         <w:numPr>
           <w:ilvl w:val="0"/>
-          <w:numId w:val="12"/>
+          <w:numId w:val="13"/>
         </w:numPr>
         <w:spacing w:after="0" w:afterAutospacing="0" w:before="240" w:lineRule="auto"/>
         <w:ind w:left="720" w:hanging="360"/>
@@ -642,7 +690,7 @@
       <w:pPr>
         <w:numPr>
           <w:ilvl w:val="0"/>
-          <w:numId w:val="12"/>
+          <w:numId w:val="13"/>
         </w:numPr>
         <w:spacing w:after="0" w:afterAutospacing="0" w:before="0" w:beforeAutospacing="0" w:lineRule="auto"/>
         <w:ind w:left="720" w:hanging="360"/>
@@ -658,7 +706,7 @@
       <w:pPr>
         <w:numPr>
           <w:ilvl w:val="0"/>
-          <w:numId w:val="12"/>
+          <w:numId w:val="13"/>
         </w:numPr>
         <w:spacing w:after="0" w:afterAutospacing="0" w:before="0" w:beforeAutospacing="0" w:lineRule="auto"/>
         <w:ind w:left="720" w:hanging="360"/>
@@ -674,7 +722,7 @@
       <w:pPr>
         <w:numPr>
           <w:ilvl w:val="0"/>
-          <w:numId w:val="12"/>
+          <w:numId w:val="13"/>
         </w:numPr>
         <w:spacing w:after="0" w:afterAutospacing="0" w:before="0" w:beforeAutospacing="0" w:lineRule="auto"/>
         <w:ind w:left="720" w:hanging="360"/>
@@ -690,7 +738,7 @@
       <w:pPr>
         <w:numPr>
           <w:ilvl w:val="0"/>
-          <w:numId w:val="12"/>
+          <w:numId w:val="13"/>
         </w:numPr>
         <w:spacing w:after="0" w:afterAutospacing="0" w:before="0" w:beforeAutospacing="0" w:lineRule="auto"/>
         <w:ind w:left="720" w:hanging="360"/>
@@ -706,7 +754,7 @@
       <w:pPr>
         <w:numPr>
           <w:ilvl w:val="0"/>
-          <w:numId w:val="12"/>
+          <w:numId w:val="13"/>
         </w:numPr>
         <w:spacing w:after="0" w:afterAutospacing="0" w:before="0" w:beforeAutospacing="0" w:lineRule="auto"/>
         <w:ind w:left="720" w:hanging="360"/>
@@ -715,6 +763,118 @@
         <w:rPr>
           <w:rtl w:val="0"/>
         </w:rPr>
+        <w:t xml:space="preserve">cálculo de pesos;</w:t>
+      </w:r>
+    </w:p>
+    <w:p>
+      <w:pPr>
+        <w:numPr>
+          <w:ilvl w:val="0"/>
+          <w:numId w:val="13"/>
+        </w:numPr>
+        <w:spacing w:after="0" w:afterAutospacing="0" w:before="0" w:beforeAutospacing="0" w:lineRule="auto"/>
+        <w:ind w:left="720" w:hanging="360"/>
+      </w:pPr>
+      <w:r>
+        <w:rPr>
+          <w:rtl w:val="0"/>
+        </w:rPr>
+        <w:t xml:space="preserve">valoración de mercado;</w:t>
+      </w:r>
+    </w:p>
+    <w:p>
+      <w:pPr>
+        <w:numPr>
+          <w:ilvl w:val="0"/>
+          <w:numId w:val="13"/>
+        </w:numPr>
+        <w:spacing w:after="0" w:afterAutospacing="0" w:before="0" w:beforeAutospacing="0" w:lineRule="auto"/>
+        <w:ind w:left="720" w:hanging="360"/>
+      </w:pPr>
+      <w:r>
+        <w:rPr>
+          <w:rtl w:val="0"/>
+        </w:rPr>
+        <w:t xml:space="preserve">conversión entre monedas;</w:t>
+      </w:r>
+    </w:p>
+    <w:p>
+      <w:pPr>
+        <w:numPr>
+          <w:ilvl w:val="0"/>
+          <w:numId w:val="13"/>
+        </w:numPr>
+        <w:spacing w:after="0" w:afterAutospacing="0" w:before="0" w:beforeAutospacing="0" w:lineRule="auto"/>
+        <w:ind w:left="720" w:hanging="360"/>
+      </w:pPr>
+      <w:r>
+        <w:rPr>
+          <w:rtl w:val="0"/>
+        </w:rPr>
+        <w:t xml:space="preserve">selección de moneda base;</w:t>
+      </w:r>
+    </w:p>
+    <w:p>
+      <w:pPr>
+        <w:numPr>
+          <w:ilvl w:val="0"/>
+          <w:numId w:val="13"/>
+        </w:numPr>
+        <w:spacing w:after="0" w:afterAutospacing="0" w:before="0" w:beforeAutospacing="0" w:lineRule="auto"/>
+        <w:ind w:left="720" w:hanging="360"/>
+      </w:pPr>
+      <w:r>
+        <w:rPr>
+          <w:rtl w:val="0"/>
+        </w:rPr>
+        <w:t xml:space="preserve">cálculo de precios;</w:t>
+      </w:r>
+    </w:p>
+    <w:p>
+      <w:pPr>
+        <w:numPr>
+          <w:ilvl w:val="0"/>
+          <w:numId w:val="13"/>
+        </w:numPr>
+        <w:spacing w:after="0" w:afterAutospacing="0" w:before="0" w:beforeAutospacing="0" w:lineRule="auto"/>
+        <w:ind w:left="720" w:hanging="360"/>
+      </w:pPr>
+      <w:r>
+        <w:rPr>
+          <w:rtl w:val="0"/>
+        </w:rPr>
+        <w:t xml:space="preserve">cálculo de ganancias o pérdidas;</w:t>
+      </w:r>
+    </w:p>
+    <w:p>
+      <w:pPr>
+        <w:numPr>
+          <w:ilvl w:val="0"/>
+          <w:numId w:val="13"/>
+        </w:numPr>
+        <w:spacing w:after="0" w:afterAutospacing="0" w:before="0" w:beforeAutospacing="0" w:lineRule="auto"/>
+        <w:ind w:left="720" w:hanging="360"/>
+      </w:pPr>
+      <w:r>
+        <w:rPr>
+          <w:rtl w:val="0"/>
+        </w:rPr>
+        <w:t xml:space="preserve">agregación automática de componentes duplicados;</w:t>
+      </w:r>
+    </w:p>
+    <w:p>
+      <w:pPr>
+        <w:numPr>
+          <w:ilvl w:val="0"/>
+          <w:numId w:val="13"/>
+        </w:numPr>
+        <w:spacing w:after="0" w:afterAutospacing="0" w:before="0" w:beforeAutospacing="0" w:lineRule="auto"/>
+        <w:ind w:left="720" w:hanging="360"/>
+      </w:pPr>
+      <w:r>
+        <w:rPr>
+          <w:rtl w:val="0"/>
+        </w:rPr>
         <w:t xml:space="preserve">ejecución;</w:t>
       </w:r>
     </w:p>
@@ -722,7 +882,7 @@
       <w:pPr>
         <w:numPr>
           <w:ilvl w:val="0"/>
-          <w:numId w:val="12"/>
+          <w:numId w:val="13"/>
         </w:numPr>
         <w:spacing w:after="0" w:afterAutospacing="0" w:before="0" w:beforeAutospacing="0" w:lineRule="auto"/>
         <w:ind w:left="720" w:hanging="360"/>
@@ -738,7 +898,7 @@
       <w:pPr>
         <w:numPr>
           <w:ilvl w:val="0"/>
-          <w:numId w:val="12"/>
+          <w:numId w:val="13"/>
         </w:numPr>
         <w:spacing w:after="0" w:afterAutospacing="0" w:before="0" w:beforeAutospacing="0" w:lineRule="auto"/>
         <w:ind w:left="720" w:hanging="360"/>
@@ -754,7 +914,7 @@
       <w:pPr>
         <w:numPr>
           <w:ilvl w:val="0"/>
-          <w:numId w:val="12"/>
+          <w:numId w:val="13"/>
         </w:numPr>
         <w:spacing w:after="0" w:afterAutospacing="0" w:before="0" w:beforeAutospacing="0" w:lineRule="auto"/>
         <w:ind w:left="720" w:hanging="360"/>
@@ -770,7 +930,7 @@
       <w:pPr>
         <w:numPr>
           <w:ilvl w:val="0"/>
-          <w:numId w:val="12"/>
+          <w:numId w:val="13"/>
         </w:numPr>
         <w:spacing w:after="0" w:afterAutospacing="0" w:before="0" w:beforeAutospacing="0" w:lineRule="auto"/>
         <w:ind w:left="720" w:hanging="360"/>
@@ -786,7 +946,7 @@
       <w:pPr>
         <w:numPr>
           <w:ilvl w:val="0"/>
-          <w:numId w:val="12"/>
+          <w:numId w:val="13"/>
         </w:numPr>
         <w:spacing w:after="0" w:afterAutospacing="0" w:before="0" w:beforeAutospacing="0" w:lineRule="auto"/>
         <w:ind w:left="720" w:hanging="360"/>
@@ -802,7 +962,7 @@
       <w:pPr>
         <w:numPr>
           <w:ilvl w:val="0"/>
-          <w:numId w:val="12"/>
+          <w:numId w:val="13"/>
         </w:numPr>
         <w:spacing w:after="240" w:before="0" w:beforeAutospacing="0" w:lineRule="auto"/>
         <w:ind w:left="720" w:hanging="360"/>
@@ -871,7 +1031,7 @@
       <w:pPr>
         <w:numPr>
           <w:ilvl w:val="0"/>
-          <w:numId w:val="16"/>
+          <w:numId w:val="17"/>
         </w:numPr>
         <w:spacing w:after="0" w:afterAutospacing="0" w:before="240" w:lineRule="auto"/>
         <w:ind w:left="720" w:hanging="360"/>
@@ -887,7 +1047,7 @@
       <w:pPr>
         <w:numPr>
           <w:ilvl w:val="0"/>
-          <w:numId w:val="16"/>
+          <w:numId w:val="17"/>
         </w:numPr>
         <w:spacing w:after="0" w:afterAutospacing="0" w:before="0" w:beforeAutospacing="0" w:lineRule="auto"/>
         <w:ind w:left="720" w:hanging="360"/>
@@ -903,7 +1063,7 @@
       <w:pPr>
         <w:numPr>
           <w:ilvl w:val="0"/>
-          <w:numId w:val="16"/>
+          <w:numId w:val="17"/>
         </w:numPr>
         <w:spacing w:after="0" w:afterAutospacing="0" w:before="0" w:beforeAutospacing="0" w:lineRule="auto"/>
         <w:ind w:left="720" w:hanging="360"/>
@@ -919,7 +1079,7 @@
       <w:pPr>
         <w:numPr>
           <w:ilvl w:val="0"/>
-          <w:numId w:val="16"/>
+          <w:numId w:val="17"/>
         </w:numPr>
         <w:spacing w:after="0" w:afterAutospacing="0" w:before="0" w:beforeAutospacing="0" w:lineRule="auto"/>
         <w:ind w:left="720" w:hanging="360"/>
@@ -935,7 +1095,7 @@
       <w:pPr>
         <w:numPr>
           <w:ilvl w:val="0"/>
-          <w:numId w:val="16"/>
+          <w:numId w:val="17"/>
         </w:numPr>
         <w:spacing w:after="0" w:afterAutospacing="0" w:before="0" w:beforeAutospacing="0" w:lineRule="auto"/>
         <w:ind w:left="720" w:hanging="360"/>
@@ -951,7 +1111,7 @@
       <w:pPr>
         <w:numPr>
           <w:ilvl w:val="0"/>
-          <w:numId w:val="16"/>
+          <w:numId w:val="17"/>
         </w:numPr>
         <w:spacing w:after="240" w:before="0" w:beforeAutospacing="0" w:lineRule="auto"/>
         <w:ind w:left="720" w:hanging="360"/>
@@ -1282,145 +1442,7 @@
         <w:rPr>
           <w:rtl w:val="0"/>
         </w:rPr>
-        <w:t xml:space="preserve">El presente incremento materializa un único contrato público perteneciente a la Capability Portfolio.</w:t>
-      </w:r>
-    </w:p>
-    <w:p>
-      <w:pPr>
-        <w:spacing w:after="240" w:before="240" w:lineRule="auto"/>
-        <w:rPr/>
-      </w:pPr>
-      <w:r>
-        <w:rPr>
-          <w:rtl w:val="0"/>
-        </w:rPr>
-      </w:r>
-    </w:p>
-    <w:p>
-      <w:pPr>
-        <w:spacing w:after="240" w:before="240" w:lineRule="auto"/>
-        <w:rPr/>
-      </w:pPr>
-      <w:r>
-        <w:rPr>
-          <w:rtl w:val="0"/>
-        </w:rPr>
-        <w:t xml:space="preserve">El contrato público Portfolio State representa el estado del portafolio de inversión.</w:t>
-      </w:r>
-    </w:p>
-    <w:p>
-      <w:pPr>
-        <w:spacing w:after="240" w:before="240" w:lineRule="auto"/>
-        <w:rPr/>
-      </w:pPr>
-      <w:r>
-        <w:rPr>
-          <w:rtl w:val="0"/>
-        </w:rPr>
-      </w:r>
-    </w:p>
-    <w:p>
-      <w:pPr>
-        <w:spacing w:after="240" w:before="240" w:lineRule="auto"/>
-        <w:rPr/>
-      </w:pPr>
-      <w:r>
-        <w:rPr>
-          <w:rtl w:val="0"/>
-        </w:rPr>
-        <w:t xml:space="preserve">Una instancia del contrato podrá desempeñar el rol de:</w:t>
-      </w:r>
-    </w:p>
-    <w:p>
-      <w:pPr>
-        <w:spacing w:after="240" w:before="240" w:lineRule="auto"/>
-        <w:rPr/>
-      </w:pPr>
-      <w:r>
-        <w:rPr>
-          <w:rtl w:val="0"/>
-        </w:rPr>
-      </w:r>
-    </w:p>
-    <w:p>
-      <w:pPr>
-        <w:spacing w:after="240" w:before="240" w:lineRule="auto"/>
-        <w:rPr/>
-      </w:pPr>
-      <w:r>
-        <w:rPr>
-          <w:rtl w:val="0"/>
-        </w:rPr>
-        <w:t xml:space="preserve">- Current Portfolio State, cuando represente el contexto de dominio consumido por Portfolio.</w:t>
-      </w:r>
-    </w:p>
-    <w:p>
-      <w:pPr>
-        <w:spacing w:after="240" w:before="240" w:lineRule="auto"/>
-        <w:rPr/>
-      </w:pPr>
-      <w:r>
-        <w:rPr>
-          <w:rtl w:val="0"/>
-        </w:rPr>
-      </w:r>
-    </w:p>
-    <w:p>
-      <w:pPr>
-        <w:spacing w:after="240" w:before="240" w:lineRule="auto"/>
-        <w:rPr/>
-      </w:pPr>
-      <w:r>
-        <w:rPr>
-          <w:rtl w:val="0"/>
-        </w:rPr>
-        <w:t xml:space="preserve">- Target Portfolio State, cuando represente el resultado publicado por Portfolio.</w:t>
-      </w:r>
-    </w:p>
-    <w:p>
-      <w:pPr>
-        <w:spacing w:after="240" w:before="240" w:lineRule="auto"/>
-        <w:rPr/>
-      </w:pPr>
-      <w:r>
-        <w:rPr>
-          <w:rtl w:val="0"/>
-        </w:rPr>
-      </w:r>
-    </w:p>
-    <w:p>
-      <w:pPr>
-        <w:spacing w:after="240" w:before="240" w:lineRule="auto"/>
-        <w:rPr/>
-      </w:pPr>
-      <w:r>
-        <w:rPr>
-          <w:rtl w:val="0"/>
-        </w:rPr>
-        <w:t xml:space="preserve">El contrato constituye el único activo público definido por el presente incremento.</w:t>
-      </w:r>
-    </w:p>
-    <w:p>
-      <w:pPr>
-        <w:spacing w:after="240" w:before="240" w:lineRule="auto"/>
-        <w:rPr/>
-      </w:pPr>
-      <w:r>
-        <w:rPr>
-          <w:rtl w:val="0"/>
-        </w:rPr>
-      </w:r>
-    </w:p>
-    <w:p>
-      <w:pPr>
-        <w:spacing w:after="240" w:before="240" w:lineRule="auto"/>
-        <w:rPr/>
-      </w:pPr>
-      <w:r>
-        <w:rPr>
-          <w:rtl w:val="0"/>
-        </w:rPr>
-        <w:t xml:space="preserve">No se autorizan contratos públicos adicionales dentro del presente incremento.</w:t>
+        <w:t xml:space="preserve">El presente incremento materializa un único contrato público perteneciente a la Capability Portfolio. El contrato público Portfolio State representa el estado del portafolio de inversión mediante: una colección finita de posiciones por instrumento; una colección finita de disponibilidades monetarias por moneda. Cada posición representa exactamente: una referencia pública e inequívoca a un instrumento; una cantidad decimal exacta, finita y no nula correspondiente a dicho instrumento. Cada disponibilidad monetaria representa exactamente: una referencia pública e inequívoca a una moneda; un importe decimal exacto, finito y no nulo expresado en dicha moneda. Una instancia del contrato podrá desempeñar el rol de: Current Portfolio State, cuando represente el contexto de dominio consumido por Portfolio; Target Portfolio State, cuando represente el resultado publicado por Portfolio. Los roles Current Portfolio State y Target Portfolio State no forman parte de la representación pública, identidad semántica, igualdad ni hash del contrato. El contrato constituye el único activo público definido por el presente incremento. No se autorizan contratos públicos adicionales para representar separadamente los roles Current Portfolio State y Target Portfolio State. </w:t>
       </w:r>
     </w:p>
     <w:p>
@@ -1478,44 +1500,60 @@
     <w:p>
       <w:pPr>
         <w:spacing w:after="240" w:before="240" w:lineRule="auto"/>
-        <w:rPr/>
-      </w:pPr>
-      <w:r>
-        <w:rPr>
-          <w:rtl w:val="0"/>
-        </w:rPr>
-        <w:t xml:space="preserve">El contrato público implementado por este incremento constituye un activo de dominio.</w:t>
-      </w:r>
-    </w:p>
-    <w:p>
-      <w:pPr>
-        <w:spacing w:after="240" w:before="240" w:lineRule="auto"/>
-        <w:rPr/>
-      </w:pPr>
-      <w:r>
-        <w:rPr>
-          <w:rtl w:val="0"/>
-        </w:rPr>
-        <w:t xml:space="preserve">El activo representa exclusivamente el estado del portafolio de inversión, independientemente del rol arquitectónico que desempeñe. </w:t>
-      </w:r>
-    </w:p>
-    <w:p>
-      <w:pPr>
-        <w:spacing w:after="240" w:before="240" w:lineRule="auto"/>
-        <w:rPr/>
-      </w:pPr>
-      <w:r>
-        <w:rPr>
-          <w:rtl w:val="0"/>
-        </w:rPr>
-        <w:t xml:space="preserve">No representa:</w:t>
-      </w:r>
-    </w:p>
-    <w:p>
-      <w:pPr>
-        <w:numPr>
-          <w:ilvl w:val="0"/>
-          <w:numId w:val="10"/>
+        <w:ind w:left="720" w:firstLine="0"/>
+        <w:rPr/>
+      </w:pPr>
+      <w:r>
+        <w:rPr>
+          <w:rtl w:val="0"/>
+        </w:rPr>
+        <w:t xml:space="preserve">El contrato público implementado por este incremento constituye un activo de dominio. </w:t>
+      </w:r>
+    </w:p>
+    <w:p>
+      <w:pPr>
+        <w:spacing w:after="240" w:before="240" w:lineRule="auto"/>
+        <w:ind w:left="720" w:firstLine="0"/>
+        <w:rPr/>
+      </w:pPr>
+      <w:r>
+        <w:rPr>
+          <w:rtl w:val="0"/>
+        </w:rPr>
+        <w:t xml:space="preserve">El activo representa exclusivamente el estado del portafolio de inversión, independientemente del rol arquitectónico que desempeñe.</w:t>
+      </w:r>
+    </w:p>
+    <w:p>
+      <w:pPr>
+        <w:spacing w:after="240" w:before="240" w:lineRule="auto"/>
+        <w:ind w:left="720" w:firstLine="0"/>
+        <w:rPr/>
+      </w:pPr>
+      <w:r>
+        <w:rPr>
+          <w:rtl w:val="0"/>
+        </w:rPr>
+        <w:t xml:space="preserve">El estado se encuentra constituido por: las posiciones materiales mantenidas por instrumento; las disponibilidades y obligaciones monetarias materiales expresadas por moneda. </w:t>
+      </w:r>
+    </w:p>
+    <w:p>
+      <w:pPr>
+        <w:spacing w:after="240" w:before="240" w:lineRule="auto"/>
+        <w:ind w:left="720" w:firstLine="0"/>
+        <w:rPr/>
+      </w:pPr>
+      <w:r>
+        <w:rPr>
+          <w:rtl w:val="0"/>
+        </w:rPr>
+        <w:t xml:space="preserve">El activo no representa:</w:t>
+      </w:r>
+    </w:p>
+    <w:p>
+      <w:pPr>
+        <w:numPr>
+          <w:ilvl w:val="0"/>
+          <w:numId w:val="11"/>
         </w:numPr>
         <w:spacing w:after="0" w:afterAutospacing="0" w:before="240" w:lineRule="auto"/>
         <w:ind w:left="720" w:hanging="360"/>
@@ -1524,14 +1562,14 @@
         <w:rPr>
           <w:rtl w:val="0"/>
         </w:rPr>
-        <w:t xml:space="preserve">una decisión de inversión;</w:t>
-      </w:r>
-    </w:p>
-    <w:p>
-      <w:pPr>
-        <w:numPr>
-          <w:ilvl w:val="0"/>
-          <w:numId w:val="10"/>
+        <w:t xml:space="preserve"> una decisión de inversión; </w:t>
+      </w:r>
+    </w:p>
+    <w:p>
+      <w:pPr>
+        <w:numPr>
+          <w:ilvl w:val="0"/>
+          <w:numId w:val="11"/>
         </w:numPr>
         <w:spacing w:after="0" w:afterAutospacing="0" w:before="0" w:beforeAutospacing="0" w:lineRule="auto"/>
         <w:ind w:left="720" w:hanging="360"/>
@@ -1540,14 +1578,14 @@
         <w:rPr>
           <w:rtl w:val="0"/>
         </w:rPr>
-        <w:t xml:space="preserve">una evaluación de riesgo;</w:t>
-      </w:r>
-    </w:p>
-    <w:p>
-      <w:pPr>
-        <w:numPr>
-          <w:ilvl w:val="0"/>
-          <w:numId w:val="10"/>
+        <w:t xml:space="preserve">una evaluación de riesgo; </w:t>
+      </w:r>
+    </w:p>
+    <w:p>
+      <w:pPr>
+        <w:numPr>
+          <w:ilvl w:val="0"/>
+          <w:numId w:val="11"/>
         </w:numPr>
         <w:spacing w:after="0" w:afterAutospacing="0" w:before="0" w:beforeAutospacing="0" w:lineRule="auto"/>
         <w:ind w:left="720" w:hanging="360"/>
@@ -1556,14 +1594,14 @@
         <w:rPr>
           <w:rtl w:val="0"/>
         </w:rPr>
-        <w:t xml:space="preserve">una instrucción operacional;</w:t>
-      </w:r>
-    </w:p>
-    <w:p>
-      <w:pPr>
-        <w:numPr>
-          <w:ilvl w:val="0"/>
-          <w:numId w:val="10"/>
+        <w:t xml:space="preserve">una instrucción operacional; </w:t>
+      </w:r>
+    </w:p>
+    <w:p>
+      <w:pPr>
+        <w:numPr>
+          <w:ilvl w:val="0"/>
+          <w:numId w:val="11"/>
         </w:numPr>
         <w:spacing w:after="0" w:afterAutospacing="0" w:before="0" w:beforeAutospacing="0" w:lineRule="auto"/>
         <w:ind w:left="720" w:hanging="360"/>
@@ -1572,14 +1610,14 @@
         <w:rPr>
           <w:rtl w:val="0"/>
         </w:rPr>
-        <w:t xml:space="preserve">una orden de mercado;</w:t>
-      </w:r>
-    </w:p>
-    <w:p>
-      <w:pPr>
-        <w:numPr>
-          <w:ilvl w:val="0"/>
-          <w:numId w:val="10"/>
+        <w:t xml:space="preserve">una orden de mercado; </w:t>
+      </w:r>
+    </w:p>
+    <w:p>
+      <w:pPr>
+        <w:numPr>
+          <w:ilvl w:val="0"/>
+          <w:numId w:val="11"/>
         </w:numPr>
         <w:spacing w:after="0" w:afterAutospacing="0" w:before="0" w:beforeAutospacing="0" w:lineRule="auto"/>
         <w:ind w:left="720" w:hanging="360"/>
@@ -1588,14 +1626,62 @@
         <w:rPr>
           <w:rtl w:val="0"/>
         </w:rPr>
-        <w:t xml:space="preserve">un algoritmo;</w:t>
-      </w:r>
-    </w:p>
-    <w:p>
-      <w:pPr>
-        <w:numPr>
-          <w:ilvl w:val="0"/>
-          <w:numId w:val="10"/>
+        <w:t xml:space="preserve">un algoritmo; </w:t>
+      </w:r>
+    </w:p>
+    <w:p>
+      <w:pPr>
+        <w:numPr>
+          <w:ilvl w:val="0"/>
+          <w:numId w:val="11"/>
+        </w:numPr>
+        <w:spacing w:after="0" w:afterAutospacing="0" w:before="0" w:beforeAutospacing="0" w:lineRule="auto"/>
+        <w:ind w:left="720" w:hanging="360"/>
+      </w:pPr>
+      <w:r>
+        <w:rPr>
+          <w:rtl w:val="0"/>
+        </w:rPr>
+        <w:t xml:space="preserve">un mecanismo de ejecución; </w:t>
+      </w:r>
+    </w:p>
+    <w:p>
+      <w:pPr>
+        <w:numPr>
+          <w:ilvl w:val="0"/>
+          <w:numId w:val="11"/>
+        </w:numPr>
+        <w:spacing w:after="0" w:afterAutospacing="0" w:before="0" w:beforeAutospacing="0" w:lineRule="auto"/>
+        <w:ind w:left="720" w:hanging="360"/>
+      </w:pPr>
+      <w:r>
+        <w:rPr>
+          <w:rtl w:val="0"/>
+        </w:rPr>
+        <w:t xml:space="preserve">una valoración de mercado; </w:t>
+      </w:r>
+    </w:p>
+    <w:p>
+      <w:pPr>
+        <w:numPr>
+          <w:ilvl w:val="0"/>
+          <w:numId w:val="11"/>
+        </w:numPr>
+        <w:spacing w:after="0" w:afterAutospacing="0" w:before="0" w:beforeAutospacing="0" w:lineRule="auto"/>
+        <w:ind w:left="720" w:hanging="360"/>
+      </w:pPr>
+      <w:r>
+        <w:rPr>
+          <w:rtl w:val="0"/>
+        </w:rPr>
+        <w:t xml:space="preserve">una distribución de pesos; </w:t>
+      </w:r>
+    </w:p>
+    <w:p>
+      <w:pPr>
+        <w:numPr>
+          <w:ilvl w:val="0"/>
+          <w:numId w:val="11"/>
         </w:numPr>
         <w:spacing w:after="240" w:before="0" w:beforeAutospacing="0" w:lineRule="auto"/>
         <w:ind w:left="720" w:hanging="360"/>
@@ -1604,7 +1690,50 @@
         <w:rPr>
           <w:rtl w:val="0"/>
         </w:rPr>
-        <w:t xml:space="preserve">un mecanismo de ejecución.</w:t>
+        <w:t xml:space="preserve">una transición entre estados. </w:t>
+      </w:r>
+    </w:p>
+    <w:p>
+      <w:pPr>
+        <w:spacing w:after="240" w:before="240" w:lineRule="auto"/>
+        <w:ind w:left="720" w:firstLine="0"/>
+        <w:rPr/>
+      </w:pPr>
+      <w:r>
+        <w:rPr>
+          <w:rtl w:val="0"/>
+        </w:rPr>
+      </w:r>
+    </w:p>
+    <w:p>
+      <w:pPr>
+        <w:spacing w:after="240" w:before="240" w:lineRule="auto"/>
+        <w:ind w:left="720" w:firstLine="0"/>
+        <w:rPr/>
+      </w:pPr>
+      <w:r>
+        <w:rPr>
+          <w:rtl w:val="0"/>
+        </w:rPr>
+        <w:t xml:space="preserve">Las cantidades de instrumentos y los importes monetarios constituyen la representación fundamental del estado.</w:t>
+      </w:r>
+    </w:p>
+    <w:p>
+      <w:pPr>
+        <w:spacing w:after="240" w:before="240" w:lineRule="auto"/>
+        <w:ind w:left="720" w:firstLine="0"/>
+        <w:rPr/>
+      </w:pPr>
+      <w:r>
+        <w:rPr>
+          <w:rtl w:val="0"/>
+        </w:rPr>
+        <w:t xml:space="preserve"> Los precios, valores de mercado, pesos, moneda base, ganancias y pérdidas no forman parte del contrato mínimo definido por este incremento. </w:t>
+      </w:r>
+      <w:r>
+        <w:rPr>
+          <w:rtl w:val="0"/>
+        </w:rPr>
       </w:r>
     </w:p>
     <w:p>
@@ -1628,78 +1757,868 @@
         <w:keepNext w:val="0"/>
         <w:keepLines w:val="0"/>
         <w:spacing w:before="480" w:lineRule="auto"/>
+        <w:rPr/>
+      </w:pPr>
+      <w:bookmarkStart w:colFirst="0" w:colLast="0" w:name="_ks3bdo5xogsi" w:id="10"/>
+      <w:bookmarkEnd w:id="10"/>
+      <w:r>
         <w:rPr>
           <w:b w:val="1"/>
           <w:bCs w:val="1"/>
           <w:sz w:val="46"/>
           <w:szCs w:val="46"/>
-        </w:rPr>
-      </w:pPr>
-      <w:bookmarkStart w:colFirst="0" w:colLast="0" w:name="_ks3bdo5xogsi" w:id="10"/>
-      <w:bookmarkEnd w:id="10"/>
-      <w:r>
+          <w:rtl w:val="0"/>
+        </w:rPr>
+        <w:t xml:space="preserve">10. Identidad Arquitectónica</w:t>
+      </w:r>
+      <w:r>
+        <w:rPr>
+          <w:rtl w:val="0"/>
+        </w:rPr>
+      </w:r>
+    </w:p>
+    <w:p>
+      <w:pPr>
+        <w:spacing w:after="240" w:before="240" w:lineRule="auto"/>
+        <w:rPr/>
+      </w:pPr>
+      <w:r>
+        <w:rPr>
+          <w:rtl w:val="0"/>
+        </w:rPr>
+      </w:r>
+    </w:p>
+    <w:p>
+      <w:pPr>
+        <w:spacing w:after="240" w:before="240" w:lineRule="auto"/>
+        <w:rPr/>
+      </w:pPr>
+      <w:r>
+        <w:rPr>
+          <w:rtl w:val="0"/>
+        </w:rPr>
+        <w:t xml:space="preserve">El activo implementado por este incremento posee identidad semántica propia.</w:t>
+      </w:r>
+    </w:p>
+    <w:p>
+      <w:pPr>
+        <w:spacing w:after="240" w:before="240" w:lineRule="auto"/>
+        <w:rPr/>
+      </w:pPr>
+      <w:r>
+        <w:rPr>
+          <w:rtl w:val="0"/>
+        </w:rPr>
+        <w:t xml:space="preserve">Su identidad arquitectónica depende exclusivamente de:</w:t>
+      </w:r>
+    </w:p>
+    <w:p>
+      <w:pPr>
+        <w:spacing w:after="240" w:before="240" w:lineRule="auto"/>
+        <w:rPr/>
+      </w:pPr>
+      <w:r>
+        <w:rPr>
+          <w:rtl w:val="0"/>
+        </w:rPr>
+        <w:t xml:space="preserve">las posiciones del portafolio expresadas mediante la identidad pública de cada instrumento y su cantidad decimal canónica;</w:t>
+      </w:r>
+    </w:p>
+    <w:p>
+      <w:pPr>
+        <w:spacing w:after="240" w:before="240" w:lineRule="auto"/>
+        <w:rPr/>
+      </w:pPr>
+      <w:r>
+        <w:rPr>
+          <w:rtl w:val="0"/>
+        </w:rPr>
+        <w:t xml:space="preserve">las disponibilidades monetarias expresadas mediante la identidad pública de cada moneda y su importe decimal canónico.</w:t>
+      </w:r>
+    </w:p>
+    <w:p>
+      <w:pPr>
+        <w:spacing w:after="240" w:before="240" w:lineRule="auto"/>
+        <w:rPr/>
+      </w:pPr>
+      <w:r>
+        <w:rPr>
+          <w:rtl w:val="0"/>
+        </w:rPr>
+      </w:r>
+    </w:p>
+    <w:p>
+      <w:pPr>
+        <w:spacing w:after="240" w:before="240" w:lineRule="auto"/>
+        <w:rPr/>
+      </w:pPr>
+      <w:r>
+        <w:rPr>
+          <w:rtl w:val="0"/>
+        </w:rPr>
+        <w:t xml:space="preserve">La identidad del activo no depende de:</w:t>
+      </w:r>
+    </w:p>
+    <w:p>
+      <w:pPr>
+        <w:spacing w:after="240" w:before="240" w:lineRule="auto"/>
+        <w:rPr/>
+      </w:pPr>
+      <w:r>
+        <w:rPr>
+          <w:rtl w:val="0"/>
+        </w:rPr>
+      </w:r>
+    </w:p>
+    <w:p>
+      <w:pPr>
+        <w:numPr>
+          <w:ilvl w:val="0"/>
+          <w:numId w:val="8"/>
+        </w:numPr>
+        <w:spacing w:after="0" w:afterAutospacing="0" w:before="240" w:lineRule="auto"/>
+        <w:ind w:left="720" w:hanging="360"/>
+        <w:rPr>
+          <w:u w:val="none"/>
+        </w:rPr>
+      </w:pPr>
+      <w:r>
+        <w:rPr>
+          <w:rtl w:val="0"/>
+        </w:rPr>
+        <w:t xml:space="preserve">la DecisionProposal que participó en su generación;</w:t>
+      </w:r>
+    </w:p>
+    <w:p>
+      <w:pPr>
+        <w:numPr>
+          <w:ilvl w:val="0"/>
+          <w:numId w:val="8"/>
+        </w:numPr>
+        <w:spacing w:after="0" w:afterAutospacing="0" w:before="0" w:beforeAutospacing="0" w:lineRule="auto"/>
+        <w:ind w:left="720" w:hanging="360"/>
+        <w:rPr>
+          <w:u w:val="none"/>
+        </w:rPr>
+      </w:pPr>
+      <w:r>
+        <w:rPr>
+          <w:rtl w:val="0"/>
+        </w:rPr>
+        <w:t xml:space="preserve">el RiskEvaluationResult consumido;</w:t>
+      </w:r>
+    </w:p>
+    <w:p>
+      <w:pPr>
+        <w:numPr>
+          <w:ilvl w:val="0"/>
+          <w:numId w:val="8"/>
+        </w:numPr>
+        <w:spacing w:after="0" w:afterAutospacing="0" w:before="0" w:beforeAutospacing="0" w:lineRule="auto"/>
+        <w:ind w:left="720" w:hanging="360"/>
+        <w:rPr>
+          <w:u w:val="none"/>
+        </w:rPr>
+      </w:pPr>
+      <w:r>
+        <w:rPr>
+          <w:rtl w:val="0"/>
+        </w:rPr>
+        <w:t xml:space="preserve">el Current Portfolio State utilizado;</w:t>
+      </w:r>
+    </w:p>
+    <w:p>
+      <w:pPr>
+        <w:numPr>
+          <w:ilvl w:val="0"/>
+          <w:numId w:val="8"/>
+        </w:numPr>
+        <w:spacing w:after="0" w:afterAutospacing="0" w:before="0" w:beforeAutospacing="0" w:lineRule="auto"/>
+        <w:ind w:left="720" w:hanging="360"/>
+        <w:rPr>
+          <w:u w:val="none"/>
+        </w:rPr>
+      </w:pPr>
+      <w:r>
+        <w:rPr>
+          <w:rtl w:val="0"/>
+        </w:rPr>
+        <w:t xml:space="preserve">el rol arquitectónico desempeñado por la instancia;</w:t>
+      </w:r>
+    </w:p>
+    <w:p>
+      <w:pPr>
+        <w:numPr>
+          <w:ilvl w:val="0"/>
+          <w:numId w:val="8"/>
+        </w:numPr>
+        <w:spacing w:after="0" w:afterAutospacing="0" w:before="0" w:beforeAutospacing="0" w:lineRule="auto"/>
+        <w:ind w:left="720" w:hanging="360"/>
+        <w:rPr>
+          <w:u w:val="none"/>
+        </w:rPr>
+      </w:pPr>
+      <w:r>
+        <w:rPr>
+          <w:rtl w:val="0"/>
+        </w:rPr>
+        <w:t xml:space="preserve">las referencias de trazabilidad;</w:t>
+      </w:r>
+    </w:p>
+    <w:p>
+      <w:pPr>
+        <w:numPr>
+          <w:ilvl w:val="0"/>
+          <w:numId w:val="8"/>
+        </w:numPr>
+        <w:spacing w:after="0" w:afterAutospacing="0" w:before="0" w:beforeAutospacing="0" w:lineRule="auto"/>
+        <w:ind w:left="720" w:hanging="360"/>
+        <w:rPr>
+          <w:u w:val="none"/>
+        </w:rPr>
+      </w:pPr>
+      <w:r>
+        <w:rPr>
+          <w:rtl w:val="0"/>
+        </w:rPr>
+        <w:t xml:space="preserve">el orden en que fueron suministrados los componentes;</w:t>
+      </w:r>
+    </w:p>
+    <w:p>
+      <w:pPr>
+        <w:numPr>
+          <w:ilvl w:val="0"/>
+          <w:numId w:val="8"/>
+        </w:numPr>
+        <w:spacing w:after="0" w:afterAutospacing="0" w:before="0" w:beforeAutospacing="0" w:lineRule="auto"/>
+        <w:ind w:left="720" w:hanging="360"/>
+        <w:rPr>
+          <w:u w:val="none"/>
+        </w:rPr>
+      </w:pPr>
+      <w:r>
+        <w:rPr>
+          <w:rtl w:val="0"/>
+        </w:rPr>
+        <w:t xml:space="preserve">el algoritmo utilizado para determinar el estado objetivo;</w:t>
+      </w:r>
+    </w:p>
+    <w:p>
+      <w:pPr>
+        <w:numPr>
+          <w:ilvl w:val="0"/>
+          <w:numId w:val="8"/>
+        </w:numPr>
+        <w:spacing w:after="0" w:afterAutospacing="0" w:before="0" w:beforeAutospacing="0" w:lineRule="auto"/>
+        <w:ind w:left="720" w:hanging="360"/>
+        <w:rPr>
+          <w:u w:val="none"/>
+        </w:rPr>
+      </w:pPr>
+      <w:r>
+        <w:rPr>
+          <w:rtl w:val="0"/>
+        </w:rPr>
+        <w:t xml:space="preserve">el mecanismo posterior de ejecución;</w:t>
+      </w:r>
+    </w:p>
+    <w:p>
+      <w:pPr>
+        <w:numPr>
+          <w:ilvl w:val="0"/>
+          <w:numId w:val="8"/>
+        </w:numPr>
+        <w:spacing w:after="0" w:afterAutospacing="0" w:before="0" w:beforeAutospacing="0" w:lineRule="auto"/>
+        <w:ind w:left="720" w:hanging="360"/>
+        <w:rPr>
+          <w:u w:val="none"/>
+        </w:rPr>
+      </w:pPr>
+      <w:r>
+        <w:rPr>
+          <w:rtl w:val="0"/>
+        </w:rPr>
+        <w:t xml:space="preserve">precios;</w:t>
+      </w:r>
+    </w:p>
+    <w:p>
+      <w:pPr>
+        <w:numPr>
+          <w:ilvl w:val="0"/>
+          <w:numId w:val="8"/>
+        </w:numPr>
+        <w:spacing w:after="0" w:afterAutospacing="0" w:before="0" w:beforeAutospacing="0" w:lineRule="auto"/>
+        <w:ind w:left="720" w:hanging="360"/>
+        <w:rPr>
+          <w:u w:val="none"/>
+        </w:rPr>
+      </w:pPr>
+      <w:r>
+        <w:rPr>
+          <w:rtl w:val="0"/>
+        </w:rPr>
+        <w:t xml:space="preserve">valoraciones;</w:t>
+      </w:r>
+    </w:p>
+    <w:p>
+      <w:pPr>
+        <w:numPr>
+          <w:ilvl w:val="0"/>
+          <w:numId w:val="8"/>
+        </w:numPr>
+        <w:spacing w:after="0" w:afterAutospacing="0" w:before="0" w:beforeAutospacing="0" w:lineRule="auto"/>
+        <w:ind w:left="720" w:hanging="360"/>
+        <w:rPr>
+          <w:u w:val="none"/>
+        </w:rPr>
+      </w:pPr>
+      <w:r>
+        <w:rPr>
+          <w:rtl w:val="0"/>
+        </w:rPr>
+        <w:t xml:space="preserve">pesos;</w:t>
+      </w:r>
+    </w:p>
+    <w:p>
+      <w:pPr>
+        <w:numPr>
+          <w:ilvl w:val="0"/>
+          <w:numId w:val="8"/>
+        </w:numPr>
+        <w:spacing w:after="0" w:afterAutospacing="0" w:before="0" w:beforeAutospacing="0" w:lineRule="auto"/>
+        <w:ind w:left="720" w:hanging="360"/>
+        <w:rPr>
+          <w:u w:val="none"/>
+        </w:rPr>
+      </w:pPr>
+      <w:r>
+        <w:rPr>
+          <w:rtl w:val="0"/>
+        </w:rPr>
+        <w:t xml:space="preserve">moneda base;</w:t>
+      </w:r>
+    </w:p>
+    <w:p>
+      <w:pPr>
+        <w:numPr>
+          <w:ilvl w:val="0"/>
+          <w:numId w:val="8"/>
+        </w:numPr>
+        <w:spacing w:after="0" w:afterAutospacing="0" w:before="0" w:beforeAutospacing="0" w:lineRule="auto"/>
+        <w:ind w:left="720" w:hanging="360"/>
+        <w:rPr>
+          <w:u w:val="none"/>
+        </w:rPr>
+      </w:pPr>
+      <w:r>
+        <w:rPr>
+          <w:rtl w:val="0"/>
+        </w:rPr>
+        <w:t xml:space="preserve">timestamps;</w:t>
+      </w:r>
+    </w:p>
+    <w:p>
+      <w:pPr>
+        <w:numPr>
+          <w:ilvl w:val="0"/>
+          <w:numId w:val="8"/>
+        </w:numPr>
+        <w:spacing w:after="0" w:afterAutospacing="0" w:before="0" w:beforeAutospacing="0" w:lineRule="auto"/>
+        <w:ind w:left="720" w:hanging="360"/>
+        <w:rPr>
+          <w:u w:val="none"/>
+        </w:rPr>
+      </w:pPr>
+      <w:r>
+        <w:rPr>
+          <w:rtl w:val="0"/>
+        </w:rPr>
+        <w:t xml:space="preserve">identificadores aleatorios;</w:t>
+      </w:r>
+    </w:p>
+    <w:p>
+      <w:pPr>
+        <w:numPr>
+          <w:ilvl w:val="0"/>
+          <w:numId w:val="8"/>
+        </w:numPr>
+        <w:spacing w:after="0" w:afterAutospacing="0" w:before="0" w:beforeAutospacing="0" w:lineRule="auto"/>
+        <w:ind w:left="720" w:hanging="360"/>
+        <w:rPr>
+          <w:u w:val="none"/>
+        </w:rPr>
+      </w:pPr>
+      <w:r>
+        <w:rPr>
+          <w:rtl w:val="0"/>
+        </w:rPr>
+        <w:t xml:space="preserve">persistencia;</w:t>
+      </w:r>
+    </w:p>
+    <w:p>
+      <w:pPr>
+        <w:numPr>
+          <w:ilvl w:val="0"/>
+          <w:numId w:val="8"/>
+        </w:numPr>
+        <w:spacing w:after="240" w:before="0" w:beforeAutospacing="0" w:lineRule="auto"/>
+        <w:ind w:left="720" w:hanging="360"/>
+        <w:rPr>
+          <w:u w:val="none"/>
+        </w:rPr>
+      </w:pPr>
+      <w:r>
+        <w:rPr>
+          <w:rtl w:val="0"/>
+        </w:rPr>
+        <w:t xml:space="preserve">infraestructura.</w:t>
+      </w:r>
+    </w:p>
+    <w:p>
+      <w:pPr>
+        <w:spacing w:after="240" w:before="240" w:lineRule="auto"/>
+        <w:rPr/>
+      </w:pPr>
+      <w:r>
+        <w:rPr>
+          <w:rtl w:val="0"/>
+        </w:rPr>
+      </w:r>
+    </w:p>
+    <w:p>
+      <w:pPr>
+        <w:spacing w:after="240" w:before="240" w:lineRule="auto"/>
+        <w:rPr/>
+      </w:pPr>
+      <w:r>
+        <w:rPr>
+          <w:rtl w:val="0"/>
+        </w:rPr>
+        <w:t xml:space="preserve">Dos instancias que representen las mismas posiciones y disponibilidades monetarias en su forma canónica deberán poseer la misma identidad semántica.</w:t>
+      </w:r>
+    </w:p>
+    <w:p>
+      <w:pPr>
+        <w:spacing w:after="240" w:before="240" w:lineRule="auto"/>
+        <w:rPr/>
+      </w:pPr>
+      <w:r>
+        <w:rPr>
+          <w:rtl w:val="0"/>
+        </w:rPr>
+      </w:r>
+    </w:p>
+    <w:p>
+      <w:pPr>
+        <w:spacing w:after="240" w:before="240" w:lineRule="auto"/>
+        <w:rPr/>
+      </w:pPr>
+      <w:r>
+        <w:rPr>
+          <w:rtl w:val="0"/>
+        </w:rPr>
+        <w:t xml:space="preserve">Toda evolución posterior deberá preservar esta propiedad arquitectónica.</w:t>
+      </w:r>
+    </w:p>
+    <w:p>
+      <w:pPr>
+        <w:spacing w:after="240" w:before="240" w:lineRule="auto"/>
+        <w:rPr/>
+      </w:pPr>
+      <w:r>
+        <w:rPr>
+          <w:rtl w:val="0"/>
+        </w:rPr>
+      </w:r>
+    </w:p>
+    <w:p>
+      <w:pPr>
+        <w:pStyle w:val="Heading2"/>
+        <w:spacing w:after="240" w:before="240" w:lineRule="auto"/>
+        <w:rPr/>
+      </w:pPr>
+      <w:bookmarkStart w:colFirst="0" w:colLast="0" w:name="_g80glf346cvo" w:id="11"/>
+      <w:bookmarkEnd w:id="11"/>
+      <w:r>
+        <w:rPr>
+          <w:rtl w:val="0"/>
+        </w:rPr>
+        <w:t xml:space="preserve">10.1 Forma Canónica del Estado</w:t>
+      </w:r>
+    </w:p>
+    <w:p>
+      <w:pPr>
+        <w:spacing w:after="240" w:before="240" w:lineRule="auto"/>
+        <w:rPr/>
+      </w:pPr>
+      <w:r>
+        <w:rPr>
+          <w:rtl w:val="0"/>
+        </w:rPr>
+      </w:r>
+    </w:p>
+    <w:p>
+      <w:pPr>
+        <w:spacing w:after="240" w:before="240" w:lineRule="auto"/>
+        <w:rPr/>
+      </w:pPr>
+      <w:r>
+        <w:rPr>
+          <w:rtl w:val="0"/>
+        </w:rPr>
+        <w:t xml:space="preserve">La representación canónica de Portfolio State deberá satisfacer simultáneamente las siguientes propiedades:</w:t>
+      </w:r>
+    </w:p>
+    <w:p>
+      <w:pPr>
+        <w:spacing w:after="240" w:before="240" w:lineRule="auto"/>
+        <w:rPr/>
+      </w:pPr>
+      <w:r>
+        <w:rPr>
+          <w:rtl w:val="0"/>
+        </w:rPr>
+      </w:r>
+    </w:p>
+    <w:p>
+      <w:pPr>
+        <w:spacing w:after="240" w:before="240" w:lineRule="auto"/>
+        <w:rPr/>
+      </w:pPr>
+      <w:r>
+        <w:rPr>
+          <w:rtl w:val="0"/>
+        </w:rPr>
+        <w:t xml:space="preserve">las posiciones carecen de orden semántico;</w:t>
+      </w:r>
+    </w:p>
+    <w:p>
+      <w:pPr>
+        <w:spacing w:after="240" w:before="240" w:lineRule="auto"/>
+        <w:rPr/>
+      </w:pPr>
+      <w:r>
+        <w:rPr>
+          <w:rtl w:val="0"/>
+        </w:rPr>
+        <w:t xml:space="preserve">las disponibilidades monetarias carecen de orden semántico;</w:t>
+      </w:r>
+    </w:p>
+    <w:p>
+      <w:pPr>
+        <w:spacing w:after="240" w:before="240" w:lineRule="auto"/>
+        <w:rPr/>
+      </w:pPr>
+      <w:r>
+        <w:rPr>
+          <w:rtl w:val="0"/>
+        </w:rPr>
+        <w:t xml:space="preserve">las posiciones se ordenarán determinísticamente por la identidad pública del instrumento;</w:t>
+      </w:r>
+    </w:p>
+    <w:p>
+      <w:pPr>
+        <w:spacing w:after="240" w:before="240" w:lineRule="auto"/>
+        <w:rPr/>
+      </w:pPr>
+      <w:r>
+        <w:rPr>
+          <w:rtl w:val="0"/>
+        </w:rPr>
+        <w:t xml:space="preserve">las disponibilidades monetarias se ordenarán determinísticamente por la identidad pública de la moneda;</w:t>
+      </w:r>
+    </w:p>
+    <w:p>
+      <w:pPr>
+        <w:spacing w:after="240" w:before="240" w:lineRule="auto"/>
+        <w:rPr/>
+      </w:pPr>
+      <w:r>
+        <w:rPr>
+          <w:rtl w:val="0"/>
+        </w:rPr>
+        <w:t xml:space="preserve">existirá como máximo una posición por instrumento;</w:t>
+      </w:r>
+    </w:p>
+    <w:p>
+      <w:pPr>
+        <w:spacing w:after="240" w:before="240" w:lineRule="auto"/>
+        <w:rPr/>
+      </w:pPr>
+      <w:r>
+        <w:rPr>
+          <w:rtl w:val="0"/>
+        </w:rPr>
+        <w:t xml:space="preserve">existirá como máximo una disponibilidad monetaria por moneda;</w:t>
+      </w:r>
+    </w:p>
+    <w:p>
+      <w:pPr>
+        <w:spacing w:after="240" w:before="240" w:lineRule="auto"/>
+        <w:rPr/>
+      </w:pPr>
+      <w:r>
+        <w:rPr>
+          <w:rtl w:val="0"/>
+        </w:rPr>
+        <w:t xml:space="preserve">no existirán posiciones con cantidad cero;</w:t>
+      </w:r>
+    </w:p>
+    <w:p>
+      <w:pPr>
+        <w:spacing w:after="240" w:before="240" w:lineRule="auto"/>
+        <w:rPr/>
+      </w:pPr>
+      <w:r>
+        <w:rPr>
+          <w:rtl w:val="0"/>
+        </w:rPr>
+        <w:t xml:space="preserve">no existirán disponibilidades monetarias con importe cero;</w:t>
+      </w:r>
+    </w:p>
+    <w:p>
+      <w:pPr>
+        <w:spacing w:after="240" w:before="240" w:lineRule="auto"/>
+        <w:rPr/>
+      </w:pPr>
+      <w:r>
+        <w:rPr>
+          <w:rtl w:val="0"/>
+        </w:rPr>
+        <w:t xml:space="preserve">todas las cantidades e importes serán decimales exactos y finitos;</w:t>
+      </w:r>
+    </w:p>
+    <w:p>
+      <w:pPr>
+        <w:spacing w:after="240" w:before="240" w:lineRule="auto"/>
+        <w:rPr/>
+      </w:pPr>
+      <w:r>
+        <w:rPr>
+          <w:rtl w:val="0"/>
+        </w:rPr>
+        <w:t xml:space="preserve">el estado contendrá al menos un componente material.</w:t>
+      </w:r>
+    </w:p>
+    <w:p>
+      <w:pPr>
+        <w:spacing w:after="240" w:before="240" w:lineRule="auto"/>
+        <w:rPr/>
+      </w:pPr>
+      <w:r>
+        <w:rPr>
+          <w:rtl w:val="0"/>
+        </w:rPr>
+      </w:r>
+    </w:p>
+    <w:p>
+      <w:pPr>
+        <w:spacing w:after="240" w:before="240" w:lineRule="auto"/>
+        <w:rPr/>
+      </w:pPr>
+      <w:r>
+        <w:rPr>
+          <w:rtl w:val="0"/>
+        </w:rPr>
+        <w:t xml:space="preserve">El orden canónico es exclusivamente representacional.</w:t>
+      </w:r>
+    </w:p>
+    <w:p>
+      <w:pPr>
+        <w:spacing w:after="240" w:before="240" w:lineRule="auto"/>
+        <w:rPr/>
+      </w:pPr>
+      <w:r>
+        <w:rPr>
+          <w:rtl w:val="0"/>
+        </w:rPr>
+      </w:r>
+    </w:p>
+    <w:p>
+      <w:pPr>
+        <w:spacing w:after="240" w:before="240" w:lineRule="auto"/>
+        <w:rPr/>
+      </w:pPr>
+      <w:r>
+        <w:rPr>
+          <w:rtl w:val="0"/>
+        </w:rPr>
+        <w:t xml:space="preserve">No expresa prioridad, preferencia, secuencia temporal ni orden de ejecución.</w:t>
+      </w:r>
+    </w:p>
+    <w:p>
+      <w:pPr>
+        <w:spacing w:after="240" w:before="240" w:lineRule="auto"/>
+        <w:rPr/>
+      </w:pPr>
+      <w:r>
+        <w:rPr>
+          <w:rtl w:val="0"/>
+        </w:rPr>
+      </w:r>
+    </w:p>
+    <w:p>
+      <w:pPr>
+        <w:spacing w:after="240" w:before="240" w:lineRule="auto"/>
+        <w:rPr/>
+      </w:pPr>
+      <w:r>
+        <w:rPr>
+          <w:rtl w:val="0"/>
+        </w:rPr>
+        <w:t xml:space="preserve">Los componentes duplicados no serán agregados ni corregidos silenciosamente.</w:t>
+      </w:r>
+    </w:p>
+    <w:p>
+      <w:pPr>
+        <w:spacing w:after="240" w:before="240" w:lineRule="auto"/>
+        <w:rPr/>
+      </w:pPr>
+      <w:r>
+        <w:rPr>
+          <w:rtl w:val="0"/>
+        </w:rPr>
+      </w:r>
+    </w:p>
+    <w:p>
+      <w:pPr>
+        <w:spacing w:after="240" w:before="240" w:lineRule="auto"/>
+        <w:rPr/>
+      </w:pPr>
+      <w:r>
+        <w:rPr>
+          <w:rtl w:val="0"/>
+        </w:rPr>
+        <w:t xml:space="preserve">La existencia de más de una posición para el mismo instrumento o de más de una disponibilidad monetaria para la misma moneda constituirá una contradicción estructural.</w:t>
+      </w:r>
+    </w:p>
+    <w:p>
+      <w:pPr>
+        <w:spacing w:after="240" w:before="240" w:lineRule="auto"/>
+        <w:rPr/>
+      </w:pPr>
+      <w:r>
+        <w:rPr>
+          <w:rtl w:val="0"/>
+        </w:rPr>
+      </w:r>
+    </w:p>
+    <w:p>
+      <w:pPr>
+        <w:spacing w:after="240" w:before="240" w:lineRule="auto"/>
+        <w:rPr/>
+      </w:pPr>
+      <w:r>
+        <w:rPr>
+          <w:rtl w:val="0"/>
+        </w:rPr>
+      </w:r>
+    </w:p>
+    <w:p>
+      <w:pPr>
+        <w:rPr/>
+      </w:pPr>
+      <w:r>
+        <w:pict>
+          <v:rect style="width:0.0pt;height:1.5pt" o:hr="t" o:hrstd="t" o:hralign="center" fillcolor="#A0A0A0" stroked="f"/>
+        </w:pict>
+      </w:r>
+      <w:r>
+        <w:rPr>
+          <w:rtl w:val="0"/>
+        </w:rPr>
+      </w:r>
+    </w:p>
+    <w:p>
+      <w:pPr>
+        <w:pStyle w:val="Heading1"/>
+        <w:keepNext w:val="0"/>
+        <w:keepLines w:val="0"/>
+        <w:spacing w:before="480" w:lineRule="auto"/>
         <w:rPr>
           <w:b w:val="1"/>
           <w:bCs w:val="1"/>
           <w:sz w:val="46"/>
           <w:szCs w:val="46"/>
-          <w:rtl w:val="0"/>
-        </w:rPr>
-        <w:t xml:space="preserve">10. Identidad Arquitectónica</w:t>
-      </w:r>
-    </w:p>
-    <w:p>
-      <w:pPr>
-        <w:spacing w:after="240" w:before="240" w:lineRule="auto"/>
-        <w:rPr/>
-      </w:pPr>
-      <w:r>
-        <w:rPr>
-          <w:rtl w:val="0"/>
-        </w:rPr>
-        <w:t xml:space="preserve">El activo implementado por este incremento posee identidad semántica propia.</w:t>
-      </w:r>
-    </w:p>
-    <w:p>
-      <w:pPr>
-        <w:spacing w:after="240" w:before="240" w:lineRule="auto"/>
-        <w:rPr/>
-      </w:pPr>
-      <w:r>
-        <w:rPr>
-          <w:rtl w:val="0"/>
-        </w:rPr>
-        <w:t xml:space="preserve">Su identidad arquitectónica depende exclusivamente del estado del portafolio representado por el contrato.</w:t>
-      </w:r>
-    </w:p>
-    <w:p>
-      <w:pPr>
-        <w:spacing w:after="240" w:before="240" w:lineRule="auto"/>
-        <w:rPr/>
-      </w:pPr>
-      <w:r>
-        <w:rPr>
-          <w:rtl w:val="0"/>
-        </w:rPr>
-      </w:r>
-    </w:p>
-    <w:p>
-      <w:pPr>
-        <w:spacing w:after="240" w:before="240" w:lineRule="auto"/>
-        <w:rPr/>
-      </w:pPr>
-      <w:r>
-        <w:rPr>
-          <w:rtl w:val="0"/>
-        </w:rPr>
-        <w:t xml:space="preserve">La identidad del activo no depende de:</w:t>
-      </w:r>
-    </w:p>
-    <w:p>
-      <w:pPr>
-        <w:numPr>
-          <w:ilvl w:val="0"/>
-          <w:numId w:val="17"/>
+        </w:rPr>
+      </w:pPr>
+      <w:bookmarkStart w:colFirst="0" w:colLast="0" w:name="_sh3w4e9tg5y8" w:id="12"/>
+      <w:bookmarkEnd w:id="12"/>
+      <w:r>
+        <w:rPr>
+          <w:b w:val="1"/>
+          <w:bCs w:val="1"/>
+          <w:sz w:val="46"/>
+          <w:szCs w:val="46"/>
+          <w:rtl w:val="0"/>
+        </w:rPr>
+        <w:t xml:space="preserve">11. Trazabilidad</w:t>
+      </w:r>
+    </w:p>
+    <w:p>
+      <w:pPr>
+        <w:spacing w:after="240" w:before="240" w:lineRule="auto"/>
+        <w:rPr/>
+      </w:pPr>
+      <w:r>
+        <w:rPr>
+          <w:rtl w:val="0"/>
+        </w:rPr>
+        <w:t xml:space="preserve">Cuando el contrato desempeñe el rol de Target Portfolio State, preservará referencias públicas hacia los elementos arquitectónicos utilizados para determinar dicho estado.</w:t>
+      </w:r>
+    </w:p>
+    <w:p>
+      <w:pPr>
+        <w:spacing w:after="240" w:before="240" w:lineRule="auto"/>
+        <w:rPr/>
+      </w:pPr>
+      <w:r>
+        <w:rPr>
+          <w:rtl w:val="0"/>
+        </w:rPr>
+      </w:r>
+    </w:p>
+    <w:p>
+      <w:pPr>
+        <w:spacing w:after="240" w:before="240" w:lineRule="auto"/>
+        <w:rPr/>
+      </w:pPr>
+      <w:r>
+        <w:rPr>
+          <w:rtl w:val="0"/>
+        </w:rPr>
+        <w:t xml:space="preserve">La trazabilidad constituye una propiedad permanente del contrato.</w:t>
+      </w:r>
+    </w:p>
+    <w:p>
+      <w:pPr>
+        <w:spacing w:after="240" w:before="240" w:lineRule="auto"/>
+        <w:rPr/>
+      </w:pPr>
+      <w:r>
+        <w:rPr>
+          <w:rtl w:val="0"/>
+        </w:rPr>
+        <w:t xml:space="preserve">Las referencias de trazabilidad no modifican la identidad semántica del activo.</w:t>
+      </w:r>
+    </w:p>
+    <w:p>
+      <w:pPr>
+        <w:spacing w:after="240" w:before="240" w:lineRule="auto"/>
+        <w:rPr/>
+      </w:pPr>
+      <w:r>
+        <w:rPr>
+          <w:rtl w:val="0"/>
+        </w:rPr>
+        <w:t xml:space="preserve">La trazabilidad permite reconstruir la relación arquitectónica entre:</w:t>
+      </w:r>
+    </w:p>
+    <w:p>
+      <w:pPr>
+        <w:numPr>
+          <w:ilvl w:val="0"/>
+          <w:numId w:val="14"/>
         </w:numPr>
         <w:spacing w:after="0" w:afterAutospacing="0" w:before="240" w:lineRule="auto"/>
         <w:ind w:left="720" w:hanging="360"/>
@@ -1708,14 +2627,14 @@
         <w:rPr>
           <w:rtl w:val="0"/>
         </w:rPr>
-        <w:t xml:space="preserve">la DecisionProposal que participó en su generación;</w:t>
-      </w:r>
-    </w:p>
-    <w:p>
-      <w:pPr>
-        <w:numPr>
-          <w:ilvl w:val="0"/>
-          <w:numId w:val="17"/>
+        <w:t xml:space="preserve">la DecisionProposal consumida;</w:t>
+      </w:r>
+    </w:p>
+    <w:p>
+      <w:pPr>
+        <w:numPr>
+          <w:ilvl w:val="0"/>
+          <w:numId w:val="14"/>
         </w:numPr>
         <w:spacing w:after="0" w:afterAutospacing="0" w:before="0" w:beforeAutospacing="0" w:lineRule="auto"/>
         <w:ind w:left="720" w:hanging="360"/>
@@ -1731,7 +2650,7 @@
       <w:pPr>
         <w:numPr>
           <w:ilvl w:val="0"/>
-          <w:numId w:val="17"/>
+          <w:numId w:val="14"/>
         </w:numPr>
         <w:spacing w:after="0" w:afterAutospacing="0" w:before="0" w:beforeAutospacing="0" w:lineRule="auto"/>
         <w:ind w:left="720" w:hanging="360"/>
@@ -1740,30 +2659,14 @@
         <w:rPr>
           <w:rtl w:val="0"/>
         </w:rPr>
-        <w:t xml:space="preserve">el contexto de dominio correspondiente al estado actual del portafolio;</w:t>
-      </w:r>
-    </w:p>
-    <w:p>
-      <w:pPr>
-        <w:numPr>
-          <w:ilvl w:val="0"/>
-          <w:numId w:val="17"/>
-        </w:numPr>
-        <w:spacing w:after="0" w:afterAutospacing="0" w:before="0" w:beforeAutospacing="0" w:lineRule="auto"/>
-        <w:ind w:left="720" w:hanging="360"/>
-      </w:pPr>
-      <w:r>
-        <w:rPr>
-          <w:rtl w:val="0"/>
-        </w:rPr>
-        <w:t xml:space="preserve">el algoritmo utilizado para determinar el estado objetivo;</w:t>
-      </w:r>
-    </w:p>
-    <w:p>
-      <w:pPr>
-        <w:numPr>
-          <w:ilvl w:val="0"/>
-          <w:numId w:val="17"/>
+        <w:t xml:space="preserve">el contexto de dominio utilizado;</w:t>
+      </w:r>
+    </w:p>
+    <w:p>
+      <w:pPr>
+        <w:numPr>
+          <w:ilvl w:val="0"/>
+          <w:numId w:val="14"/>
         </w:numPr>
         <w:spacing w:after="240" w:before="0" w:beforeAutospacing="0" w:lineRule="auto"/>
         <w:ind w:left="720" w:hanging="360"/>
@@ -1772,19 +2675,7 @@
         <w:rPr>
           <w:rtl w:val="0"/>
         </w:rPr>
-        <w:t xml:space="preserve">el mecanismo posterior de ejecución.</w:t>
-      </w:r>
-    </w:p>
-    <w:p>
-      <w:pPr>
-        <w:spacing w:after="240" w:before="240" w:lineRule="auto"/>
-        <w:rPr/>
-      </w:pPr>
-      <w:r>
-        <w:rPr>
-          <w:rtl w:val="0"/>
-        </w:rPr>
-        <w:t xml:space="preserve">Toda evolución posterior deberá preservar esta propiedad arquitectónica.</w:t>
+        <w:t xml:space="preserve">el estado objetivo publicado.</w:t>
       </w:r>
     </w:p>
     <w:p>
@@ -1815,8 +2706,8 @@
           <w:szCs w:val="46"/>
         </w:rPr>
       </w:pPr>
-      <w:bookmarkStart w:colFirst="0" w:colLast="0" w:name="_sh3w4e9tg5y8" w:id="11"/>
-      <w:bookmarkEnd w:id="11"/>
+      <w:bookmarkStart w:colFirst="0" w:colLast="0" w:name="_8y4z1obhfizq" w:id="13"/>
+      <w:bookmarkEnd w:id="13"/>
       <w:r>
         <w:rPr>
           <w:b w:val="1"/>
@@ -1825,73 +2716,50 @@
           <w:szCs w:val="46"/>
           <w:rtl w:val="0"/>
         </w:rPr>
-        <w:t xml:space="preserve">11. Trazabilidad</w:t>
-      </w:r>
-    </w:p>
-    <w:p>
-      <w:pPr>
-        <w:spacing w:after="240" w:before="240" w:lineRule="auto"/>
-        <w:rPr/>
-      </w:pPr>
-      <w:r>
-        <w:rPr>
-          <w:rtl w:val="0"/>
-        </w:rPr>
-        <w:t xml:space="preserve">Cuando el contrato desempeñe el rol de Target Portfolio State, preservará referencias públicas hacia los elementos arquitectónicos utilizados para determinar dicho estado.</w:t>
-      </w:r>
-    </w:p>
-    <w:p>
-      <w:pPr>
-        <w:spacing w:after="240" w:before="240" w:lineRule="auto"/>
-        <w:rPr/>
-      </w:pPr>
-      <w:r>
-        <w:rPr>
-          <w:rtl w:val="0"/>
-        </w:rPr>
-      </w:r>
-    </w:p>
-    <w:p>
-      <w:pPr>
-        <w:spacing w:after="240" w:before="240" w:lineRule="auto"/>
-        <w:rPr/>
-      </w:pPr>
-      <w:r>
-        <w:rPr>
-          <w:rtl w:val="0"/>
-        </w:rPr>
-        <w:t xml:space="preserve">La trazabilidad constituye una propiedad permanente del contrato.</w:t>
-      </w:r>
-    </w:p>
-    <w:p>
-      <w:pPr>
-        <w:spacing w:after="240" w:before="240" w:lineRule="auto"/>
-        <w:rPr/>
-      </w:pPr>
-      <w:r>
-        <w:rPr>
-          <w:rtl w:val="0"/>
-        </w:rPr>
-        <w:t xml:space="preserve">Las referencias de trazabilidad no modifican la identidad semántica del activo.</w:t>
-      </w:r>
-    </w:p>
-    <w:p>
-      <w:pPr>
-        <w:spacing w:after="240" w:before="240" w:lineRule="auto"/>
-        <w:rPr/>
-      </w:pPr>
-      <w:r>
-        <w:rPr>
-          <w:rtl w:val="0"/>
-        </w:rPr>
-        <w:t xml:space="preserve">La trazabilidad permite reconstruir la relación arquitectónica entre:</w:t>
-      </w:r>
-    </w:p>
-    <w:p>
-      <w:pPr>
-        <w:numPr>
-          <w:ilvl w:val="0"/>
-          <w:numId w:val="13"/>
+        <w:t xml:space="preserve">12. Consumibilidad</w:t>
+      </w:r>
+    </w:p>
+    <w:p>
+      <w:pPr>
+        <w:spacing w:after="240" w:before="240" w:lineRule="auto"/>
+        <w:rPr/>
+      </w:pPr>
+      <w:r>
+        <w:rPr>
+          <w:rtl w:val="0"/>
+        </w:rPr>
+        <w:t xml:space="preserve">El contrato implementado por este incremento constituye el único mecanismo autorizado para comunicar el resultado de la responsabilidad arquitectónica ejercida por Portfolio.</w:t>
+      </w:r>
+    </w:p>
+    <w:p>
+      <w:pPr>
+        <w:spacing w:after="240" w:before="240" w:lineRule="auto"/>
+        <w:rPr/>
+      </w:pPr>
+      <w:r>
+        <w:rPr>
+          <w:rtl w:val="0"/>
+        </w:rPr>
+        <w:t xml:space="preserve">Execution consumirá exclusivamente dicho contrato para iniciar su propia responsabilidad.</w:t>
+      </w:r>
+    </w:p>
+    <w:p>
+      <w:pPr>
+        <w:spacing w:after="240" w:before="240" w:lineRule="auto"/>
+        <w:rPr/>
+      </w:pPr>
+      <w:r>
+        <w:rPr>
+          <w:rtl w:val="0"/>
+        </w:rPr>
+        <w:t xml:space="preserve">Ninguna Capability posterior dependerá de:</w:t>
+      </w:r>
+    </w:p>
+    <w:p>
+      <w:pPr>
+        <w:numPr>
+          <w:ilvl w:val="0"/>
+          <w:numId w:val="16"/>
         </w:numPr>
         <w:spacing w:after="0" w:afterAutospacing="0" w:before="240" w:lineRule="auto"/>
         <w:ind w:left="720" w:hanging="360"/>
@@ -1900,14 +2768,14 @@
         <w:rPr>
           <w:rtl w:val="0"/>
         </w:rPr>
-        <w:t xml:space="preserve">la DecisionProposal consumida;</w:t>
-      </w:r>
-    </w:p>
-    <w:p>
-      <w:pPr>
-        <w:numPr>
-          <w:ilvl w:val="0"/>
-          <w:numId w:val="13"/>
+        <w:t xml:space="preserve">algoritmos internos de Portfolio;</w:t>
+      </w:r>
+    </w:p>
+    <w:p>
+      <w:pPr>
+        <w:numPr>
+          <w:ilvl w:val="0"/>
+          <w:numId w:val="16"/>
         </w:numPr>
         <w:spacing w:after="0" w:afterAutospacing="0" w:before="0" w:beforeAutospacing="0" w:lineRule="auto"/>
         <w:ind w:left="720" w:hanging="360"/>
@@ -1916,30 +2784,14 @@
         <w:rPr>
           <w:rtl w:val="0"/>
         </w:rPr>
-        <w:t xml:space="preserve">el RiskEvaluationResult consumido;</w:t>
-      </w:r>
-    </w:p>
-    <w:p>
-      <w:pPr>
-        <w:numPr>
-          <w:ilvl w:val="0"/>
-          <w:numId w:val="13"/>
-        </w:numPr>
-        <w:spacing w:after="0" w:afterAutospacing="0" w:before="0" w:beforeAutospacing="0" w:lineRule="auto"/>
-        <w:ind w:left="720" w:hanging="360"/>
-      </w:pPr>
-      <w:r>
-        <w:rPr>
-          <w:rtl w:val="0"/>
-        </w:rPr>
-        <w:t xml:space="preserve">el contexto de dominio utilizado;</w:t>
-      </w:r>
-    </w:p>
-    <w:p>
-      <w:pPr>
-        <w:numPr>
-          <w:ilvl w:val="0"/>
-          <w:numId w:val="13"/>
+        <w:t xml:space="preserve">implementaciones particulares;</w:t>
+      </w:r>
+    </w:p>
+    <w:p>
+      <w:pPr>
+        <w:numPr>
+          <w:ilvl w:val="0"/>
+          <w:numId w:val="16"/>
         </w:numPr>
         <w:spacing w:after="240" w:before="0" w:beforeAutospacing="0" w:lineRule="auto"/>
         <w:ind w:left="720" w:hanging="360"/>
@@ -1948,7 +2800,19 @@
         <w:rPr>
           <w:rtl w:val="0"/>
         </w:rPr>
-        <w:t xml:space="preserve">el estado objetivo publicado.</w:t>
+        <w:t xml:space="preserve">mecanismos privados.</w:t>
+      </w:r>
+    </w:p>
+    <w:p>
+      <w:pPr>
+        <w:spacing w:after="240" w:before="240" w:lineRule="auto"/>
+        <w:rPr/>
+      </w:pPr>
+      <w:r>
+        <w:rPr>
+          <w:rtl w:val="0"/>
+        </w:rPr>
+        <w:t xml:space="preserve">Toda interacción arquitectónica deberá realizarse exclusivamente mediante el contrato público implementado por este incremento.</w:t>
       </w:r>
     </w:p>
     <w:p>
@@ -1979,8 +2843,8 @@
           <w:szCs w:val="46"/>
         </w:rPr>
       </w:pPr>
-      <w:bookmarkStart w:colFirst="0" w:colLast="0" w:name="_8y4z1obhfizq" w:id="12"/>
-      <w:bookmarkEnd w:id="12"/>
+      <w:bookmarkStart w:colFirst="0" w:colLast="0" w:name="_2sp6rgda5ayh" w:id="14"/>
+      <w:bookmarkEnd w:id="14"/>
       <w:r>
         <w:rPr>
           <w:b w:val="1"/>
@@ -1989,50 +2853,38 @@
           <w:szCs w:val="46"/>
           <w:rtl w:val="0"/>
         </w:rPr>
-        <w:t xml:space="preserve">12. Consumibilidad</w:t>
-      </w:r>
-    </w:p>
-    <w:p>
-      <w:pPr>
-        <w:spacing w:after="240" w:before="240" w:lineRule="auto"/>
-        <w:rPr/>
-      </w:pPr>
-      <w:r>
-        <w:rPr>
-          <w:rtl w:val="0"/>
-        </w:rPr>
-        <w:t xml:space="preserve">El contrato implementado por este incremento constituye el único mecanismo autorizado para comunicar el resultado de la responsabilidad arquitectónica ejercida por Portfolio.</w:t>
-      </w:r>
-    </w:p>
-    <w:p>
-      <w:pPr>
-        <w:spacing w:after="240" w:before="240" w:lineRule="auto"/>
-        <w:rPr/>
-      </w:pPr>
-      <w:r>
-        <w:rPr>
-          <w:rtl w:val="0"/>
-        </w:rPr>
-        <w:t xml:space="preserve">Execution consumirá exclusivamente dicho contrato para iniciar su propia responsabilidad.</w:t>
-      </w:r>
-    </w:p>
-    <w:p>
-      <w:pPr>
-        <w:spacing w:after="240" w:before="240" w:lineRule="auto"/>
-        <w:rPr/>
-      </w:pPr>
-      <w:r>
-        <w:rPr>
-          <w:rtl w:val="0"/>
-        </w:rPr>
-        <w:t xml:space="preserve">Ninguna Capability posterior dependerá de:</w:t>
-      </w:r>
-    </w:p>
-    <w:p>
-      <w:pPr>
-        <w:numPr>
-          <w:ilvl w:val="0"/>
-          <w:numId w:val="15"/>
+        <w:t xml:space="preserve">13. Compatibilidad Arquitectónica</w:t>
+      </w:r>
+    </w:p>
+    <w:p>
+      <w:pPr>
+        <w:spacing w:after="240" w:before="240" w:lineRule="auto"/>
+        <w:rPr/>
+      </w:pPr>
+      <w:r>
+        <w:rPr>
+          <w:rtl w:val="0"/>
+        </w:rPr>
+        <w:t xml:space="preserve">El presente incremento preserva íntegramente las fronteras establecidas por DOC-032.</w:t>
+      </w:r>
+    </w:p>
+    <w:p>
+      <w:pPr>
+        <w:spacing w:after="240" w:before="240" w:lineRule="auto"/>
+        <w:rPr/>
+      </w:pPr>
+      <w:r>
+        <w:rPr>
+          <w:rtl w:val="0"/>
+        </w:rPr>
+        <w:t xml:space="preserve">No modifica:</w:t>
+      </w:r>
+    </w:p>
+    <w:p>
+      <w:pPr>
+        <w:numPr>
+          <w:ilvl w:val="0"/>
+          <w:numId w:val="18"/>
         </w:numPr>
         <w:spacing w:after="0" w:afterAutospacing="0" w:before="240" w:lineRule="auto"/>
         <w:ind w:left="720" w:hanging="360"/>
@@ -2041,14 +2893,14 @@
         <w:rPr>
           <w:rtl w:val="0"/>
         </w:rPr>
-        <w:t xml:space="preserve">algoritmos internos de Portfolio;</w:t>
-      </w:r>
-    </w:p>
-    <w:p>
-      <w:pPr>
-        <w:numPr>
-          <w:ilvl w:val="0"/>
-          <w:numId w:val="15"/>
+        <w:t xml:space="preserve">Decision Model;</w:t>
+      </w:r>
+    </w:p>
+    <w:p>
+      <w:pPr>
+        <w:numPr>
+          <w:ilvl w:val="0"/>
+          <w:numId w:val="18"/>
         </w:numPr>
         <w:spacing w:after="0" w:afterAutospacing="0" w:before="0" w:beforeAutospacing="0" w:lineRule="auto"/>
         <w:ind w:left="720" w:hanging="360"/>
@@ -2057,14 +2909,14 @@
         <w:rPr>
           <w:rtl w:val="0"/>
         </w:rPr>
-        <w:t xml:space="preserve">implementaciones particulares;</w:t>
-      </w:r>
-    </w:p>
-    <w:p>
-      <w:pPr>
-        <w:numPr>
-          <w:ilvl w:val="0"/>
-          <w:numId w:val="15"/>
+        <w:t xml:space="preserve">Risk;</w:t>
+      </w:r>
+    </w:p>
+    <w:p>
+      <w:pPr>
+        <w:numPr>
+          <w:ilvl w:val="0"/>
+          <w:numId w:val="18"/>
         </w:numPr>
         <w:spacing w:after="240" w:before="0" w:beforeAutospacing="0" w:lineRule="auto"/>
         <w:ind w:left="720" w:hanging="360"/>
@@ -2073,34 +2925,31 @@
         <w:rPr>
           <w:rtl w:val="0"/>
         </w:rPr>
-        <w:t xml:space="preserve">mecanismos privados.</w:t>
-      </w:r>
-    </w:p>
-    <w:p>
-      <w:pPr>
-        <w:spacing w:after="240" w:before="240" w:lineRule="auto"/>
-        <w:rPr/>
-      </w:pPr>
-      <w:r>
-        <w:rPr>
-          <w:rtl w:val="0"/>
-        </w:rPr>
-        <w:t xml:space="preserve">Toda interacción arquitectónica deberá realizarse exclusivamente mediante el contrato público implementado por este incremento.</w:t>
-      </w:r>
-    </w:p>
-    <w:p>
-      <w:pPr>
-        <w:rPr/>
-      </w:pPr>
-      <w:r>
-        <w:pict>
-          <v:rect style="width:0.0pt;height:1.5pt" o:hr="t" o:hrstd="t" o:hralign="center" fillcolor="#A0A0A0" stroked="f"/>
-        </w:pict>
-      </w:r>
-      <w:r>
-        <w:rPr>
-          <w:rtl w:val="0"/>
-        </w:rPr>
+        <w:t xml:space="preserve">Execution.</w:t>
+      </w:r>
+    </w:p>
+    <w:p>
+      <w:pPr>
+        <w:spacing w:after="240" w:before="240" w:lineRule="auto"/>
+        <w:rPr/>
+      </w:pPr>
+      <w:r>
+        <w:rPr>
+          <w:rtl w:val="0"/>
+        </w:rPr>
+        <w:t xml:space="preserve">El incremento introduce únicamente el contrato público correspondiente a Portfolio.</w:t>
+      </w:r>
+    </w:p>
+    <w:p>
+      <w:pPr>
+        <w:spacing w:after="240" w:before="240" w:lineRule="auto"/>
+        <w:rPr/>
+      </w:pPr>
+      <w:r>
+        <w:rPr>
+          <w:rtl w:val="0"/>
+        </w:rPr>
+        <w:t xml:space="preserve">Toda evolución posterior deberá preservar la compatibilidad arquitectónica con dichos documentos.</w:t>
       </w:r>
     </w:p>
     <w:p>
@@ -2116,8 +2965,8 @@
           <w:szCs w:val="46"/>
         </w:rPr>
       </w:pPr>
-      <w:bookmarkStart w:colFirst="0" w:colLast="0" w:name="_2sp6rgda5ayh" w:id="13"/>
-      <w:bookmarkEnd w:id="13"/>
+      <w:bookmarkStart w:colFirst="0" w:colLast="0" w:name="_unz1qvoj0ckr" w:id="15"/>
+      <w:bookmarkEnd w:id="15"/>
       <w:r>
         <w:rPr>
           <w:b w:val="1"/>
@@ -2126,38 +2975,238 @@
           <w:szCs w:val="46"/>
           <w:rtl w:val="0"/>
         </w:rPr>
-        <w:t xml:space="preserve">13. Compatibilidad Arquitectónica</w:t>
-      </w:r>
-    </w:p>
-    <w:p>
-      <w:pPr>
-        <w:spacing w:after="240" w:before="240" w:lineRule="auto"/>
-        <w:rPr/>
-      </w:pPr>
-      <w:r>
-        <w:rPr>
-          <w:rtl w:val="0"/>
-        </w:rPr>
-        <w:t xml:space="preserve">El presente incremento preserva íntegramente las fronteras establecidas por DOC-032.</w:t>
-      </w:r>
-    </w:p>
-    <w:p>
-      <w:pPr>
-        <w:spacing w:after="240" w:before="240" w:lineRule="auto"/>
-        <w:rPr/>
-      </w:pPr>
-      <w:r>
-        <w:rPr>
-          <w:rtl w:val="0"/>
-        </w:rPr>
-        <w:t xml:space="preserve">No modifica:</w:t>
-      </w:r>
-    </w:p>
-    <w:p>
-      <w:pPr>
-        <w:numPr>
-          <w:ilvl w:val="0"/>
-          <w:numId w:val="18"/>
+        <w:t xml:space="preserve">14. Invariantes del Modelo</w:t>
+      </w:r>
+    </w:p>
+    <w:p>
+      <w:pPr>
+        <w:spacing w:after="240" w:before="240" w:lineRule="auto"/>
+        <w:rPr/>
+      </w:pPr>
+      <w:r>
+        <w:rPr>
+          <w:rtl w:val="0"/>
+        </w:rPr>
+        <w:t xml:space="preserve">El modelo implementado por este incremento deberá preservar permanentemente las siguientes propiedades.</w:t>
+      </w:r>
+    </w:p>
+    <w:p>
+      <w:pPr>
+        <w:rPr/>
+      </w:pPr>
+      <w:r>
+        <w:pict>
+          <v:rect style="width:0.0pt;height:1.5pt" o:hr="t" o:hrstd="t" o:hralign="center" fillcolor="#A0A0A0" stroked="f"/>
+        </w:pict>
+      </w:r>
+      <w:r>
+        <w:rPr>
+          <w:rtl w:val="0"/>
+        </w:rPr>
+      </w:r>
+    </w:p>
+    <w:p>
+      <w:pPr>
+        <w:pStyle w:val="Heading2"/>
+        <w:keepNext w:val="0"/>
+        <w:keepLines w:val="0"/>
+        <w:spacing w:after="80" w:lineRule="auto"/>
+        <w:rPr>
+          <w:b w:val="1"/>
+          <w:bCs w:val="1"/>
+          <w:sz w:val="34"/>
+          <w:szCs w:val="34"/>
+        </w:rPr>
+      </w:pPr>
+      <w:bookmarkStart w:colFirst="0" w:colLast="0" w:name="_orwic7a8na0o" w:id="16"/>
+      <w:bookmarkEnd w:id="16"/>
+      <w:r>
+        <w:rPr>
+          <w:b w:val="1"/>
+          <w:bCs w:val="1"/>
+          <w:sz w:val="34"/>
+          <w:szCs w:val="34"/>
+          <w:rtl w:val="0"/>
+        </w:rPr>
+        <w:t xml:space="preserve">IM-001 — Inmutabilidad</w:t>
+      </w:r>
+    </w:p>
+    <w:p>
+      <w:pPr>
+        <w:spacing w:after="240" w:before="240" w:lineRule="auto"/>
+        <w:rPr/>
+      </w:pPr>
+      <w:r>
+        <w:rPr>
+          <w:rtl w:val="0"/>
+        </w:rPr>
+        <w:t xml:space="preserve">Portfolio State constituye un activo de dominio inmutable.</w:t>
+      </w:r>
+      <w:r>
+        <w:rPr>
+          <w:rtl w:val="0"/>
+        </w:rPr>
+      </w:r>
+    </w:p>
+    <w:p>
+      <w:pPr>
+        <w:spacing w:after="240" w:before="240" w:lineRule="auto"/>
+        <w:rPr/>
+      </w:pPr>
+      <w:r>
+        <w:rPr>
+          <w:rtl w:val="0"/>
+        </w:rPr>
+        <w:t xml:space="preserve">Una vez construido, el contrato no podrá modificarse.</w:t>
+      </w:r>
+    </w:p>
+    <w:p>
+      <w:pPr>
+        <w:spacing w:after="240" w:before="240" w:lineRule="auto"/>
+        <w:rPr/>
+      </w:pPr>
+      <w:r>
+        <w:rPr>
+          <w:rtl w:val="0"/>
+        </w:rPr>
+        <w:t xml:space="preserve">Toda evolución posterior deberá producir un nuevo contrato.</w:t>
+      </w:r>
+    </w:p>
+    <w:p>
+      <w:pPr>
+        <w:rPr/>
+      </w:pPr>
+      <w:r>
+        <w:pict>
+          <v:rect style="width:0.0pt;height:1.5pt" o:hr="t" o:hrstd="t" o:hralign="center" fillcolor="#A0A0A0" stroked="f"/>
+        </w:pict>
+      </w:r>
+      <w:r>
+        <w:rPr>
+          <w:rtl w:val="0"/>
+        </w:rPr>
+      </w:r>
+    </w:p>
+    <w:p>
+      <w:pPr>
+        <w:pStyle w:val="Heading2"/>
+        <w:keepNext w:val="0"/>
+        <w:keepLines w:val="0"/>
+        <w:spacing w:after="80" w:lineRule="auto"/>
+        <w:rPr>
+          <w:b w:val="1"/>
+          <w:bCs w:val="1"/>
+          <w:sz w:val="34"/>
+          <w:szCs w:val="34"/>
+        </w:rPr>
+      </w:pPr>
+      <w:bookmarkStart w:colFirst="0" w:colLast="0" w:name="_knkscinqzdja" w:id="17"/>
+      <w:bookmarkEnd w:id="17"/>
+      <w:r>
+        <w:rPr>
+          <w:b w:val="1"/>
+          <w:bCs w:val="1"/>
+          <w:sz w:val="34"/>
+          <w:szCs w:val="34"/>
+          <w:rtl w:val="0"/>
+        </w:rPr>
+        <w:t xml:space="preserve">IM-002 — Identidad Semántica</w:t>
+      </w:r>
+    </w:p>
+    <w:p>
+      <w:pPr>
+        <w:spacing w:after="240" w:before="240" w:lineRule="auto"/>
+        <w:ind w:left="0" w:firstLine="0"/>
+        <w:rPr/>
+      </w:pPr>
+      <w:r>
+        <w:rPr>
+          <w:rtl w:val="0"/>
+        </w:rPr>
+        <w:t xml:space="preserve">IM-002 — Identidad Semántica</w:t>
+      </w:r>
+    </w:p>
+    <w:p>
+      <w:pPr>
+        <w:spacing w:after="240" w:before="240" w:lineRule="auto"/>
+        <w:ind w:left="720" w:firstLine="0"/>
+        <w:rPr/>
+      </w:pPr>
+      <w:r>
+        <w:rPr>
+          <w:rtl w:val="0"/>
+        </w:rPr>
+      </w:r>
+    </w:p>
+    <w:p>
+      <w:pPr>
+        <w:spacing w:after="240" w:before="240" w:lineRule="auto"/>
+        <w:ind w:left="0" w:firstLine="0"/>
+        <w:rPr/>
+      </w:pPr>
+      <w:r>
+        <w:rPr>
+          <w:rtl w:val="0"/>
+        </w:rPr>
+        <w:t xml:space="preserve">La identidad semántica del activo dependerá exclusivamente de:</w:t>
+      </w:r>
+    </w:p>
+    <w:p>
+      <w:pPr>
+        <w:spacing w:after="240" w:before="240" w:lineRule="auto"/>
+        <w:ind w:left="0" w:firstLine="720"/>
+        <w:rPr/>
+      </w:pPr>
+      <w:r>
+        <w:rPr>
+          <w:rtl w:val="0"/>
+        </w:rPr>
+        <w:t xml:space="preserve">las posiciones canónicas identificadas por instrumento y cantidad;</w:t>
+      </w:r>
+    </w:p>
+    <w:p>
+      <w:pPr>
+        <w:spacing w:after="240" w:before="240" w:lineRule="auto"/>
+        <w:ind w:left="0" w:firstLine="720"/>
+        <w:rPr/>
+      </w:pPr>
+      <w:r>
+        <w:rPr>
+          <w:rtl w:val="0"/>
+        </w:rPr>
+        <w:t xml:space="preserve">las disponibilidades monetarias canónicas identificadas por moneda e importe.</w:t>
+      </w:r>
+    </w:p>
+    <w:p>
+      <w:pPr>
+        <w:spacing w:after="240" w:before="240" w:lineRule="auto"/>
+        <w:ind w:left="720" w:firstLine="0"/>
+        <w:rPr/>
+      </w:pPr>
+      <w:r>
+        <w:rPr>
+          <w:rtl w:val="0"/>
+        </w:rPr>
+      </w:r>
+    </w:p>
+    <w:p>
+      <w:pPr>
+        <w:spacing w:after="240" w:before="240" w:lineRule="auto"/>
+        <w:ind w:left="0" w:firstLine="0"/>
+        <w:rPr/>
+      </w:pPr>
+      <w:r>
+        <w:rPr>
+          <w:rtl w:val="0"/>
+        </w:rPr>
+        <w:t xml:space="preserve">La identidad no dependerá de:</w:t>
+      </w:r>
+    </w:p>
+    <w:p>
+      <w:pPr>
+        <w:numPr>
+          <w:ilvl w:val="0"/>
+          <w:numId w:val="5"/>
         </w:numPr>
         <w:spacing w:after="0" w:afterAutospacing="0" w:before="240" w:lineRule="auto"/>
         <w:ind w:left="720" w:hanging="360"/>
@@ -2166,14 +3215,14 @@
         <w:rPr>
           <w:rtl w:val="0"/>
         </w:rPr>
-        <w:t xml:space="preserve">Decision Model;</w:t>
-      </w:r>
-    </w:p>
-    <w:p>
-      <w:pPr>
-        <w:numPr>
-          <w:ilvl w:val="0"/>
-          <w:numId w:val="18"/>
+        <w:t xml:space="preserve">la DecisionProposal consumida;</w:t>
+      </w:r>
+    </w:p>
+    <w:p>
+      <w:pPr>
+        <w:numPr>
+          <w:ilvl w:val="0"/>
+          <w:numId w:val="5"/>
         </w:numPr>
         <w:spacing w:after="0" w:afterAutospacing="0" w:before="0" w:beforeAutospacing="0" w:lineRule="auto"/>
         <w:ind w:left="720" w:hanging="360"/>
@@ -2182,14 +3231,78 @@
         <w:rPr>
           <w:rtl w:val="0"/>
         </w:rPr>
-        <w:t xml:space="preserve">Risk;</w:t>
-      </w:r>
-    </w:p>
-    <w:p>
-      <w:pPr>
-        <w:numPr>
-          <w:ilvl w:val="0"/>
-          <w:numId w:val="18"/>
+        <w:t xml:space="preserve">el RiskEvaluationResult consumido;</w:t>
+      </w:r>
+    </w:p>
+    <w:p>
+      <w:pPr>
+        <w:numPr>
+          <w:ilvl w:val="0"/>
+          <w:numId w:val="5"/>
+        </w:numPr>
+        <w:spacing w:after="0" w:afterAutospacing="0" w:before="0" w:beforeAutospacing="0" w:lineRule="auto"/>
+        <w:ind w:left="720" w:hanging="360"/>
+      </w:pPr>
+      <w:r>
+        <w:rPr>
+          <w:rtl w:val="0"/>
+        </w:rPr>
+        <w:t xml:space="preserve">el Current Portfolio State utilizado;</w:t>
+      </w:r>
+    </w:p>
+    <w:p>
+      <w:pPr>
+        <w:numPr>
+          <w:ilvl w:val="0"/>
+          <w:numId w:val="5"/>
+        </w:numPr>
+        <w:spacing w:after="0" w:afterAutospacing="0" w:before="0" w:beforeAutospacing="0" w:lineRule="auto"/>
+        <w:ind w:left="720" w:hanging="360"/>
+      </w:pPr>
+      <w:r>
+        <w:rPr>
+          <w:rtl w:val="0"/>
+        </w:rPr>
+        <w:t xml:space="preserve">el rol arquitectónico desempeñado;</w:t>
+      </w:r>
+    </w:p>
+    <w:p>
+      <w:pPr>
+        <w:numPr>
+          <w:ilvl w:val="0"/>
+          <w:numId w:val="5"/>
+        </w:numPr>
+        <w:spacing w:after="0" w:afterAutospacing="0" w:before="0" w:beforeAutospacing="0" w:lineRule="auto"/>
+        <w:ind w:left="720" w:hanging="360"/>
+      </w:pPr>
+      <w:r>
+        <w:rPr>
+          <w:rtl w:val="0"/>
+        </w:rPr>
+        <w:t xml:space="preserve">las referencias de trazabilidad;</w:t>
+      </w:r>
+    </w:p>
+    <w:p>
+      <w:pPr>
+        <w:numPr>
+          <w:ilvl w:val="0"/>
+          <w:numId w:val="5"/>
+        </w:numPr>
+        <w:spacing w:after="0" w:afterAutospacing="0" w:before="0" w:beforeAutospacing="0" w:lineRule="auto"/>
+        <w:ind w:left="720" w:hanging="360"/>
+      </w:pPr>
+      <w:r>
+        <w:rPr>
+          <w:rtl w:val="0"/>
+        </w:rPr>
+        <w:t xml:space="preserve">el orden de entrada;</w:t>
+      </w:r>
+    </w:p>
+    <w:p>
+      <w:pPr>
+        <w:numPr>
+          <w:ilvl w:val="0"/>
+          <w:numId w:val="5"/>
         </w:numPr>
         <w:spacing w:after="240" w:before="0" w:beforeAutospacing="0" w:lineRule="auto"/>
         <w:ind w:left="720" w:hanging="360"/>
@@ -2198,31 +3311,737 @@
         <w:rPr>
           <w:rtl w:val="0"/>
         </w:rPr>
-        <w:t xml:space="preserve">Execution.</w:t>
-      </w:r>
-    </w:p>
-    <w:p>
-      <w:pPr>
-        <w:spacing w:after="240" w:before="240" w:lineRule="auto"/>
-        <w:rPr/>
-      </w:pPr>
-      <w:r>
-        <w:rPr>
-          <w:rtl w:val="0"/>
-        </w:rPr>
-        <w:t xml:space="preserve">El incremento introduce únicamente el contrato público correspondiente a Portfolio.</w:t>
-      </w:r>
-    </w:p>
-    <w:p>
-      <w:pPr>
-        <w:spacing w:after="240" w:before="240" w:lineRule="auto"/>
-        <w:rPr/>
-      </w:pPr>
-      <w:r>
-        <w:rPr>
-          <w:rtl w:val="0"/>
-        </w:rPr>
-        <w:t xml:space="preserve">Toda evolución posterior deberá preservar la compatibilidad arquitectónica con dichos documentos.</w:t>
+        <w:t xml:space="preserve">el algoritmo empleado para producir el estado objetivo.</w:t>
+      </w:r>
+    </w:p>
+    <w:p>
+      <w:pPr>
+        <w:spacing w:after="240" w:before="240" w:lineRule="auto"/>
+        <w:ind w:left="0" w:firstLine="0"/>
+        <w:rPr/>
+      </w:pPr>
+      <w:r>
+        <w:rPr>
+          <w:rtl w:val="0"/>
+        </w:rPr>
+      </w:r>
+    </w:p>
+    <w:p>
+      <w:pPr>
+        <w:rPr/>
+      </w:pPr>
+      <w:r>
+        <w:pict>
+          <v:rect style="width:0.0pt;height:1.5pt" o:hr="t" o:hrstd="t" o:hralign="center" fillcolor="#A0A0A0" stroked="f"/>
+        </w:pict>
+      </w:r>
+      <w:r>
+        <w:rPr>
+          <w:rtl w:val="0"/>
+        </w:rPr>
+      </w:r>
+    </w:p>
+    <w:p>
+      <w:pPr>
+        <w:pStyle w:val="Heading2"/>
+        <w:keepNext w:val="0"/>
+        <w:keepLines w:val="0"/>
+        <w:spacing w:after="80" w:lineRule="auto"/>
+        <w:rPr>
+          <w:b w:val="1"/>
+          <w:bCs w:val="1"/>
+          <w:sz w:val="34"/>
+          <w:szCs w:val="34"/>
+        </w:rPr>
+      </w:pPr>
+      <w:bookmarkStart w:colFirst="0" w:colLast="0" w:name="_j7tz0ai8lip9" w:id="18"/>
+      <w:bookmarkEnd w:id="18"/>
+      <w:r>
+        <w:rPr>
+          <w:b w:val="1"/>
+          <w:bCs w:val="1"/>
+          <w:sz w:val="34"/>
+          <w:szCs w:val="34"/>
+          <w:rtl w:val="0"/>
+        </w:rPr>
+        <w:t xml:space="preserve">IM-003 — Igualdad</w:t>
+      </w:r>
+    </w:p>
+    <w:p>
+      <w:pPr>
+        <w:spacing w:after="240" w:before="240" w:lineRule="auto"/>
+        <w:ind w:left="720" w:firstLine="0"/>
+        <w:rPr/>
+      </w:pPr>
+      <w:r>
+        <w:rPr>
+          <w:rtl w:val="0"/>
+        </w:rPr>
+      </w:r>
+    </w:p>
+    <w:p>
+      <w:pPr>
+        <w:spacing w:after="240" w:before="240" w:lineRule="auto"/>
+        <w:ind w:left="0" w:firstLine="0"/>
+        <w:rPr/>
+      </w:pPr>
+      <w:r>
+        <w:rPr>
+          <w:rtl w:val="0"/>
+        </w:rPr>
+        <w:t xml:space="preserve">Dos contratos serán arquitectónicamente equivalentes cuando representen exactamente:</w:t>
+      </w:r>
+    </w:p>
+    <w:p>
+      <w:pPr>
+        <w:spacing w:after="240" w:before="240" w:lineRule="auto"/>
+        <w:ind w:left="720" w:firstLine="0"/>
+        <w:rPr/>
+      </w:pPr>
+      <w:r>
+        <w:rPr>
+          <w:rtl w:val="0"/>
+        </w:rPr>
+      </w:r>
+    </w:p>
+    <w:p>
+      <w:pPr>
+        <w:numPr>
+          <w:ilvl w:val="0"/>
+          <w:numId w:val="10"/>
+        </w:numPr>
+        <w:spacing w:after="0" w:afterAutospacing="0" w:before="240" w:lineRule="auto"/>
+        <w:ind w:left="720" w:hanging="360"/>
+      </w:pPr>
+      <w:r>
+        <w:rPr>
+          <w:rtl w:val="0"/>
+        </w:rPr>
+        <w:t xml:space="preserve">las mismas posiciones por instrumento y cantidad;</w:t>
+      </w:r>
+    </w:p>
+    <w:p>
+      <w:pPr>
+        <w:numPr>
+          <w:ilvl w:val="0"/>
+          <w:numId w:val="10"/>
+        </w:numPr>
+        <w:spacing w:after="240" w:before="0" w:beforeAutospacing="0" w:lineRule="auto"/>
+        <w:ind w:left="720" w:hanging="360"/>
+      </w:pPr>
+      <w:r>
+        <w:rPr>
+          <w:rtl w:val="0"/>
+        </w:rPr>
+        <w:t xml:space="preserve">las mismas disponibilidades monetarias por moneda e importe;</w:t>
+      </w:r>
+    </w:p>
+    <w:p>
+      <w:pPr>
+        <w:spacing w:after="240" w:before="240" w:lineRule="auto"/>
+        <w:ind w:left="720" w:firstLine="0"/>
+        <w:rPr/>
+      </w:pPr>
+      <w:r>
+        <w:rPr>
+          <w:rtl w:val="0"/>
+        </w:rPr>
+      </w:r>
+    </w:p>
+    <w:p>
+      <w:pPr>
+        <w:spacing w:after="240" w:before="240" w:lineRule="auto"/>
+        <w:ind w:left="0" w:firstLine="0"/>
+        <w:rPr/>
+      </w:pPr>
+      <w:r>
+        <w:rPr>
+          <w:rtl w:val="0"/>
+        </w:rPr>
+        <w:t xml:space="preserve">en su forma canónica.</w:t>
+      </w:r>
+    </w:p>
+    <w:p>
+      <w:pPr>
+        <w:spacing w:after="240" w:before="240" w:lineRule="auto"/>
+        <w:ind w:left="0" w:firstLine="0"/>
+        <w:rPr/>
+      </w:pPr>
+      <w:r>
+        <w:rPr>
+          <w:rtl w:val="0"/>
+        </w:rPr>
+        <w:t xml:space="preserve">La igualdad no dependerá de:</w:t>
+      </w:r>
+    </w:p>
+    <w:p>
+      <w:pPr>
+        <w:numPr>
+          <w:ilvl w:val="0"/>
+          <w:numId w:val="10"/>
+        </w:numPr>
+        <w:spacing w:after="0" w:afterAutospacing="0" w:before="240" w:lineRule="auto"/>
+        <w:ind w:left="720" w:hanging="360"/>
+      </w:pPr>
+      <w:r>
+        <w:rPr>
+          <w:rtl w:val="0"/>
+        </w:rPr>
+        <w:t xml:space="preserve">referencias de trazabilidad;</w:t>
+      </w:r>
+    </w:p>
+    <w:p>
+      <w:pPr>
+        <w:numPr>
+          <w:ilvl w:val="0"/>
+          <w:numId w:val="10"/>
+        </w:numPr>
+        <w:spacing w:after="0" w:afterAutospacing="0" w:before="0" w:beforeAutospacing="0" w:lineRule="auto"/>
+        <w:ind w:left="720" w:hanging="360"/>
+      </w:pPr>
+      <w:r>
+        <w:rPr>
+          <w:rtl w:val="0"/>
+        </w:rPr>
+        <w:t xml:space="preserve">rol arquitectónico;</w:t>
+      </w:r>
+    </w:p>
+    <w:p>
+      <w:pPr>
+        <w:numPr>
+          <w:ilvl w:val="0"/>
+          <w:numId w:val="10"/>
+        </w:numPr>
+        <w:spacing w:after="0" w:afterAutospacing="0" w:before="0" w:beforeAutospacing="0" w:lineRule="auto"/>
+        <w:ind w:left="720" w:hanging="360"/>
+      </w:pPr>
+      <w:r>
+        <w:rPr>
+          <w:rtl w:val="0"/>
+        </w:rPr>
+        <w:t xml:space="preserve">orden de entrada;</w:t>
+      </w:r>
+    </w:p>
+    <w:p>
+      <w:pPr>
+        <w:numPr>
+          <w:ilvl w:val="0"/>
+          <w:numId w:val="10"/>
+        </w:numPr>
+        <w:spacing w:after="0" w:afterAutospacing="0" w:before="0" w:beforeAutospacing="0" w:lineRule="auto"/>
+        <w:ind w:left="720" w:hanging="360"/>
+      </w:pPr>
+      <w:r>
+        <w:rPr>
+          <w:rtl w:val="0"/>
+        </w:rPr>
+        <w:t xml:space="preserve">implementación;</w:t>
+      </w:r>
+    </w:p>
+    <w:p>
+      <w:pPr>
+        <w:numPr>
+          <w:ilvl w:val="0"/>
+          <w:numId w:val="10"/>
+        </w:numPr>
+        <w:spacing w:after="0" w:afterAutospacing="0" w:before="0" w:beforeAutospacing="0" w:lineRule="auto"/>
+        <w:ind w:left="720" w:hanging="360"/>
+      </w:pPr>
+      <w:r>
+        <w:rPr>
+          <w:rtl w:val="0"/>
+        </w:rPr>
+        <w:t xml:space="preserve">identidad de instancia;</w:t>
+      </w:r>
+    </w:p>
+    <w:p>
+      <w:pPr>
+        <w:numPr>
+          <w:ilvl w:val="0"/>
+          <w:numId w:val="10"/>
+        </w:numPr>
+        <w:spacing w:after="240" w:before="0" w:beforeAutospacing="0" w:lineRule="auto"/>
+        <w:ind w:left="720" w:hanging="360"/>
+      </w:pPr>
+      <w:r>
+        <w:rPr>
+          <w:rtl w:val="0"/>
+        </w:rPr>
+        <w:t xml:space="preserve">mecanismos de construcción.</w:t>
+      </w:r>
+    </w:p>
+    <w:p>
+      <w:pPr>
+        <w:spacing w:after="240" w:before="240" w:lineRule="auto"/>
+        <w:ind w:left="720" w:firstLine="0"/>
+        <w:rPr/>
+      </w:pPr>
+      <w:r>
+        <w:rPr>
+          <w:rtl w:val="0"/>
+        </w:rPr>
+      </w:r>
+    </w:p>
+    <w:p>
+      <w:pPr>
+        <w:rPr/>
+      </w:pPr>
+      <w:r>
+        <w:pict>
+          <v:rect style="width:0.0pt;height:1.5pt" o:hr="t" o:hrstd="t" o:hralign="center" fillcolor="#A0A0A0" stroked="f"/>
+        </w:pict>
+      </w:r>
+      <w:r>
+        <w:rPr>
+          <w:rtl w:val="0"/>
+        </w:rPr>
+      </w:r>
+    </w:p>
+    <w:p>
+      <w:pPr>
+        <w:pStyle w:val="Heading2"/>
+        <w:keepNext w:val="0"/>
+        <w:keepLines w:val="0"/>
+        <w:spacing w:after="80" w:lineRule="auto"/>
+        <w:rPr/>
+      </w:pPr>
+      <w:bookmarkStart w:colFirst="0" w:colLast="0" w:name="_tcgx50g0j0zl" w:id="19"/>
+      <w:bookmarkEnd w:id="19"/>
+      <w:r>
+        <w:rPr>
+          <w:b w:val="1"/>
+          <w:bCs w:val="1"/>
+          <w:sz w:val="34"/>
+          <w:szCs w:val="34"/>
+          <w:rtl w:val="0"/>
+        </w:rPr>
+        <w:t xml:space="preserve">IM-004 — Hash</w:t>
+      </w:r>
+      <w:r>
+        <w:rPr>
+          <w:rtl w:val="0"/>
+        </w:rPr>
+      </w:r>
+    </w:p>
+    <w:p>
+      <w:pPr>
+        <w:spacing w:after="240" w:before="240" w:lineRule="auto"/>
+        <w:rPr/>
+      </w:pPr>
+      <w:r>
+        <w:rPr>
+          <w:rtl w:val="0"/>
+        </w:rPr>
+      </w:r>
+    </w:p>
+    <w:p>
+      <w:pPr>
+        <w:spacing w:after="240" w:before="240" w:lineRule="auto"/>
+        <w:rPr/>
+      </w:pPr>
+      <w:r>
+        <w:rPr>
+          <w:rtl w:val="0"/>
+        </w:rPr>
+        <w:t xml:space="preserve">El valor hash deberá derivarse exclusivamente de los mismos componentes canónicos utilizados para determinar la igualdad:</w:t>
+      </w:r>
+    </w:p>
+    <w:p>
+      <w:pPr>
+        <w:spacing w:after="240" w:before="240" w:lineRule="auto"/>
+        <w:rPr/>
+      </w:pPr>
+      <w:r>
+        <w:rPr>
+          <w:rtl w:val="0"/>
+        </w:rPr>
+        <w:t xml:space="preserve">posiciones por instrumento y cantidad;</w:t>
+      </w:r>
+    </w:p>
+    <w:p>
+      <w:pPr>
+        <w:spacing w:after="240" w:before="240" w:lineRule="auto"/>
+        <w:rPr/>
+      </w:pPr>
+      <w:r>
+        <w:rPr>
+          <w:rtl w:val="0"/>
+        </w:rPr>
+        <w:t xml:space="preserve">disponibilidades monetarias por moneda e importe.</w:t>
+      </w:r>
+    </w:p>
+    <w:p>
+      <w:pPr>
+        <w:spacing w:after="240" w:before="240" w:lineRule="auto"/>
+        <w:rPr/>
+      </w:pPr>
+      <w:r>
+        <w:rPr>
+          <w:rtl w:val="0"/>
+        </w:rPr>
+        <w:t xml:space="preserve">Toda implementación deberá garantizar la coherencia entre identidad semántica, igualdad y hash.</w:t>
+      </w:r>
+    </w:p>
+    <w:p>
+      <w:pPr>
+        <w:spacing w:after="240" w:before="240" w:lineRule="auto"/>
+        <w:rPr/>
+      </w:pPr>
+      <w:r>
+        <w:rPr>
+          <w:rtl w:val="0"/>
+        </w:rPr>
+      </w:r>
+    </w:p>
+    <w:p>
+      <w:pPr>
+        <w:rPr/>
+      </w:pPr>
+      <w:r>
+        <w:pict>
+          <v:rect style="width:0.0pt;height:1.5pt" o:hr="t" o:hrstd="t" o:hralign="center" fillcolor="#A0A0A0" stroked="f"/>
+        </w:pict>
+      </w:r>
+      <w:r>
+        <w:rPr>
+          <w:rtl w:val="0"/>
+        </w:rPr>
+      </w:r>
+    </w:p>
+    <w:p>
+      <w:pPr>
+        <w:pStyle w:val="Heading2"/>
+        <w:keepNext w:val="0"/>
+        <w:keepLines w:val="0"/>
+        <w:spacing w:after="80" w:lineRule="auto"/>
+        <w:rPr>
+          <w:b w:val="1"/>
+          <w:bCs w:val="1"/>
+          <w:sz w:val="34"/>
+          <w:szCs w:val="34"/>
+        </w:rPr>
+      </w:pPr>
+      <w:bookmarkStart w:colFirst="0" w:colLast="0" w:name="_30u5xtfu5hhm" w:id="20"/>
+      <w:bookmarkEnd w:id="20"/>
+      <w:r>
+        <w:rPr>
+          <w:b w:val="1"/>
+          <w:bCs w:val="1"/>
+          <w:sz w:val="34"/>
+          <w:szCs w:val="34"/>
+          <w:rtl w:val="0"/>
+        </w:rPr>
+        <w:t xml:space="preserve">IM-005 — Trazabilidad</w:t>
+      </w:r>
+    </w:p>
+    <w:p>
+      <w:pPr>
+        <w:spacing w:after="240" w:before="240" w:lineRule="auto"/>
+        <w:rPr/>
+      </w:pPr>
+      <w:r>
+        <w:rPr>
+          <w:rtl w:val="0"/>
+        </w:rPr>
+        <w:t xml:space="preserve">El contrato deberá preservar la trazabilidad hacia:</w:t>
+      </w:r>
+    </w:p>
+    <w:p>
+      <w:pPr>
+        <w:numPr>
+          <w:ilvl w:val="0"/>
+          <w:numId w:val="9"/>
+        </w:numPr>
+        <w:spacing w:after="0" w:afterAutospacing="0" w:before="240" w:lineRule="auto"/>
+        <w:ind w:left="720" w:hanging="360"/>
+      </w:pPr>
+      <w:r>
+        <w:rPr>
+          <w:rtl w:val="0"/>
+        </w:rPr>
+        <w:t xml:space="preserve">DecisionProposal;</w:t>
+      </w:r>
+    </w:p>
+    <w:p>
+      <w:pPr>
+        <w:numPr>
+          <w:ilvl w:val="0"/>
+          <w:numId w:val="9"/>
+        </w:numPr>
+        <w:spacing w:after="0" w:afterAutospacing="0" w:before="0" w:beforeAutospacing="0" w:lineRule="auto"/>
+        <w:ind w:left="720" w:hanging="360"/>
+      </w:pPr>
+      <w:r>
+        <w:rPr>
+          <w:rtl w:val="0"/>
+        </w:rPr>
+        <w:t xml:space="preserve">RiskEvaluationResult;</w:t>
+      </w:r>
+    </w:p>
+    <w:p>
+      <w:pPr>
+        <w:numPr>
+          <w:ilvl w:val="0"/>
+          <w:numId w:val="9"/>
+        </w:numPr>
+        <w:spacing w:after="240" w:before="0" w:beforeAutospacing="0" w:lineRule="auto"/>
+        <w:ind w:left="720" w:hanging="360"/>
+      </w:pPr>
+      <w:r>
+        <w:rPr>
+          <w:rtl w:val="0"/>
+        </w:rPr>
+        <w:t xml:space="preserve">Current Portfolio State.</w:t>
+      </w:r>
+    </w:p>
+    <w:p>
+      <w:pPr>
+        <w:spacing w:after="240" w:before="240" w:lineRule="auto"/>
+        <w:rPr/>
+      </w:pPr>
+      <w:r>
+        <w:rPr>
+          <w:rtl w:val="0"/>
+        </w:rPr>
+        <w:t xml:space="preserve">Estas referencias deberán mantenerse independientes de la identidad semántica.</w:t>
+      </w:r>
+    </w:p>
+    <w:p>
+      <w:pPr>
+        <w:rPr/>
+      </w:pPr>
+      <w:r>
+        <w:pict>
+          <v:rect style="width:0.0pt;height:1.5pt" o:hr="t" o:hrstd="t" o:hralign="center" fillcolor="#A0A0A0" stroked="f"/>
+        </w:pict>
+      </w:r>
+      <w:r>
+        <w:rPr>
+          <w:rtl w:val="0"/>
+        </w:rPr>
+      </w:r>
+    </w:p>
+    <w:p>
+      <w:pPr>
+        <w:pStyle w:val="Heading2"/>
+        <w:keepNext w:val="0"/>
+        <w:keepLines w:val="0"/>
+        <w:spacing w:after="80" w:lineRule="auto"/>
+        <w:rPr/>
+      </w:pPr>
+      <w:bookmarkStart w:colFirst="0" w:colLast="0" w:name="_h71gmytaa94z" w:id="21"/>
+      <w:bookmarkEnd w:id="21"/>
+      <w:r>
+        <w:rPr>
+          <w:b w:val="1"/>
+          <w:bCs w:val="1"/>
+          <w:sz w:val="34"/>
+          <w:szCs w:val="34"/>
+          <w:rtl w:val="0"/>
+        </w:rPr>
+        <w:t xml:space="preserve">IM-006 — Reproducibilidad</w:t>
+      </w:r>
+      <w:r>
+        <w:rPr>
+          <w:rtl w:val="0"/>
+        </w:rPr>
+      </w:r>
+    </w:p>
+    <w:p>
+      <w:pPr>
+        <w:spacing w:after="240" w:before="240" w:lineRule="auto"/>
+        <w:rPr/>
+      </w:pPr>
+      <w:r>
+        <w:rPr>
+          <w:rtl w:val="0"/>
+        </w:rPr>
+      </w:r>
+    </w:p>
+    <w:p>
+      <w:pPr>
+        <w:spacing w:after="240" w:before="240" w:lineRule="auto"/>
+        <w:rPr/>
+      </w:pPr>
+      <w:r>
+        <w:rPr>
+          <w:rtl w:val="0"/>
+        </w:rPr>
+        <w:t xml:space="preserve">La representación del estado del portafolio deberá ser completamente reproducible.</w:t>
+      </w:r>
+    </w:p>
+    <w:p>
+      <w:pPr>
+        <w:spacing w:after="240" w:before="240" w:lineRule="auto"/>
+        <w:rPr/>
+      </w:pPr>
+      <w:r>
+        <w:rPr>
+          <w:rtl w:val="0"/>
+        </w:rPr>
+      </w:r>
+    </w:p>
+    <w:p>
+      <w:pPr>
+        <w:spacing w:after="240" w:before="240" w:lineRule="auto"/>
+        <w:rPr/>
+      </w:pPr>
+      <w:r>
+        <w:rPr>
+          <w:rtl w:val="0"/>
+        </w:rPr>
+        <w:t xml:space="preserve">Las mismas posiciones y disponibilidades monetarias, suministradas en cualquier orden, deberán producir el mismo contrato semántico, la misma identidad reproducible y un comportamiento de igualdad y hash coherente.</w:t>
+      </w:r>
+    </w:p>
+    <w:p>
+      <w:pPr>
+        <w:spacing w:after="240" w:before="240" w:lineRule="auto"/>
+        <w:rPr/>
+      </w:pPr>
+      <w:r>
+        <w:rPr>
+          <w:rtl w:val="0"/>
+        </w:rPr>
+      </w:r>
+    </w:p>
+    <w:p>
+      <w:pPr>
+        <w:pStyle w:val="Heading2"/>
+        <w:spacing w:after="240" w:before="240" w:lineRule="auto"/>
+        <w:rPr/>
+      </w:pPr>
+      <w:bookmarkStart w:colFirst="0" w:colLast="0" w:name="_toduz8zf6vzj" w:id="22"/>
+      <w:bookmarkEnd w:id="22"/>
+      <w:r>
+        <w:rPr>
+          <w:rtl w:val="0"/>
+        </w:rPr>
+        <w:t xml:space="preserve">IM-007 — Unicidad de Componentes</w:t>
+      </w:r>
+    </w:p>
+    <w:p>
+      <w:pPr>
+        <w:spacing w:after="240" w:before="240" w:lineRule="auto"/>
+        <w:rPr/>
+      </w:pPr>
+      <w:r>
+        <w:rPr>
+          <w:rtl w:val="0"/>
+        </w:rPr>
+        <w:br w:type="textWrapping"/>
+        <w:t xml:space="preserve"> Solo podrá existir una posición por identidad pública de instrumento. Solo podrá existir una disponibilidad monetaria por identidad pública de moneda. Los duplicados constituirán una contradicción estructural y no serán agregados silenciosamente. </w:t>
+        <w:br w:type="textWrapping"/>
+      </w:r>
+    </w:p>
+    <w:p>
+      <w:pPr>
+        <w:pStyle w:val="Heading2"/>
+        <w:spacing w:after="240" w:before="240" w:lineRule="auto"/>
+        <w:rPr/>
+      </w:pPr>
+      <w:bookmarkStart w:colFirst="0" w:colLast="0" w:name="_uwyba3n8hpc" w:id="23"/>
+      <w:bookmarkEnd w:id="23"/>
+      <w:r>
+        <w:rPr>
+          <w:rtl w:val="0"/>
+        </w:rPr>
+        <w:br w:type="textWrapping"/>
+        <w:t xml:space="preserve">IM-008 — Materialidad </w:t>
+      </w:r>
+    </w:p>
+    <w:p>
+      <w:pPr>
+        <w:spacing w:after="240" w:before="240" w:lineRule="auto"/>
+        <w:rPr/>
+      </w:pPr>
+      <w:r>
+        <w:rPr>
+          <w:rtl w:val="0"/>
+        </w:rPr>
+        <w:br w:type="textWrapping"/>
+        <w:t xml:space="preserve">Toda posición deberá contener una cantidad decimal exacta, finita y no nula. Toda disponibilidad monetaria deberá contener un importe decimal exacto, finito y no nulo. </w:t>
+        <w:br w:type="textWrapping"/>
+      </w:r>
+    </w:p>
+    <w:p>
+      <w:pPr>
+        <w:pStyle w:val="Heading2"/>
+        <w:spacing w:after="240" w:before="240" w:lineRule="auto"/>
+        <w:rPr/>
+      </w:pPr>
+      <w:bookmarkStart w:colFirst="0" w:colLast="0" w:name="_8vai10ftc618" w:id="24"/>
+      <w:bookmarkEnd w:id="24"/>
+      <w:r>
+        <w:rPr>
+          <w:rtl w:val="0"/>
+        </w:rPr>
+        <w:br w:type="textWrapping"/>
+        <w:t xml:space="preserve">IM-009 — Estado No Vacío</w:t>
+      </w:r>
+    </w:p>
+    <w:p>
+      <w:pPr>
+        <w:spacing w:after="240" w:before="240" w:lineRule="auto"/>
+        <w:rPr/>
+      </w:pPr>
+      <w:r>
+        <w:rPr>
+          <w:rtl w:val="0"/>
+        </w:rPr>
+        <w:br w:type="textWrapping"/>
+        <w:br w:type="textWrapping"/>
+        <w:t xml:space="preserve"> Toda instancia deberá contener al menos: una posición material; o una disponibilidad monetaria material. Una instancia sin posiciones y sin disponibilidades monetarias no constituirá un Portfolio State válido. </w:t>
+        <w:br w:type="textWrapping"/>
+      </w:r>
+    </w:p>
+    <w:p>
+      <w:pPr>
+        <w:pStyle w:val="Heading2"/>
+        <w:spacing w:after="240" w:before="240" w:lineRule="auto"/>
+        <w:rPr/>
+      </w:pPr>
+      <w:bookmarkStart w:colFirst="0" w:colLast="0" w:name="_mkedwvkrl3zg" w:id="25"/>
+      <w:bookmarkEnd w:id="25"/>
+      <w:r>
+        <w:rPr>
+          <w:rtl w:val="0"/>
+        </w:rPr>
+        <w:br w:type="textWrapping"/>
+        <w:t xml:space="preserve">IM-010 — Neutralidad Financiera </w:t>
+      </w:r>
+    </w:p>
+    <w:p>
+      <w:pPr>
+        <w:spacing w:after="240" w:before="240" w:lineRule="auto"/>
+        <w:rPr/>
+      </w:pPr>
+      <w:r>
+        <w:rPr>
+          <w:rtl w:val="0"/>
+        </w:rPr>
+        <w:br w:type="textWrapping"/>
+        <w:br w:type="textWrapping"/>
+        <w:t xml:space="preserve">Las cantidades negativas y los importes monetarios negativos serán estructuralmente válidos. Su aceptabilidad financiera no será determinada por este incremento. </w:t>
+      </w:r>
+      <w:r>
+        <w:rPr>
+          <w:rtl w:val="0"/>
+        </w:rPr>
+      </w:r>
+    </w:p>
+    <w:p>
+      <w:pPr>
+        <w:rPr/>
+      </w:pPr>
+      <w:r>
+        <w:pict>
+          <v:rect style="width:0.0pt;height:1.5pt" o:hr="t" o:hrstd="t" o:hralign="center" fillcolor="#A0A0A0" stroked="f"/>
+        </w:pict>
+      </w:r>
+      <w:r>
+        <w:rPr>
+          <w:rtl w:val="0"/>
+        </w:rPr>
       </w:r>
     </w:p>
     <w:p>
@@ -2231,36 +4050,1117 @@
         <w:keepNext w:val="0"/>
         <w:keepLines w:val="0"/>
         <w:spacing w:before="480" w:lineRule="auto"/>
+        <w:rPr/>
+      </w:pPr>
+      <w:bookmarkStart w:colFirst="0" w:colLast="0" w:name="_ibxfindpb3jy" w:id="26"/>
+      <w:bookmarkEnd w:id="26"/>
+      <w:r>
         <w:rPr>
           <w:b w:val="1"/>
           <w:bCs w:val="1"/>
           <w:sz w:val="46"/>
           <w:szCs w:val="46"/>
-        </w:rPr>
-      </w:pPr>
-      <w:bookmarkStart w:colFirst="0" w:colLast="0" w:name="_unz1qvoj0ckr" w:id="14"/>
-      <w:bookmarkEnd w:id="14"/>
-      <w:r>
+          <w:rtl w:val="0"/>
+        </w:rPr>
+        <w:t xml:space="preserve">15. Validaciones Estructurales</w:t>
+      </w:r>
+      <w:r>
+        <w:rPr>
+          <w:rtl w:val="0"/>
+        </w:rPr>
+      </w:r>
+    </w:p>
+    <w:p>
+      <w:pPr>
+        <w:spacing w:after="240" w:before="240" w:lineRule="auto"/>
+        <w:rPr/>
+      </w:pPr>
+      <w:r>
+        <w:rPr>
+          <w:rtl w:val="0"/>
+        </w:rPr>
+        <w:t xml:space="preserve">Toda implementación deberá garantizar, como mínimo, las siguientes validaciones.</w:t>
+      </w:r>
+    </w:p>
+    <w:p>
+      <w:pPr>
+        <w:spacing w:after="240" w:before="240" w:lineRule="auto"/>
+        <w:rPr/>
+      </w:pPr>
+      <w:r>
+        <w:rPr>
+          <w:rtl w:val="0"/>
+        </w:rPr>
+      </w:r>
+    </w:p>
+    <w:p>
+      <w:pPr>
+        <w:spacing w:after="240" w:before="240" w:lineRule="auto"/>
+        <w:rPr/>
+      </w:pPr>
+      <w:r>
+        <w:rPr>
+          <w:rtl w:val="0"/>
+        </w:rPr>
+        <w:t xml:space="preserve">VE-001 — Estado Material</w:t>
+      </w:r>
+    </w:p>
+    <w:p>
+      <w:pPr>
+        <w:spacing w:after="240" w:before="240" w:lineRule="auto"/>
+        <w:rPr/>
+      </w:pPr>
+      <w:r>
+        <w:rPr>
+          <w:rtl w:val="0"/>
+        </w:rPr>
+      </w:r>
+    </w:p>
+    <w:p>
+      <w:pPr>
+        <w:spacing w:after="240" w:before="240" w:lineRule="auto"/>
+        <w:rPr/>
+      </w:pPr>
+      <w:r>
+        <w:rPr>
+          <w:rtl w:val="0"/>
+        </w:rPr>
+        <w:t xml:space="preserve">El contrato Portfolio State deberá contener al menos una posición material o una disponibilidad monetaria material.</w:t>
+      </w:r>
+    </w:p>
+    <w:p>
+      <w:pPr>
+        <w:spacing w:after="240" w:before="240" w:lineRule="auto"/>
+        <w:rPr/>
+      </w:pPr>
+      <w:r>
+        <w:rPr>
+          <w:rtl w:val="0"/>
+        </w:rPr>
+      </w:r>
+    </w:p>
+    <w:p>
+      <w:pPr>
+        <w:spacing w:after="240" w:before="240" w:lineRule="auto"/>
+        <w:rPr/>
+      </w:pPr>
+      <w:r>
+        <w:rPr>
+          <w:rtl w:val="0"/>
+        </w:rPr>
+        <w:t xml:space="preserve">No se admitirán estados completamente vacíos.</w:t>
+      </w:r>
+    </w:p>
+    <w:p>
+      <w:pPr>
+        <w:spacing w:after="240" w:before="240" w:lineRule="auto"/>
+        <w:rPr/>
+      </w:pPr>
+      <w:r>
+        <w:rPr>
+          <w:rtl w:val="0"/>
+        </w:rPr>
+      </w:r>
+    </w:p>
+    <w:p>
+      <w:pPr>
+        <w:spacing w:after="240" w:before="240" w:lineRule="auto"/>
+        <w:rPr/>
+      </w:pPr>
+      <w:r>
+        <w:rPr>
+          <w:rtl w:val="0"/>
+        </w:rPr>
+        <w:t xml:space="preserve">VE-002 — Posición Válida</w:t>
+      </w:r>
+    </w:p>
+    <w:p>
+      <w:pPr>
+        <w:spacing w:after="240" w:before="240" w:lineRule="auto"/>
+        <w:rPr/>
+      </w:pPr>
+      <w:r>
+        <w:rPr>
+          <w:rtl w:val="0"/>
+        </w:rPr>
+      </w:r>
+    </w:p>
+    <w:p>
+      <w:pPr>
+        <w:spacing w:after="240" w:before="240" w:lineRule="auto"/>
+        <w:rPr/>
+      </w:pPr>
+      <w:r>
+        <w:rPr>
+          <w:rtl w:val="0"/>
+        </w:rPr>
+        <w:t xml:space="preserve">Toda posición deberá contener:</w:t>
+      </w:r>
+    </w:p>
+    <w:p>
+      <w:pPr>
+        <w:spacing w:after="240" w:before="240" w:lineRule="auto"/>
+        <w:rPr/>
+      </w:pPr>
+      <w:r>
+        <w:rPr>
+          <w:rtl w:val="0"/>
+        </w:rPr>
+      </w:r>
+    </w:p>
+    <w:p>
+      <w:pPr>
+        <w:spacing w:after="240" w:before="240" w:lineRule="auto"/>
+        <w:rPr/>
+      </w:pPr>
+      <w:r>
+        <w:rPr>
+          <w:rtl w:val="0"/>
+        </w:rPr>
+        <w:t xml:space="preserve">una referencia pública válida e inequívoca a un instrumento;</w:t>
+      </w:r>
+    </w:p>
+    <w:p>
+      <w:pPr>
+        <w:spacing w:after="240" w:before="240" w:lineRule="auto"/>
+        <w:rPr/>
+      </w:pPr>
+      <w:r>
+        <w:rPr>
+          <w:rtl w:val="0"/>
+        </w:rPr>
+        <w:t xml:space="preserve">una cantidad decimal exacta, finita y no nula.</w:t>
+      </w:r>
+    </w:p>
+    <w:p>
+      <w:pPr>
+        <w:spacing w:after="240" w:before="240" w:lineRule="auto"/>
+        <w:rPr/>
+      </w:pPr>
+      <w:r>
+        <w:rPr>
+          <w:rtl w:val="0"/>
+        </w:rPr>
+      </w:r>
+    </w:p>
+    <w:p>
+      <w:pPr>
+        <w:spacing w:after="240" w:before="240" w:lineRule="auto"/>
+        <w:rPr/>
+      </w:pPr>
+      <w:r>
+        <w:rPr>
+          <w:rtl w:val="0"/>
+        </w:rPr>
+        <w:t xml:space="preserve">VE-003 — Disponibilidad Monetaria Válida</w:t>
+      </w:r>
+    </w:p>
+    <w:p>
+      <w:pPr>
+        <w:spacing w:after="240" w:before="240" w:lineRule="auto"/>
+        <w:rPr/>
+      </w:pPr>
+      <w:r>
+        <w:rPr>
+          <w:rtl w:val="0"/>
+        </w:rPr>
+      </w:r>
+    </w:p>
+    <w:p>
+      <w:pPr>
+        <w:spacing w:after="240" w:before="240" w:lineRule="auto"/>
+        <w:rPr/>
+      </w:pPr>
+      <w:r>
+        <w:rPr>
+          <w:rtl w:val="0"/>
+        </w:rPr>
+        <w:t xml:space="preserve">Toda disponibilidad monetaria deberá contener:</w:t>
+      </w:r>
+    </w:p>
+    <w:p>
+      <w:pPr>
+        <w:spacing w:after="240" w:before="240" w:lineRule="auto"/>
+        <w:rPr/>
+      </w:pPr>
+      <w:r>
+        <w:rPr>
+          <w:rtl w:val="0"/>
+        </w:rPr>
+      </w:r>
+    </w:p>
+    <w:p>
+      <w:pPr>
+        <w:spacing w:after="240" w:before="240" w:lineRule="auto"/>
+        <w:rPr/>
+      </w:pPr>
+      <w:r>
+        <w:rPr>
+          <w:rtl w:val="0"/>
+        </w:rPr>
+        <w:t xml:space="preserve">una referencia pública válida e inequívoca a una moneda;</w:t>
+      </w:r>
+    </w:p>
+    <w:p>
+      <w:pPr>
+        <w:spacing w:after="240" w:before="240" w:lineRule="auto"/>
+        <w:rPr/>
+      </w:pPr>
+      <w:r>
+        <w:rPr>
+          <w:rtl w:val="0"/>
+        </w:rPr>
+        <w:t xml:space="preserve">un importe decimal exacto, finito y no nulo.</w:t>
+      </w:r>
+    </w:p>
+    <w:p>
+      <w:pPr>
+        <w:spacing w:after="240" w:before="240" w:lineRule="auto"/>
+        <w:rPr/>
+      </w:pPr>
+      <w:r>
+        <w:rPr>
+          <w:rtl w:val="0"/>
+        </w:rPr>
+      </w:r>
+    </w:p>
+    <w:p>
+      <w:pPr>
+        <w:spacing w:after="240" w:before="240" w:lineRule="auto"/>
+        <w:rPr/>
+      </w:pPr>
+      <w:r>
+        <w:rPr>
+          <w:rtl w:val="0"/>
+        </w:rPr>
+        <w:t xml:space="preserve">VE-004 — Unicidad de Instrumentos</w:t>
+      </w:r>
+    </w:p>
+    <w:p>
+      <w:pPr>
+        <w:spacing w:after="240" w:before="240" w:lineRule="auto"/>
+        <w:rPr/>
+      </w:pPr>
+      <w:r>
+        <w:rPr>
+          <w:rtl w:val="0"/>
+        </w:rPr>
+      </w:r>
+    </w:p>
+    <w:p>
+      <w:pPr>
+        <w:spacing w:after="240" w:before="240" w:lineRule="auto"/>
+        <w:rPr/>
+      </w:pPr>
+      <w:r>
+        <w:rPr>
+          <w:rtl w:val="0"/>
+        </w:rPr>
+        <w:t xml:space="preserve">No podrán existir múltiples posiciones correspondientes a la misma identidad pública de instrumento.</w:t>
+      </w:r>
+    </w:p>
+    <w:p>
+      <w:pPr>
+        <w:spacing w:after="240" w:before="240" w:lineRule="auto"/>
+        <w:rPr/>
+      </w:pPr>
+      <w:r>
+        <w:rPr>
+          <w:rtl w:val="0"/>
+        </w:rPr>
+      </w:r>
+    </w:p>
+    <w:p>
+      <w:pPr>
+        <w:spacing w:after="240" w:before="240" w:lineRule="auto"/>
+        <w:rPr/>
+      </w:pPr>
+      <w:r>
+        <w:rPr>
+          <w:rtl w:val="0"/>
+        </w:rPr>
+        <w:t xml:space="preserve">Los duplicados deberán ser rechazados.</w:t>
+      </w:r>
+    </w:p>
+    <w:p>
+      <w:pPr>
+        <w:spacing w:after="240" w:before="240" w:lineRule="auto"/>
+        <w:rPr/>
+      </w:pPr>
+      <w:r>
+        <w:rPr>
+          <w:rtl w:val="0"/>
+        </w:rPr>
+      </w:r>
+    </w:p>
+    <w:p>
+      <w:pPr>
+        <w:spacing w:after="240" w:before="240" w:lineRule="auto"/>
+        <w:rPr/>
+      </w:pPr>
+      <w:r>
+        <w:rPr>
+          <w:rtl w:val="0"/>
+        </w:rPr>
+        <w:t xml:space="preserve">No serán agregados silenciosamente.</w:t>
+      </w:r>
+    </w:p>
+    <w:p>
+      <w:pPr>
+        <w:spacing w:after="240" w:before="240" w:lineRule="auto"/>
+        <w:rPr/>
+      </w:pPr>
+      <w:r>
+        <w:rPr>
+          <w:rtl w:val="0"/>
+        </w:rPr>
+      </w:r>
+    </w:p>
+    <w:p>
+      <w:pPr>
+        <w:spacing w:after="240" w:before="240" w:lineRule="auto"/>
+        <w:rPr/>
+      </w:pPr>
+      <w:r>
+        <w:rPr>
+          <w:rtl w:val="0"/>
+        </w:rPr>
+        <w:t xml:space="preserve">VE-005 — Unicidad de Monedas</w:t>
+      </w:r>
+    </w:p>
+    <w:p>
+      <w:pPr>
+        <w:spacing w:after="240" w:before="240" w:lineRule="auto"/>
+        <w:rPr/>
+      </w:pPr>
+      <w:r>
+        <w:rPr>
+          <w:rtl w:val="0"/>
+        </w:rPr>
+      </w:r>
+    </w:p>
+    <w:p>
+      <w:pPr>
+        <w:spacing w:after="240" w:before="240" w:lineRule="auto"/>
+        <w:rPr/>
+      </w:pPr>
+      <w:r>
+        <w:rPr>
+          <w:rtl w:val="0"/>
+        </w:rPr>
+        <w:t xml:space="preserve">No podrán existir múltiples disponibilidades monetarias correspondientes a la misma identidad pública de moneda.</w:t>
+      </w:r>
+    </w:p>
+    <w:p>
+      <w:pPr>
+        <w:spacing w:after="240" w:before="240" w:lineRule="auto"/>
+        <w:rPr/>
+      </w:pPr>
+      <w:r>
+        <w:rPr>
+          <w:rtl w:val="0"/>
+        </w:rPr>
+      </w:r>
+    </w:p>
+    <w:p>
+      <w:pPr>
+        <w:spacing w:after="240" w:before="240" w:lineRule="auto"/>
+        <w:rPr/>
+      </w:pPr>
+      <w:r>
+        <w:rPr>
+          <w:rtl w:val="0"/>
+        </w:rPr>
+        <w:t xml:space="preserve">Los duplicados deberán ser rechazados.</w:t>
+      </w:r>
+    </w:p>
+    <w:p>
+      <w:pPr>
+        <w:spacing w:after="240" w:before="240" w:lineRule="auto"/>
+        <w:rPr/>
+      </w:pPr>
+      <w:r>
+        <w:rPr>
+          <w:rtl w:val="0"/>
+        </w:rPr>
+      </w:r>
+    </w:p>
+    <w:p>
+      <w:pPr>
+        <w:spacing w:after="240" w:before="240" w:lineRule="auto"/>
+        <w:rPr/>
+      </w:pPr>
+      <w:r>
+        <w:rPr>
+          <w:rtl w:val="0"/>
+        </w:rPr>
+        <w:t xml:space="preserve">No serán agregados silenciosamente.</w:t>
+      </w:r>
+    </w:p>
+    <w:p>
+      <w:pPr>
+        <w:spacing w:after="240" w:before="240" w:lineRule="auto"/>
+        <w:rPr/>
+      </w:pPr>
+      <w:r>
+        <w:rPr>
+          <w:rtl w:val="0"/>
+        </w:rPr>
+      </w:r>
+    </w:p>
+    <w:p>
+      <w:pPr>
+        <w:spacing w:after="240" w:before="240" w:lineRule="auto"/>
+        <w:rPr/>
+      </w:pPr>
+      <w:r>
+        <w:rPr>
+          <w:rtl w:val="0"/>
+        </w:rPr>
+        <w:t xml:space="preserve">VE-006 — Valores Numéricos</w:t>
+      </w:r>
+    </w:p>
+    <w:p>
+      <w:pPr>
+        <w:spacing w:after="240" w:before="240" w:lineRule="auto"/>
+        <w:rPr/>
+      </w:pPr>
+      <w:r>
+        <w:rPr>
+          <w:rtl w:val="0"/>
+        </w:rPr>
+      </w:r>
+    </w:p>
+    <w:p>
+      <w:pPr>
+        <w:spacing w:after="240" w:before="240" w:lineRule="auto"/>
+        <w:rPr/>
+      </w:pPr>
+      <w:r>
+        <w:rPr>
+          <w:rtl w:val="0"/>
+        </w:rPr>
+        <w:t xml:space="preserve">Las cantidades y los importes deberán ser decimales exactos y finitos.</w:t>
+      </w:r>
+    </w:p>
+    <w:p>
+      <w:pPr>
+        <w:spacing w:after="240" w:before="240" w:lineRule="auto"/>
+        <w:rPr/>
+      </w:pPr>
+      <w:r>
+        <w:rPr>
+          <w:rtl w:val="0"/>
+        </w:rPr>
+      </w:r>
+    </w:p>
+    <w:p>
+      <w:pPr>
+        <w:spacing w:after="240" w:before="240" w:lineRule="auto"/>
+        <w:rPr/>
+      </w:pPr>
+      <w:r>
+        <w:rPr>
+          <w:rtl w:val="0"/>
+        </w:rPr>
+        <w:t xml:space="preserve">No se admitirán:</w:t>
+      </w:r>
+    </w:p>
+    <w:p>
+      <w:pPr>
+        <w:spacing w:after="240" w:before="240" w:lineRule="auto"/>
+        <w:rPr/>
+      </w:pPr>
+      <w:r>
+        <w:rPr>
+          <w:rtl w:val="0"/>
+        </w:rPr>
+      </w:r>
+    </w:p>
+    <w:p>
+      <w:pPr>
+        <w:spacing w:after="240" w:before="240" w:lineRule="auto"/>
+        <w:rPr/>
+      </w:pPr>
+      <w:r>
+        <w:rPr>
+          <w:rtl w:val="0"/>
+        </w:rPr>
+        <w:t xml:space="preserve">NaN;</w:t>
+      </w:r>
+    </w:p>
+    <w:p>
+      <w:pPr>
+        <w:spacing w:after="240" w:before="240" w:lineRule="auto"/>
+        <w:rPr/>
+      </w:pPr>
+      <w:r>
+        <w:rPr>
+          <w:rtl w:val="0"/>
+        </w:rPr>
+        <w:t xml:space="preserve">infinito positivo;</w:t>
+      </w:r>
+    </w:p>
+    <w:p>
+      <w:pPr>
+        <w:spacing w:after="240" w:before="240" w:lineRule="auto"/>
+        <w:rPr/>
+      </w:pPr>
+      <w:r>
+        <w:rPr>
+          <w:rtl w:val="0"/>
+        </w:rPr>
+        <w:t xml:space="preserve">infinito negativo;</w:t>
+      </w:r>
+    </w:p>
+    <w:p>
+      <w:pPr>
+        <w:spacing w:after="240" w:before="240" w:lineRule="auto"/>
+        <w:rPr/>
+      </w:pPr>
+      <w:r>
+        <w:rPr>
+          <w:rtl w:val="0"/>
+        </w:rPr>
+        <w:t xml:space="preserve">valores no numéricos;</w:t>
+      </w:r>
+    </w:p>
+    <w:p>
+      <w:pPr>
+        <w:spacing w:after="240" w:before="240" w:lineRule="auto"/>
+        <w:rPr/>
+      </w:pPr>
+      <w:r>
+        <w:rPr>
+          <w:rtl w:val="0"/>
+        </w:rPr>
+        <w:t xml:space="preserve">representaciones numéricas ambiguas.</w:t>
+      </w:r>
+    </w:p>
+    <w:p>
+      <w:pPr>
+        <w:spacing w:after="240" w:before="240" w:lineRule="auto"/>
+        <w:rPr/>
+      </w:pPr>
+      <w:r>
+        <w:rPr>
+          <w:rtl w:val="0"/>
+        </w:rPr>
+      </w:r>
+    </w:p>
+    <w:p>
+      <w:pPr>
+        <w:spacing w:after="240" w:before="240" w:lineRule="auto"/>
+        <w:rPr/>
+      </w:pPr>
+      <w:r>
+        <w:rPr>
+          <w:rtl w:val="0"/>
+        </w:rPr>
+        <w:t xml:space="preserve">VE-007 — Componentes Nulos</w:t>
+      </w:r>
+    </w:p>
+    <w:p>
+      <w:pPr>
+        <w:spacing w:after="240" w:before="240" w:lineRule="auto"/>
+        <w:rPr/>
+      </w:pPr>
+      <w:r>
+        <w:rPr>
+          <w:rtl w:val="0"/>
+        </w:rPr>
+      </w:r>
+    </w:p>
+    <w:p>
+      <w:pPr>
+        <w:spacing w:after="240" w:before="240" w:lineRule="auto"/>
+        <w:rPr/>
+      </w:pPr>
+      <w:r>
+        <w:rPr>
+          <w:rtl w:val="0"/>
+        </w:rPr>
+        <w:t xml:space="preserve">No se admitirán posiciones con cantidad cero.</w:t>
+      </w:r>
+    </w:p>
+    <w:p>
+      <w:pPr>
+        <w:spacing w:after="240" w:before="240" w:lineRule="auto"/>
+        <w:rPr/>
+      </w:pPr>
+      <w:r>
+        <w:rPr>
+          <w:rtl w:val="0"/>
+        </w:rPr>
+      </w:r>
+    </w:p>
+    <w:p>
+      <w:pPr>
+        <w:spacing w:after="240" w:before="240" w:lineRule="auto"/>
+        <w:rPr/>
+      </w:pPr>
+      <w:r>
+        <w:rPr>
+          <w:rtl w:val="0"/>
+        </w:rPr>
+        <w:t xml:space="preserve">No se admitirán disponibilidades monetarias con importe cero.</w:t>
+      </w:r>
+    </w:p>
+    <w:p>
+      <w:pPr>
+        <w:spacing w:after="240" w:before="240" w:lineRule="auto"/>
+        <w:rPr/>
+      </w:pPr>
+      <w:r>
+        <w:rPr>
+          <w:rtl w:val="0"/>
+        </w:rPr>
+      </w:r>
+    </w:p>
+    <w:p>
+      <w:pPr>
+        <w:spacing w:after="240" w:before="240" w:lineRule="auto"/>
+        <w:rPr/>
+      </w:pPr>
+      <w:r>
+        <w:rPr>
+          <w:rtl w:val="0"/>
+        </w:rPr>
+        <w:t xml:space="preserve">Los componentes nulos no serán eliminados silenciosamente.</w:t>
+      </w:r>
+    </w:p>
+    <w:p>
+      <w:pPr>
+        <w:spacing w:after="240" w:before="240" w:lineRule="auto"/>
+        <w:rPr/>
+      </w:pPr>
+      <w:r>
+        <w:rPr>
+          <w:rtl w:val="0"/>
+        </w:rPr>
+      </w:r>
+    </w:p>
+    <w:p>
+      <w:pPr>
+        <w:spacing w:after="240" w:before="240" w:lineRule="auto"/>
+        <w:rPr/>
+      </w:pPr>
+      <w:r>
+        <w:rPr>
+          <w:rtl w:val="0"/>
+        </w:rPr>
+        <w:t xml:space="preserve">VE-008 — Orden Canónico</w:t>
+      </w:r>
+    </w:p>
+    <w:p>
+      <w:pPr>
+        <w:spacing w:after="240" w:before="240" w:lineRule="auto"/>
+        <w:rPr/>
+      </w:pPr>
+      <w:r>
+        <w:rPr>
+          <w:rtl w:val="0"/>
+        </w:rPr>
+      </w:r>
+    </w:p>
+    <w:p>
+      <w:pPr>
+        <w:spacing w:after="240" w:before="240" w:lineRule="auto"/>
+        <w:rPr/>
+      </w:pPr>
+      <w:r>
+        <w:rPr>
+          <w:rtl w:val="0"/>
+        </w:rPr>
+        <w:t xml:space="preserve">El orden de entrada no tendrá significado semántico.</w:t>
+      </w:r>
+    </w:p>
+    <w:p>
+      <w:pPr>
+        <w:spacing w:after="240" w:before="240" w:lineRule="auto"/>
+        <w:rPr/>
+      </w:pPr>
+      <w:r>
+        <w:rPr>
+          <w:rtl w:val="0"/>
+        </w:rPr>
+      </w:r>
+    </w:p>
+    <w:p>
+      <w:pPr>
+        <w:spacing w:after="240" w:before="240" w:lineRule="auto"/>
+        <w:rPr/>
+      </w:pPr>
+      <w:r>
+        <w:rPr>
+          <w:rtl w:val="0"/>
+        </w:rPr>
+        <w:t xml:space="preserve">La implementación deberá producir una representación determinista ordenada por:</w:t>
+      </w:r>
+    </w:p>
+    <w:p>
+      <w:pPr>
+        <w:spacing w:after="240" w:before="240" w:lineRule="auto"/>
+        <w:rPr/>
+      </w:pPr>
+      <w:r>
+        <w:rPr>
+          <w:rtl w:val="0"/>
+        </w:rPr>
+      </w:r>
+    </w:p>
+    <w:p>
+      <w:pPr>
+        <w:spacing w:after="240" w:before="240" w:lineRule="auto"/>
+        <w:rPr/>
+      </w:pPr>
+      <w:r>
+        <w:rPr>
+          <w:rtl w:val="0"/>
+        </w:rPr>
+        <w:t xml:space="preserve">identidad pública de instrumento para las posiciones;</w:t>
+      </w:r>
+    </w:p>
+    <w:p>
+      <w:pPr>
+        <w:spacing w:after="240" w:before="240" w:lineRule="auto"/>
+        <w:rPr/>
+      </w:pPr>
+      <w:r>
+        <w:rPr>
+          <w:rtl w:val="0"/>
+        </w:rPr>
+        <w:t xml:space="preserve">identidad pública de moneda para las disponibilidades monetarias.</w:t>
+      </w:r>
+    </w:p>
+    <w:p>
+      <w:pPr>
+        <w:spacing w:after="240" w:before="240" w:lineRule="auto"/>
+        <w:rPr/>
+      </w:pPr>
+      <w:r>
+        <w:rPr>
+          <w:rtl w:val="0"/>
+        </w:rPr>
+      </w:r>
+    </w:p>
+    <w:p>
+      <w:pPr>
+        <w:spacing w:after="240" w:before="240" w:lineRule="auto"/>
+        <w:rPr/>
+      </w:pPr>
+      <w:r>
+        <w:rPr>
+          <w:rtl w:val="0"/>
+        </w:rPr>
+        <w:t xml:space="preserve">VE-009 — Trazabilidad</w:t>
+      </w:r>
+    </w:p>
+    <w:p>
+      <w:pPr>
+        <w:spacing w:after="240" w:before="240" w:lineRule="auto"/>
+        <w:rPr/>
+      </w:pPr>
+      <w:r>
+        <w:rPr>
+          <w:rtl w:val="0"/>
+        </w:rPr>
+      </w:r>
+    </w:p>
+    <w:p>
+      <w:pPr>
+        <w:spacing w:after="240" w:before="240" w:lineRule="auto"/>
+        <w:rPr/>
+      </w:pPr>
+      <w:r>
+        <w:rPr>
+          <w:rtl w:val="0"/>
+        </w:rPr>
+        <w:t xml:space="preserve">Cuando una instancia desempeñe el rol de Target Portfolio State, las referencias públicas de trazabilidad deberán ser arquitectónicamente válidas y coherentes conforme a las reglas de la sección 18.</w:t>
+      </w:r>
+    </w:p>
+    <w:p>
+      <w:pPr>
+        <w:spacing w:after="240" w:before="240" w:lineRule="auto"/>
+        <w:rPr/>
+      </w:pPr>
+      <w:r>
+        <w:rPr>
+          <w:rtl w:val="0"/>
+        </w:rPr>
+      </w:r>
+    </w:p>
+    <w:p>
+      <w:pPr>
+        <w:spacing w:after="240" w:before="240" w:lineRule="auto"/>
+        <w:rPr/>
+      </w:pPr>
+      <w:r>
+        <w:rPr>
+          <w:rtl w:val="0"/>
+        </w:rPr>
+        <w:t xml:space="preserve">VE-010 — Neutralidad Financiera</w:t>
+      </w:r>
+    </w:p>
+    <w:p>
+      <w:pPr>
+        <w:spacing w:after="240" w:before="240" w:lineRule="auto"/>
+        <w:rPr/>
+      </w:pPr>
+      <w:r>
+        <w:rPr>
+          <w:rtl w:val="0"/>
+        </w:rPr>
+      </w:r>
+    </w:p>
+    <w:p>
+      <w:pPr>
+        <w:spacing w:after="240" w:before="240" w:lineRule="auto"/>
+        <w:rPr/>
+      </w:pPr>
+      <w:r>
+        <w:rPr>
+          <w:rtl w:val="0"/>
+        </w:rPr>
+        <w:t xml:space="preserve">La implementación no rechazará cantidades o importes negativos por razones financieras.</w:t>
+      </w:r>
+    </w:p>
+    <w:p>
+      <w:pPr>
+        <w:spacing w:after="240" w:before="240" w:lineRule="auto"/>
+        <w:rPr/>
+      </w:pPr>
+      <w:r>
+        <w:rPr>
+          <w:rtl w:val="0"/>
+        </w:rPr>
+      </w:r>
+    </w:p>
+    <w:p>
+      <w:pPr>
+        <w:spacing w:after="240" w:before="240" w:lineRule="auto"/>
+        <w:rPr/>
+      </w:pPr>
+      <w:r>
+        <w:rPr>
+          <w:rtl w:val="0"/>
+        </w:rPr>
+        <w:t xml:space="preserve">Únicamente validará su naturaleza decimal, finita y no nula.</w:t>
+      </w:r>
+    </w:p>
+    <w:p>
+      <w:pPr>
+        <w:spacing w:after="240" w:before="240" w:lineRule="auto"/>
+        <w:rPr/>
+      </w:pPr>
+      <w:r>
+        <w:rPr>
+          <w:rtl w:val="0"/>
+        </w:rPr>
+      </w:r>
+    </w:p>
+    <w:p>
+      <w:pPr>
+        <w:spacing w:after="240" w:before="240" w:lineRule="auto"/>
+        <w:rPr/>
+      </w:pPr>
+      <w:r>
+        <w:rPr>
+          <w:rtl w:val="0"/>
+        </w:rPr>
+        <w:t xml:space="preserve">VE-011 — Contrato Fundamental</w:t>
+      </w:r>
+    </w:p>
+    <w:p>
+      <w:pPr>
+        <w:spacing w:after="240" w:before="240" w:lineRule="auto"/>
+        <w:rPr/>
+      </w:pPr>
+      <w:r>
+        <w:rPr>
+          <w:rtl w:val="0"/>
+        </w:rPr>
+      </w:r>
+    </w:p>
+    <w:p>
+      <w:pPr>
+        <w:spacing w:after="240" w:before="240" w:lineRule="auto"/>
+        <w:rPr/>
+      </w:pPr>
+      <w:r>
+        <w:rPr>
+          <w:rtl w:val="0"/>
+        </w:rPr>
+        <w:t xml:space="preserve">Los pesos, precios, valores de mercado, moneda base, ganancias y pérdidas no serán requeridos ni utilizados para establecer identidad, igualdad, hash o completitud estructural.</w:t>
+      </w:r>
+    </w:p>
+    <w:p>
+      <w:pPr>
+        <w:spacing w:after="240" w:before="240" w:lineRule="auto"/>
+        <w:rPr/>
+      </w:pPr>
+      <w:r>
+        <w:rPr>
+          <w:rtl w:val="0"/>
+        </w:rPr>
+      </w:r>
+    </w:p>
+    <w:p>
+      <w:pPr>
+        <w:spacing w:after="240" w:before="240" w:lineRule="auto"/>
+        <w:rPr/>
+      </w:pPr>
+      <w:r>
+        <w:rPr>
+          <w:rtl w:val="0"/>
+        </w:rPr>
+      </w:r>
+    </w:p>
+    <w:p>
+      <w:pPr>
+        <w:rPr/>
+      </w:pPr>
+      <w:r>
+        <w:pict>
+          <v:rect style="width:0.0pt;height:1.5pt" o:hr="t" o:hrstd="t" o:hralign="center" fillcolor="#A0A0A0" stroked="f"/>
+        </w:pict>
+      </w:r>
+      <w:r>
+        <w:rPr>
+          <w:rtl w:val="0"/>
+        </w:rPr>
+      </w:r>
+    </w:p>
+    <w:p>
+      <w:pPr>
+        <w:pStyle w:val="Heading1"/>
+        <w:keepNext w:val="0"/>
+        <w:keepLines w:val="0"/>
+        <w:spacing w:before="480" w:lineRule="auto"/>
         <w:rPr>
           <w:b w:val="1"/>
           <w:bCs w:val="1"/>
           <w:sz w:val="46"/>
           <w:szCs w:val="46"/>
-          <w:rtl w:val="0"/>
-        </w:rPr>
-        <w:t xml:space="preserve">14. Invariantes del Modelo</w:t>
-      </w:r>
-    </w:p>
-    <w:p>
-      <w:pPr>
-        <w:spacing w:after="240" w:before="240" w:lineRule="auto"/>
-        <w:rPr/>
-      </w:pPr>
-      <w:r>
-        <w:rPr>
-          <w:rtl w:val="0"/>
-        </w:rPr>
-        <w:t xml:space="preserve">El modelo implementado por este incremento deberá preservar permanentemente las siguientes propiedades.</w:t>
+        </w:rPr>
+      </w:pPr>
+      <w:bookmarkStart w:colFirst="0" w:colLast="0" w:name="_rnmevfwkzo8m" w:id="27"/>
+      <w:bookmarkEnd w:id="27"/>
+      <w:r>
+        <w:rPr>
+          <w:b w:val="1"/>
+          <w:bCs w:val="1"/>
+          <w:sz w:val="46"/>
+          <w:szCs w:val="46"/>
+          <w:rtl w:val="0"/>
+        </w:rPr>
+        <w:t xml:space="preserve">16. Compatibilidad del Modelo</w:t>
+      </w:r>
+    </w:p>
+    <w:p>
+      <w:pPr>
+        <w:spacing w:after="240" w:before="240" w:lineRule="auto"/>
+        <w:ind w:left="720" w:firstLine="0"/>
+        <w:rPr/>
+      </w:pPr>
+      <w:r>
+        <w:rPr>
+          <w:rtl w:val="0"/>
+        </w:rPr>
+        <w:t xml:space="preserve">La implementación deberá preservar completamente la compatibilidad arquitectónica con: </w:t>
+      </w:r>
+    </w:p>
+    <w:p>
+      <w:pPr>
+        <w:numPr>
+          <w:ilvl w:val="0"/>
+          <w:numId w:val="15"/>
+        </w:numPr>
+        <w:spacing w:after="0" w:afterAutospacing="0" w:before="240" w:lineRule="auto"/>
+        <w:ind w:left="720" w:hanging="360"/>
+      </w:pPr>
+      <w:r>
+        <w:rPr>
+          <w:rtl w:val="0"/>
+        </w:rPr>
+        <w:t xml:space="preserve">DOC-032;</w:t>
+      </w:r>
+    </w:p>
+    <w:p>
+      <w:pPr>
+        <w:numPr>
+          <w:ilvl w:val="0"/>
+          <w:numId w:val="15"/>
+        </w:numPr>
+        <w:spacing w:after="0" w:afterAutospacing="0" w:before="0" w:beforeAutospacing="0" w:lineRule="auto"/>
+        <w:ind w:left="720" w:hanging="360"/>
+      </w:pPr>
+      <w:r>
+        <w:rPr>
+          <w:rtl w:val="0"/>
+        </w:rPr>
+        <w:t xml:space="preserve"> DecisionProposal; </w:t>
+      </w:r>
+    </w:p>
+    <w:p>
+      <w:pPr>
+        <w:numPr>
+          <w:ilvl w:val="0"/>
+          <w:numId w:val="15"/>
+        </w:numPr>
+        <w:spacing w:after="0" w:afterAutospacing="0" w:before="0" w:beforeAutospacing="0" w:lineRule="auto"/>
+        <w:ind w:left="720" w:hanging="360"/>
+      </w:pPr>
+      <w:r>
+        <w:rPr>
+          <w:rtl w:val="0"/>
+        </w:rPr>
+        <w:t xml:space="preserve">RiskEvaluationResult;</w:t>
+      </w:r>
+    </w:p>
+    <w:p>
+      <w:pPr>
+        <w:numPr>
+          <w:ilvl w:val="0"/>
+          <w:numId w:val="15"/>
+        </w:numPr>
+        <w:spacing w:after="240" w:before="0" w:beforeAutospacing="0" w:lineRule="auto"/>
+        <w:ind w:left="720" w:hanging="360"/>
+      </w:pPr>
+      <w:r>
+        <w:rPr>
+          <w:rtl w:val="0"/>
+        </w:rPr>
+        <w:t xml:space="preserve"> Portfolio State. </w:t>
+      </w:r>
+      <w:r>
+        <w:rPr>
+          <w:rtl w:val="0"/>
+        </w:rPr>
+      </w:r>
+    </w:p>
+    <w:p>
+      <w:pPr>
+        <w:spacing w:after="240" w:before="240" w:lineRule="auto"/>
+        <w:rPr/>
+      </w:pPr>
+      <w:r>
+        <w:rPr>
+          <w:rtl w:val="0"/>
+        </w:rPr>
+        <w:t xml:space="preserve">No podrá introducir dependencias adicionales.</w:t>
+      </w:r>
+    </w:p>
+    <w:p>
+      <w:pPr>
+        <w:spacing w:after="240" w:before="240" w:lineRule="auto"/>
+        <w:rPr/>
+      </w:pPr>
+      <w:r>
+        <w:rPr>
+          <w:rtl w:val="0"/>
+        </w:rPr>
+        <w:t xml:space="preserve">No podrá modificar contratos existentes.</w:t>
       </w:r>
     </w:p>
     <w:p>
@@ -2276,6 +5176,1192 @@
         <w:rPr>
           <w:rtl w:val="0"/>
         </w:rPr>
+      </w:r>
+    </w:p>
+    <w:p>
+      <w:pPr>
+        <w:pStyle w:val="Heading1"/>
+        <w:keepNext w:val="0"/>
+        <w:keepLines w:val="0"/>
+        <w:spacing w:before="480" w:lineRule="auto"/>
+        <w:rPr/>
+      </w:pPr>
+      <w:bookmarkStart w:colFirst="0" w:colLast="0" w:name="_ypsr7bczp0vd" w:id="28"/>
+      <w:bookmarkEnd w:id="28"/>
+      <w:r>
+        <w:rPr>
+          <w:b w:val="1"/>
+          <w:bCs w:val="1"/>
+          <w:sz w:val="46"/>
+          <w:szCs w:val="46"/>
+          <w:rtl w:val="0"/>
+        </w:rPr>
+        <w:t xml:space="preserve">17. Estrategia de Pruebas</w:t>
+      </w:r>
+      <w:r>
+        <w:rPr>
+          <w:rtl w:val="0"/>
+        </w:rPr>
+      </w:r>
+    </w:p>
+    <w:p>
+      <w:pPr>
+        <w:spacing w:after="240" w:before="240" w:lineRule="auto"/>
+        <w:rPr/>
+      </w:pPr>
+      <w:r>
+        <w:rPr>
+          <w:rtl w:val="0"/>
+        </w:rPr>
+        <w:t xml:space="preserve">La aceptación del presente incremento requerirá evidencia objetiva e independiente de las siguientes propiedades.</w:t>
+      </w:r>
+    </w:p>
+    <w:p>
+      <w:pPr>
+        <w:spacing w:after="240" w:before="240" w:lineRule="auto"/>
+        <w:rPr/>
+      </w:pPr>
+      <w:r>
+        <w:rPr>
+          <w:rtl w:val="0"/>
+        </w:rPr>
+      </w:r>
+    </w:p>
+    <w:p>
+      <w:pPr>
+        <w:spacing w:after="240" w:before="240" w:lineRule="auto"/>
+        <w:rPr/>
+      </w:pPr>
+      <w:r>
+        <w:rPr>
+          <w:rtl w:val="0"/>
+        </w:rPr>
+        <w:t xml:space="preserve">EP-001 — Construcción con Posiciones</w:t>
+      </w:r>
+    </w:p>
+    <w:p>
+      <w:pPr>
+        <w:spacing w:after="240" w:before="240" w:lineRule="auto"/>
+        <w:rPr/>
+      </w:pPr>
+      <w:r>
+        <w:rPr>
+          <w:rtl w:val="0"/>
+        </w:rPr>
+      </w:r>
+    </w:p>
+    <w:p>
+      <w:pPr>
+        <w:spacing w:after="240" w:before="240" w:lineRule="auto"/>
+        <w:rPr/>
+      </w:pPr>
+      <w:r>
+        <w:rPr>
+          <w:rtl w:val="0"/>
+        </w:rPr>
+        <w:t xml:space="preserve">Demostrar la construcción válida de un Portfolio State compuesto exclusivamente por posiciones.</w:t>
+      </w:r>
+    </w:p>
+    <w:p>
+      <w:pPr>
+        <w:spacing w:after="240" w:before="240" w:lineRule="auto"/>
+        <w:rPr/>
+      </w:pPr>
+      <w:r>
+        <w:rPr>
+          <w:rtl w:val="0"/>
+        </w:rPr>
+      </w:r>
+    </w:p>
+    <w:p>
+      <w:pPr>
+        <w:spacing w:after="240" w:before="240" w:lineRule="auto"/>
+        <w:rPr/>
+      </w:pPr>
+      <w:r>
+        <w:rPr>
+          <w:rtl w:val="0"/>
+        </w:rPr>
+        <w:t xml:space="preserve">EP-002 — Construcción con Disponibilidades Monetarias</w:t>
+      </w:r>
+    </w:p>
+    <w:p>
+      <w:pPr>
+        <w:spacing w:after="240" w:before="240" w:lineRule="auto"/>
+        <w:rPr/>
+      </w:pPr>
+      <w:r>
+        <w:rPr>
+          <w:rtl w:val="0"/>
+        </w:rPr>
+      </w:r>
+    </w:p>
+    <w:p>
+      <w:pPr>
+        <w:spacing w:after="240" w:before="240" w:lineRule="auto"/>
+        <w:rPr/>
+      </w:pPr>
+      <w:r>
+        <w:rPr>
+          <w:rtl w:val="0"/>
+        </w:rPr>
+        <w:t xml:space="preserve">Demostrar la construcción válida de un Portfolio State compuesto exclusivamente por disponibilidades monetarias.</w:t>
+      </w:r>
+    </w:p>
+    <w:p>
+      <w:pPr>
+        <w:spacing w:after="240" w:before="240" w:lineRule="auto"/>
+        <w:rPr/>
+      </w:pPr>
+      <w:r>
+        <w:rPr>
+          <w:rtl w:val="0"/>
+        </w:rPr>
+      </w:r>
+    </w:p>
+    <w:p>
+      <w:pPr>
+        <w:spacing w:after="240" w:before="240" w:lineRule="auto"/>
+        <w:rPr/>
+      </w:pPr>
+      <w:r>
+        <w:rPr>
+          <w:rtl w:val="0"/>
+        </w:rPr>
+        <w:t xml:space="preserve">EP-003 — Construcción Mixta</w:t>
+      </w:r>
+    </w:p>
+    <w:p>
+      <w:pPr>
+        <w:spacing w:after="240" w:before="240" w:lineRule="auto"/>
+        <w:rPr/>
+      </w:pPr>
+      <w:r>
+        <w:rPr>
+          <w:rtl w:val="0"/>
+        </w:rPr>
+      </w:r>
+    </w:p>
+    <w:p>
+      <w:pPr>
+        <w:spacing w:after="240" w:before="240" w:lineRule="auto"/>
+        <w:rPr/>
+      </w:pPr>
+      <w:r>
+        <w:rPr>
+          <w:rtl w:val="0"/>
+        </w:rPr>
+        <w:t xml:space="preserve">Demostrar la construcción válida de un Portfolio State compuesto por posiciones y disponibilidades monetarias.</w:t>
+      </w:r>
+    </w:p>
+    <w:p>
+      <w:pPr>
+        <w:spacing w:after="240" w:before="240" w:lineRule="auto"/>
+        <w:rPr/>
+      </w:pPr>
+      <w:r>
+        <w:rPr>
+          <w:rtl w:val="0"/>
+        </w:rPr>
+      </w:r>
+    </w:p>
+    <w:p>
+      <w:pPr>
+        <w:spacing w:after="240" w:before="240" w:lineRule="auto"/>
+        <w:rPr/>
+      </w:pPr>
+      <w:r>
+        <w:rPr>
+          <w:rtl w:val="0"/>
+        </w:rPr>
+        <w:t xml:space="preserve">EP-004 — Estado Vacío</w:t>
+      </w:r>
+    </w:p>
+    <w:p>
+      <w:pPr>
+        <w:spacing w:after="240" w:before="240" w:lineRule="auto"/>
+        <w:rPr/>
+      </w:pPr>
+      <w:r>
+        <w:rPr>
+          <w:rtl w:val="0"/>
+        </w:rPr>
+      </w:r>
+    </w:p>
+    <w:p>
+      <w:pPr>
+        <w:spacing w:after="240" w:before="240" w:lineRule="auto"/>
+        <w:rPr/>
+      </w:pPr>
+      <w:r>
+        <w:rPr>
+          <w:rtl w:val="0"/>
+        </w:rPr>
+        <w:t xml:space="preserve">Demostrar el rechazo de un estado sin posiciones y sin disponibilidades monetarias.</w:t>
+      </w:r>
+    </w:p>
+    <w:p>
+      <w:pPr>
+        <w:spacing w:after="240" w:before="240" w:lineRule="auto"/>
+        <w:rPr/>
+      </w:pPr>
+      <w:r>
+        <w:rPr>
+          <w:rtl w:val="0"/>
+        </w:rPr>
+      </w:r>
+    </w:p>
+    <w:p>
+      <w:pPr>
+        <w:spacing w:after="240" w:before="240" w:lineRule="auto"/>
+        <w:rPr/>
+      </w:pPr>
+      <w:r>
+        <w:rPr>
+          <w:rtl w:val="0"/>
+        </w:rPr>
+        <w:t xml:space="preserve">EP-005 — Inmutabilidad</w:t>
+      </w:r>
+    </w:p>
+    <w:p>
+      <w:pPr>
+        <w:spacing w:after="240" w:before="240" w:lineRule="auto"/>
+        <w:rPr/>
+      </w:pPr>
+      <w:r>
+        <w:rPr>
+          <w:rtl w:val="0"/>
+        </w:rPr>
+      </w:r>
+    </w:p>
+    <w:p>
+      <w:pPr>
+        <w:spacing w:after="240" w:before="240" w:lineRule="auto"/>
+        <w:rPr/>
+      </w:pPr>
+      <w:r>
+        <w:rPr>
+          <w:rtl w:val="0"/>
+        </w:rPr>
+        <w:t xml:space="preserve">Demostrar que el contrato no admite modificaciones posteriores a su construcción.</w:t>
+      </w:r>
+    </w:p>
+    <w:p>
+      <w:pPr>
+        <w:spacing w:after="240" w:before="240" w:lineRule="auto"/>
+        <w:rPr/>
+      </w:pPr>
+      <w:r>
+        <w:rPr>
+          <w:rtl w:val="0"/>
+        </w:rPr>
+      </w:r>
+    </w:p>
+    <w:p>
+      <w:pPr>
+        <w:spacing w:after="240" w:before="240" w:lineRule="auto"/>
+        <w:rPr/>
+      </w:pPr>
+      <w:r>
+        <w:rPr>
+          <w:rtl w:val="0"/>
+        </w:rPr>
+        <w:t xml:space="preserve">EP-006 — Igualdad</w:t>
+      </w:r>
+    </w:p>
+    <w:p>
+      <w:pPr>
+        <w:spacing w:after="240" w:before="240" w:lineRule="auto"/>
+        <w:rPr/>
+      </w:pPr>
+      <w:r>
+        <w:rPr>
+          <w:rtl w:val="0"/>
+        </w:rPr>
+      </w:r>
+    </w:p>
+    <w:p>
+      <w:pPr>
+        <w:spacing w:after="240" w:before="240" w:lineRule="auto"/>
+        <w:rPr/>
+      </w:pPr>
+      <w:r>
+        <w:rPr>
+          <w:rtl w:val="0"/>
+        </w:rPr>
+        <w:t xml:space="preserve">Demostrar que dos contratos con los mismos componentes canónicos son equivalentes aunque dichos componentes hayan sido suministrados en distinto orden.</w:t>
+      </w:r>
+    </w:p>
+    <w:p>
+      <w:pPr>
+        <w:spacing w:after="240" w:before="240" w:lineRule="auto"/>
+        <w:rPr/>
+      </w:pPr>
+      <w:r>
+        <w:rPr>
+          <w:rtl w:val="0"/>
+        </w:rPr>
+      </w:r>
+    </w:p>
+    <w:p>
+      <w:pPr>
+        <w:spacing w:after="240" w:before="240" w:lineRule="auto"/>
+        <w:rPr/>
+      </w:pPr>
+      <w:r>
+        <w:rPr>
+          <w:rtl w:val="0"/>
+        </w:rPr>
+        <w:t xml:space="preserve">EP-007 — Desigualdad</w:t>
+      </w:r>
+    </w:p>
+    <w:p>
+      <w:pPr>
+        <w:spacing w:after="240" w:before="240" w:lineRule="auto"/>
+        <w:rPr/>
+      </w:pPr>
+      <w:r>
+        <w:rPr>
+          <w:rtl w:val="0"/>
+        </w:rPr>
+      </w:r>
+    </w:p>
+    <w:p>
+      <w:pPr>
+        <w:spacing w:after="240" w:before="240" w:lineRule="auto"/>
+        <w:rPr/>
+      </w:pPr>
+      <w:r>
+        <w:rPr>
+          <w:rtl w:val="0"/>
+        </w:rPr>
+        <w:t xml:space="preserve">Demostrar separadamente la desigualdad cuando cambia:</w:t>
+      </w:r>
+    </w:p>
+    <w:p>
+      <w:pPr>
+        <w:spacing w:after="240" w:before="240" w:lineRule="auto"/>
+        <w:rPr/>
+      </w:pPr>
+      <w:r>
+        <w:rPr>
+          <w:rtl w:val="0"/>
+        </w:rPr>
+      </w:r>
+    </w:p>
+    <w:p>
+      <w:pPr>
+        <w:spacing w:after="240" w:before="240" w:lineRule="auto"/>
+        <w:rPr/>
+      </w:pPr>
+      <w:r>
+        <w:rPr>
+          <w:rtl w:val="0"/>
+        </w:rPr>
+        <w:t xml:space="preserve">la identidad de un instrumento;</w:t>
+      </w:r>
+    </w:p>
+    <w:p>
+      <w:pPr>
+        <w:spacing w:after="240" w:before="240" w:lineRule="auto"/>
+        <w:rPr/>
+      </w:pPr>
+      <w:r>
+        <w:rPr>
+          <w:rtl w:val="0"/>
+        </w:rPr>
+        <w:t xml:space="preserve">la cantidad de una posición;</w:t>
+      </w:r>
+    </w:p>
+    <w:p>
+      <w:pPr>
+        <w:spacing w:after="240" w:before="240" w:lineRule="auto"/>
+        <w:rPr/>
+      </w:pPr>
+      <w:r>
+        <w:rPr>
+          <w:rtl w:val="0"/>
+        </w:rPr>
+        <w:t xml:space="preserve">la identidad de una moneda;</w:t>
+      </w:r>
+    </w:p>
+    <w:p>
+      <w:pPr>
+        <w:spacing w:after="240" w:before="240" w:lineRule="auto"/>
+        <w:rPr/>
+      </w:pPr>
+      <w:r>
+        <w:rPr>
+          <w:rtl w:val="0"/>
+        </w:rPr>
+        <w:t xml:space="preserve">el importe de una disponibilidad monetaria.</w:t>
+      </w:r>
+    </w:p>
+    <w:p>
+      <w:pPr>
+        <w:spacing w:after="240" w:before="240" w:lineRule="auto"/>
+        <w:rPr/>
+      </w:pPr>
+      <w:r>
+        <w:rPr>
+          <w:rtl w:val="0"/>
+        </w:rPr>
+      </w:r>
+    </w:p>
+    <w:p>
+      <w:pPr>
+        <w:spacing w:after="240" w:before="240" w:lineRule="auto"/>
+        <w:rPr/>
+      </w:pPr>
+      <w:r>
+        <w:rPr>
+          <w:rtl w:val="0"/>
+        </w:rPr>
+        <w:t xml:space="preserve">EP-008 — Hash</w:t>
+      </w:r>
+    </w:p>
+    <w:p>
+      <w:pPr>
+        <w:spacing w:after="240" w:before="240" w:lineRule="auto"/>
+        <w:rPr/>
+      </w:pPr>
+      <w:r>
+        <w:rPr>
+          <w:rtl w:val="0"/>
+        </w:rPr>
+      </w:r>
+    </w:p>
+    <w:p>
+      <w:pPr>
+        <w:spacing w:after="240" w:before="240" w:lineRule="auto"/>
+        <w:rPr/>
+      </w:pPr>
+      <w:r>
+        <w:rPr>
+          <w:rtl w:val="0"/>
+        </w:rPr>
+        <w:t xml:space="preserve">Demostrar la consistencia entre identidad semántica, igualdad y hash.</w:t>
+      </w:r>
+    </w:p>
+    <w:p>
+      <w:pPr>
+        <w:spacing w:after="240" w:before="240" w:lineRule="auto"/>
+        <w:rPr/>
+      </w:pPr>
+      <w:r>
+        <w:rPr>
+          <w:rtl w:val="0"/>
+        </w:rPr>
+      </w:r>
+    </w:p>
+    <w:p>
+      <w:pPr>
+        <w:spacing w:after="240" w:before="240" w:lineRule="auto"/>
+        <w:rPr/>
+      </w:pPr>
+      <w:r>
+        <w:rPr>
+          <w:rtl w:val="0"/>
+        </w:rPr>
+        <w:t xml:space="preserve">EP-009 — Identidad Reproducible</w:t>
+      </w:r>
+    </w:p>
+    <w:p>
+      <w:pPr>
+        <w:spacing w:after="240" w:before="240" w:lineRule="auto"/>
+        <w:rPr/>
+      </w:pPr>
+      <w:r>
+        <w:rPr>
+          <w:rtl w:val="0"/>
+        </w:rPr>
+      </w:r>
+    </w:p>
+    <w:p>
+      <w:pPr>
+        <w:spacing w:after="240" w:before="240" w:lineRule="auto"/>
+        <w:rPr/>
+      </w:pPr>
+      <w:r>
+        <w:rPr>
+          <w:rtl w:val="0"/>
+        </w:rPr>
+        <w:t xml:space="preserve">Demostrar que los mismos componentes canónicos producen la misma identidad reproducible.</w:t>
+      </w:r>
+    </w:p>
+    <w:p>
+      <w:pPr>
+        <w:spacing w:after="240" w:before="240" w:lineRule="auto"/>
+        <w:rPr/>
+      </w:pPr>
+      <w:r>
+        <w:rPr>
+          <w:rtl w:val="0"/>
+        </w:rPr>
+      </w:r>
+    </w:p>
+    <w:p>
+      <w:pPr>
+        <w:spacing w:after="240" w:before="240" w:lineRule="auto"/>
+        <w:rPr/>
+      </w:pPr>
+      <w:r>
+        <w:rPr>
+          <w:rtl w:val="0"/>
+        </w:rPr>
+        <w:t xml:space="preserve">EP-010 — Unicidad de Instrumentos</w:t>
+      </w:r>
+    </w:p>
+    <w:p>
+      <w:pPr>
+        <w:spacing w:after="240" w:before="240" w:lineRule="auto"/>
+        <w:rPr/>
+      </w:pPr>
+      <w:r>
+        <w:rPr>
+          <w:rtl w:val="0"/>
+        </w:rPr>
+      </w:r>
+    </w:p>
+    <w:p>
+      <w:pPr>
+        <w:spacing w:after="240" w:before="240" w:lineRule="auto"/>
+        <w:rPr/>
+      </w:pPr>
+      <w:r>
+        <w:rPr>
+          <w:rtl w:val="0"/>
+        </w:rPr>
+        <w:t xml:space="preserve">Demostrar el rechazo de posiciones duplicadas para un mismo instrumento.</w:t>
+      </w:r>
+    </w:p>
+    <w:p>
+      <w:pPr>
+        <w:spacing w:after="240" w:before="240" w:lineRule="auto"/>
+        <w:rPr/>
+      </w:pPr>
+      <w:r>
+        <w:rPr>
+          <w:rtl w:val="0"/>
+        </w:rPr>
+      </w:r>
+    </w:p>
+    <w:p>
+      <w:pPr>
+        <w:spacing w:after="240" w:before="240" w:lineRule="auto"/>
+        <w:rPr/>
+      </w:pPr>
+      <w:r>
+        <w:rPr>
+          <w:rtl w:val="0"/>
+        </w:rPr>
+        <w:t xml:space="preserve">EP-011 — Unicidad de Monedas</w:t>
+      </w:r>
+    </w:p>
+    <w:p>
+      <w:pPr>
+        <w:spacing w:after="240" w:before="240" w:lineRule="auto"/>
+        <w:rPr/>
+      </w:pPr>
+      <w:r>
+        <w:rPr>
+          <w:rtl w:val="0"/>
+        </w:rPr>
+      </w:r>
+    </w:p>
+    <w:p>
+      <w:pPr>
+        <w:spacing w:after="240" w:before="240" w:lineRule="auto"/>
+        <w:rPr/>
+      </w:pPr>
+      <w:r>
+        <w:rPr>
+          <w:rtl w:val="0"/>
+        </w:rPr>
+        <w:t xml:space="preserve">Demostrar el rechazo de disponibilidades monetarias duplicadas para una misma moneda.</w:t>
+      </w:r>
+    </w:p>
+    <w:p>
+      <w:pPr>
+        <w:spacing w:after="240" w:before="240" w:lineRule="auto"/>
+        <w:rPr/>
+      </w:pPr>
+      <w:r>
+        <w:rPr>
+          <w:rtl w:val="0"/>
+        </w:rPr>
+      </w:r>
+    </w:p>
+    <w:p>
+      <w:pPr>
+        <w:spacing w:after="240" w:before="240" w:lineRule="auto"/>
+        <w:rPr/>
+      </w:pPr>
+      <w:r>
+        <w:rPr>
+          <w:rtl w:val="0"/>
+        </w:rPr>
+        <w:t xml:space="preserve">EP-012 — Valores Cero</w:t>
+      </w:r>
+    </w:p>
+    <w:p>
+      <w:pPr>
+        <w:spacing w:after="240" w:before="240" w:lineRule="auto"/>
+        <w:rPr/>
+      </w:pPr>
+      <w:r>
+        <w:rPr>
+          <w:rtl w:val="0"/>
+        </w:rPr>
+      </w:r>
+    </w:p>
+    <w:p>
+      <w:pPr>
+        <w:spacing w:after="240" w:before="240" w:lineRule="auto"/>
+        <w:rPr/>
+      </w:pPr>
+      <w:r>
+        <w:rPr>
+          <w:rtl w:val="0"/>
+        </w:rPr>
+        <w:t xml:space="preserve">Demostrar separadamente el rechazo de:</w:t>
+      </w:r>
+    </w:p>
+    <w:p>
+      <w:pPr>
+        <w:spacing w:after="240" w:before="240" w:lineRule="auto"/>
+        <w:rPr/>
+      </w:pPr>
+      <w:r>
+        <w:rPr>
+          <w:rtl w:val="0"/>
+        </w:rPr>
+      </w:r>
+    </w:p>
+    <w:p>
+      <w:pPr>
+        <w:spacing w:after="240" w:before="240" w:lineRule="auto"/>
+        <w:rPr/>
+      </w:pPr>
+      <w:r>
+        <w:rPr>
+          <w:rtl w:val="0"/>
+        </w:rPr>
+        <w:t xml:space="preserve">una posición con cantidad cero;</w:t>
+      </w:r>
+    </w:p>
+    <w:p>
+      <w:pPr>
+        <w:spacing w:after="240" w:before="240" w:lineRule="auto"/>
+        <w:rPr/>
+      </w:pPr>
+      <w:r>
+        <w:rPr>
+          <w:rtl w:val="0"/>
+        </w:rPr>
+        <w:t xml:space="preserve">una disponibilidad monetaria con importe cero.</w:t>
+      </w:r>
+    </w:p>
+    <w:p>
+      <w:pPr>
+        <w:spacing w:after="240" w:before="240" w:lineRule="auto"/>
+        <w:rPr/>
+      </w:pPr>
+      <w:r>
+        <w:rPr>
+          <w:rtl w:val="0"/>
+        </w:rPr>
+      </w:r>
+    </w:p>
+    <w:p>
+      <w:pPr>
+        <w:spacing w:after="240" w:before="240" w:lineRule="auto"/>
+        <w:rPr/>
+      </w:pPr>
+      <w:r>
+        <w:rPr>
+          <w:rtl w:val="0"/>
+        </w:rPr>
+        <w:t xml:space="preserve">EP-013 — Valores No Finitos</w:t>
+      </w:r>
+    </w:p>
+    <w:p>
+      <w:pPr>
+        <w:spacing w:after="240" w:before="240" w:lineRule="auto"/>
+        <w:rPr/>
+      </w:pPr>
+      <w:r>
+        <w:rPr>
+          <w:rtl w:val="0"/>
+        </w:rPr>
+      </w:r>
+    </w:p>
+    <w:p>
+      <w:pPr>
+        <w:spacing w:after="240" w:before="240" w:lineRule="auto"/>
+        <w:rPr/>
+      </w:pPr>
+      <w:r>
+        <w:rPr>
+          <w:rtl w:val="0"/>
+        </w:rPr>
+        <w:t xml:space="preserve">Demostrar separadamente el rechazo de NaN e infinitos en cantidades e importes.</w:t>
+      </w:r>
+    </w:p>
+    <w:p>
+      <w:pPr>
+        <w:spacing w:after="240" w:before="240" w:lineRule="auto"/>
+        <w:rPr/>
+      </w:pPr>
+      <w:r>
+        <w:rPr>
+          <w:rtl w:val="0"/>
+        </w:rPr>
+      </w:r>
+    </w:p>
+    <w:p>
+      <w:pPr>
+        <w:spacing w:after="240" w:before="240" w:lineRule="auto"/>
+        <w:rPr/>
+      </w:pPr>
+      <w:r>
+        <w:rPr>
+          <w:rtl w:val="0"/>
+        </w:rPr>
+        <w:t xml:space="preserve">EP-014 — Valores Negativos</w:t>
+      </w:r>
+    </w:p>
+    <w:p>
+      <w:pPr>
+        <w:spacing w:after="240" w:before="240" w:lineRule="auto"/>
+        <w:rPr/>
+      </w:pPr>
+      <w:r>
+        <w:rPr>
+          <w:rtl w:val="0"/>
+        </w:rPr>
+      </w:r>
+    </w:p>
+    <w:p>
+      <w:pPr>
+        <w:spacing w:after="240" w:before="240" w:lineRule="auto"/>
+        <w:rPr/>
+      </w:pPr>
+      <w:r>
+        <w:rPr>
+          <w:rtl w:val="0"/>
+        </w:rPr>
+        <w:t xml:space="preserve">Demostrar que cantidades e importes negativos son estructuralmente válidos.</w:t>
+      </w:r>
+    </w:p>
+    <w:p>
+      <w:pPr>
+        <w:spacing w:after="240" w:before="240" w:lineRule="auto"/>
+        <w:rPr/>
+      </w:pPr>
+      <w:r>
+        <w:rPr>
+          <w:rtl w:val="0"/>
+        </w:rPr>
+      </w:r>
+    </w:p>
+    <w:p>
+      <w:pPr>
+        <w:spacing w:after="240" w:before="240" w:lineRule="auto"/>
+        <w:rPr/>
+      </w:pPr>
+      <w:r>
+        <w:rPr>
+          <w:rtl w:val="0"/>
+        </w:rPr>
+        <w:t xml:space="preserve">EP-015 — Trazabilidad</w:t>
+      </w:r>
+    </w:p>
+    <w:p>
+      <w:pPr>
+        <w:spacing w:after="240" w:before="240" w:lineRule="auto"/>
+        <w:rPr/>
+      </w:pPr>
+      <w:r>
+        <w:rPr>
+          <w:rtl w:val="0"/>
+        </w:rPr>
+      </w:r>
+    </w:p>
+    <w:p>
+      <w:pPr>
+        <w:spacing w:after="240" w:before="240" w:lineRule="auto"/>
+        <w:rPr/>
+      </w:pPr>
+      <w:r>
+        <w:rPr>
+          <w:rtl w:val="0"/>
+        </w:rPr>
+        <w:t xml:space="preserve">Demostrar la preservación íntegra de:</w:t>
+      </w:r>
+    </w:p>
+    <w:p>
+      <w:pPr>
+        <w:spacing w:after="240" w:before="240" w:lineRule="auto"/>
+        <w:rPr/>
+      </w:pPr>
+      <w:r>
+        <w:rPr>
+          <w:rtl w:val="0"/>
+        </w:rPr>
+      </w:r>
+    </w:p>
+    <w:p>
+      <w:pPr>
+        <w:spacing w:after="240" w:before="240" w:lineRule="auto"/>
+        <w:rPr/>
+      </w:pPr>
+      <w:r>
+        <w:rPr>
+          <w:rtl w:val="0"/>
+        </w:rPr>
+        <w:t xml:space="preserve">DecisionProposal;</w:t>
+      </w:r>
+    </w:p>
+    <w:p>
+      <w:pPr>
+        <w:spacing w:after="240" w:before="240" w:lineRule="auto"/>
+        <w:rPr/>
+      </w:pPr>
+      <w:r>
+        <w:rPr>
+          <w:rtl w:val="0"/>
+        </w:rPr>
+        <w:t xml:space="preserve">RiskEvaluationResult;</w:t>
+      </w:r>
+    </w:p>
+    <w:p>
+      <w:pPr>
+        <w:spacing w:after="240" w:before="240" w:lineRule="auto"/>
+        <w:rPr/>
+      </w:pPr>
+      <w:r>
+        <w:rPr>
+          <w:rtl w:val="0"/>
+        </w:rPr>
+        <w:t xml:space="preserve">Current Portfolio State;</w:t>
+      </w:r>
+    </w:p>
+    <w:p>
+      <w:pPr>
+        <w:spacing w:after="240" w:before="240" w:lineRule="auto"/>
+        <w:rPr/>
+      </w:pPr>
+      <w:r>
+        <w:rPr>
+          <w:rtl w:val="0"/>
+        </w:rPr>
+      </w:r>
+    </w:p>
+    <w:p>
+      <w:pPr>
+        <w:spacing w:after="240" w:before="240" w:lineRule="auto"/>
+        <w:rPr/>
+      </w:pPr>
+      <w:r>
+        <w:rPr>
+          <w:rtl w:val="0"/>
+        </w:rPr>
+        <w:t xml:space="preserve">cuando una instancia desempeñe el rol de Target Portfolio State.</w:t>
+      </w:r>
+    </w:p>
+    <w:p>
+      <w:pPr>
+        <w:spacing w:after="240" w:before="240" w:lineRule="auto"/>
+        <w:rPr/>
+      </w:pPr>
+      <w:r>
+        <w:rPr>
+          <w:rtl w:val="0"/>
+        </w:rPr>
+      </w:r>
+    </w:p>
+    <w:p>
+      <w:pPr>
+        <w:spacing w:after="240" w:before="240" w:lineRule="auto"/>
+        <w:rPr/>
+      </w:pPr>
+      <w:r>
+        <w:rPr>
+          <w:rtl w:val="0"/>
+        </w:rPr>
+        <w:t xml:space="preserve">EP-016 — Independencia entre Identidad y Trazabilidad</w:t>
+      </w:r>
+    </w:p>
+    <w:p>
+      <w:pPr>
+        <w:spacing w:after="240" w:before="240" w:lineRule="auto"/>
+        <w:rPr/>
+      </w:pPr>
+      <w:r>
+        <w:rPr>
+          <w:rtl w:val="0"/>
+        </w:rPr>
+      </w:r>
+    </w:p>
+    <w:p>
+      <w:pPr>
+        <w:spacing w:after="240" w:before="240" w:lineRule="auto"/>
+        <w:rPr/>
+      </w:pPr>
+      <w:r>
+        <w:rPr>
+          <w:rtl w:val="0"/>
+        </w:rPr>
+        <w:t xml:space="preserve">Demostrar que dos instancias con el mismo estado canónico y distinta trazabilidad permanecen semánticamente equivalentes.</w:t>
+      </w:r>
+    </w:p>
+    <w:p>
+      <w:pPr>
+        <w:spacing w:after="240" w:before="240" w:lineRule="auto"/>
+        <w:rPr/>
+      </w:pPr>
+      <w:r>
+        <w:rPr>
+          <w:rtl w:val="0"/>
+        </w:rPr>
+      </w:r>
+    </w:p>
+    <w:p>
+      <w:pPr>
+        <w:spacing w:after="240" w:before="240" w:lineRule="auto"/>
+        <w:rPr/>
+      </w:pPr>
+      <w:r>
+        <w:rPr>
+          <w:rtl w:val="0"/>
+        </w:rPr>
+        <w:t xml:space="preserve">EP-017 — Roles Arquitectónicos</w:t>
+      </w:r>
+    </w:p>
+    <w:p>
+      <w:pPr>
+        <w:spacing w:after="240" w:before="240" w:lineRule="auto"/>
+        <w:rPr/>
+      </w:pPr>
+      <w:r>
+        <w:rPr>
+          <w:rtl w:val="0"/>
+        </w:rPr>
+      </w:r>
+    </w:p>
+    <w:p>
+      <w:pPr>
+        <w:spacing w:after="240" w:before="240" w:lineRule="auto"/>
+        <w:rPr/>
+      </w:pPr>
+      <w:r>
+        <w:rPr>
+          <w:rtl w:val="0"/>
+        </w:rPr>
+        <w:t xml:space="preserve">Demostrar que Current Portfolio State y Target Portfolio State no constituyen contratos, tipos ni atributos distintos dentro de Portfolio State.</w:t>
+      </w:r>
+    </w:p>
+    <w:p>
+      <w:pPr>
+        <w:spacing w:after="240" w:before="240" w:lineRule="auto"/>
+        <w:rPr/>
+      </w:pPr>
+      <w:r>
+        <w:rPr>
+          <w:rtl w:val="0"/>
+        </w:rPr>
+      </w:r>
+    </w:p>
+    <w:p>
+      <w:pPr>
+        <w:spacing w:after="240" w:before="240" w:lineRule="auto"/>
+        <w:rPr/>
+      </w:pPr>
+      <w:r>
+        <w:rPr>
+          <w:rtl w:val="0"/>
+        </w:rPr>
+        <w:t xml:space="preserve">EP-018 — Fronteras Arquitectónicas</w:t>
+      </w:r>
+    </w:p>
+    <w:p>
+      <w:pPr>
+        <w:spacing w:after="240" w:before="240" w:lineRule="auto"/>
+        <w:rPr/>
+      </w:pPr>
+      <w:r>
+        <w:rPr>
+          <w:rtl w:val="0"/>
+        </w:rPr>
+      </w:r>
+    </w:p>
+    <w:p>
+      <w:pPr>
+        <w:spacing w:after="240" w:before="240" w:lineRule="auto"/>
+        <w:rPr/>
+      </w:pPr>
+      <w:r>
+        <w:rPr>
+          <w:rtl w:val="0"/>
+        </w:rPr>
+        <w:t xml:space="preserve">Demostrar que el incremento mantiene la separación arquitectónica respecto de:</w:t>
+      </w:r>
+    </w:p>
+    <w:p>
+      <w:pPr>
+        <w:spacing w:after="240" w:before="240" w:lineRule="auto"/>
+        <w:rPr/>
+      </w:pPr>
+      <w:r>
+        <w:rPr>
+          <w:rtl w:val="0"/>
+        </w:rPr>
+      </w:r>
+    </w:p>
+    <w:p>
+      <w:pPr>
+        <w:spacing w:after="240" w:before="240" w:lineRule="auto"/>
+        <w:rPr/>
+      </w:pPr>
+      <w:r>
+        <w:rPr>
+          <w:rtl w:val="0"/>
+        </w:rPr>
+        <w:t xml:space="preserve">Decision Model;</w:t>
+      </w:r>
+    </w:p>
+    <w:p>
+      <w:pPr>
+        <w:spacing w:after="240" w:before="240" w:lineRule="auto"/>
+        <w:rPr/>
+      </w:pPr>
+      <w:r>
+        <w:rPr>
+          <w:rtl w:val="0"/>
+        </w:rPr>
+        <w:t xml:space="preserve">Risk;</w:t>
+      </w:r>
+    </w:p>
+    <w:p>
+      <w:pPr>
+        <w:spacing w:after="240" w:before="240" w:lineRule="auto"/>
+        <w:rPr/>
+      </w:pPr>
+      <w:r>
+        <w:rPr>
+          <w:rtl w:val="0"/>
+        </w:rPr>
+        <w:t xml:space="preserve">Execution.</w:t>
+      </w:r>
+    </w:p>
+    <w:p>
+      <w:pPr>
+        <w:spacing w:after="240" w:before="240" w:lineRule="auto"/>
+        <w:rPr/>
+      </w:pPr>
+      <w:r>
+        <w:rPr>
+          <w:rtl w:val="0"/>
+        </w:rPr>
+      </w:r>
+    </w:p>
+    <w:p>
+      <w:pPr>
+        <w:spacing w:after="240" w:before="240" w:lineRule="auto"/>
+        <w:rPr/>
+      </w:pPr>
+      <w:r>
+        <w:rPr>
+          <w:rtl w:val="0"/>
+        </w:rPr>
+        <w:t xml:space="preserve">EP-019 — Compatibilidad</w:t>
+      </w:r>
+    </w:p>
+    <w:p>
+      <w:pPr>
+        <w:spacing w:after="240" w:before="240" w:lineRule="auto"/>
+        <w:rPr/>
+      </w:pPr>
+      <w:r>
+        <w:rPr>
+          <w:rtl w:val="0"/>
+        </w:rPr>
+      </w:r>
+    </w:p>
+    <w:p>
+      <w:pPr>
+        <w:spacing w:after="240" w:before="240" w:lineRule="auto"/>
+        <w:rPr/>
+      </w:pPr>
+      <w:r>
+        <w:rPr>
+          <w:rtl w:val="0"/>
+        </w:rPr>
+        <w:t xml:space="preserve">Demostrar que el incremento no introduce dependencias arquitectónicas adicionales ni modifica contratos públicos existentes.</w:t>
+      </w:r>
+    </w:p>
+    <w:p>
+      <w:pPr>
+        <w:spacing w:after="240" w:before="240" w:lineRule="auto"/>
+        <w:rPr/>
+      </w:pPr>
+      <w:r>
+        <w:rPr>
+          <w:rtl w:val="0"/>
+        </w:rPr>
+      </w:r>
+    </w:p>
+    <w:p>
+      <w:pPr>
+        <w:pStyle w:val="Heading1"/>
+        <w:keepNext w:val="0"/>
+        <w:keepLines w:val="0"/>
+        <w:spacing w:before="480" w:lineRule="auto"/>
+        <w:rPr>
+          <w:b w:val="1"/>
+          <w:bCs w:val="1"/>
+          <w:sz w:val="46"/>
+          <w:szCs w:val="46"/>
+        </w:rPr>
+      </w:pPr>
+      <w:bookmarkStart w:colFirst="0" w:colLast="0" w:name="_pi1apm5ssqny" w:id="29"/>
+      <w:bookmarkEnd w:id="29"/>
+      <w:r>
+        <w:rPr>
+          <w:b w:val="1"/>
+          <w:bCs w:val="1"/>
+          <w:sz w:val="46"/>
+          <w:szCs w:val="46"/>
+          <w:rtl w:val="0"/>
+        </w:rPr>
+        <w:t xml:space="preserve">18. Reglas de Coherencia Arquitectónica</w:t>
+      </w:r>
+    </w:p>
+    <w:p>
+      <w:pPr>
+        <w:spacing w:after="240" w:before="240" w:lineRule="auto"/>
+        <w:rPr/>
+      </w:pPr>
+      <w:r>
+        <w:rPr>
+          <w:rtl w:val="0"/>
+        </w:rPr>
+        <w:t xml:space="preserve">Toda implementación del contrato </w:t>
+      </w:r>
+      <w:r>
+        <w:rPr>
+          <w:b w:val="1"/>
+          <w:bCs w:val="1"/>
+          <w:rtl w:val="0"/>
+        </w:rPr>
+        <w:t xml:space="preserve">Portfolio State</w:t>
+      </w:r>
+      <w:r>
+        <w:rPr>
+          <w:rtl w:val="0"/>
+        </w:rPr>
+        <w:t xml:space="preserve"> deberá preservar las siguientes relaciones arquitectónicas.</w:t>
       </w:r>
     </w:p>
     <w:p>
@@ -2291,1702 +6377,8 @@
           <w:szCs w:val="34"/>
         </w:rPr>
       </w:pPr>
-      <w:bookmarkStart w:colFirst="0" w:colLast="0" w:name="_orwic7a8na0o" w:id="15"/>
-      <w:bookmarkEnd w:id="15"/>
-      <w:r>
-        <w:rPr>
-          <w:b w:val="1"/>
-          <w:bCs w:val="1"/>
-          <w:sz w:val="34"/>
-          <w:szCs w:val="34"/>
-          <w:rtl w:val="0"/>
-        </w:rPr>
-        <w:t xml:space="preserve">IM-001 — Inmutabilidad</w:t>
-      </w:r>
-    </w:p>
-    <w:p>
-      <w:pPr>
-        <w:spacing w:after="240" w:before="240" w:lineRule="auto"/>
-        <w:rPr/>
-      </w:pPr>
-      <w:r>
-        <w:rPr>
-          <w:rtl w:val="0"/>
-        </w:rPr>
-        <w:t xml:space="preserve">Portfolio State constituye un activo de dominio inmutable.</w:t>
-      </w:r>
-      <w:r>
-        <w:rPr>
-          <w:rtl w:val="0"/>
-        </w:rPr>
-      </w:r>
-    </w:p>
-    <w:p>
-      <w:pPr>
-        <w:spacing w:after="240" w:before="240" w:lineRule="auto"/>
-        <w:rPr/>
-      </w:pPr>
-      <w:r>
-        <w:rPr>
-          <w:rtl w:val="0"/>
-        </w:rPr>
-        <w:t xml:space="preserve">Una vez construido, el contrato no podrá modificarse.</w:t>
-      </w:r>
-    </w:p>
-    <w:p>
-      <w:pPr>
-        <w:spacing w:after="240" w:before="240" w:lineRule="auto"/>
-        <w:rPr/>
-      </w:pPr>
-      <w:r>
-        <w:rPr>
-          <w:rtl w:val="0"/>
-        </w:rPr>
-        <w:t xml:space="preserve">Toda evolución posterior deberá producir un nuevo contrato.</w:t>
-      </w:r>
-    </w:p>
-    <w:p>
-      <w:pPr>
-        <w:rPr/>
-      </w:pPr>
-      <w:r>
-        <w:pict>
-          <v:rect style="width:0.0pt;height:1.5pt" o:hr="t" o:hrstd="t" o:hralign="center" fillcolor="#A0A0A0" stroked="f"/>
-        </w:pict>
-      </w:r>
-      <w:r>
-        <w:rPr>
-          <w:rtl w:val="0"/>
-        </w:rPr>
-      </w:r>
-    </w:p>
-    <w:p>
-      <w:pPr>
-        <w:pStyle w:val="Heading2"/>
-        <w:keepNext w:val="0"/>
-        <w:keepLines w:val="0"/>
-        <w:spacing w:after="80" w:lineRule="auto"/>
-        <w:rPr>
-          <w:b w:val="1"/>
-          <w:bCs w:val="1"/>
-          <w:sz w:val="34"/>
-          <w:szCs w:val="34"/>
-        </w:rPr>
-      </w:pPr>
-      <w:bookmarkStart w:colFirst="0" w:colLast="0" w:name="_knkscinqzdja" w:id="16"/>
-      <w:bookmarkEnd w:id="16"/>
-      <w:r>
-        <w:rPr>
-          <w:b w:val="1"/>
-          <w:bCs w:val="1"/>
-          <w:sz w:val="34"/>
-          <w:szCs w:val="34"/>
-          <w:rtl w:val="0"/>
-        </w:rPr>
-        <w:t xml:space="preserve">IM-002 — Identidad Semántica</w:t>
-      </w:r>
-    </w:p>
-    <w:p>
-      <w:pPr>
-        <w:spacing w:after="240" w:before="240" w:lineRule="auto"/>
-        <w:rPr/>
-      </w:pPr>
-      <w:r>
-        <w:rPr>
-          <w:rtl w:val="0"/>
-        </w:rPr>
-        <w:t xml:space="preserve">La identidad semántica del activo dependerá exclusivamente del estado del portafolio representado.</w:t>
-      </w:r>
-    </w:p>
-    <w:p>
-      <w:pPr>
-        <w:spacing w:after="240" w:before="240" w:lineRule="auto"/>
-        <w:rPr/>
-      </w:pPr>
-      <w:r>
-        <w:rPr>
-          <w:rtl w:val="0"/>
-        </w:rPr>
-      </w:r>
-    </w:p>
-    <w:p>
-      <w:pPr>
-        <w:spacing w:after="240" w:before="240" w:lineRule="auto"/>
-        <w:rPr/>
-      </w:pPr>
-      <w:r>
-        <w:rPr>
-          <w:rtl w:val="0"/>
-        </w:rPr>
-        <w:t xml:space="preserve">La identidad no dependerá de:</w:t>
-      </w:r>
-    </w:p>
-    <w:p>
-      <w:pPr>
-        <w:numPr>
-          <w:ilvl w:val="0"/>
-          <w:numId w:val="5"/>
-        </w:numPr>
-        <w:spacing w:after="0" w:afterAutospacing="0" w:before="240" w:lineRule="auto"/>
-        <w:ind w:left="720" w:hanging="360"/>
-      </w:pPr>
-      <w:r>
-        <w:rPr>
-          <w:rtl w:val="0"/>
-        </w:rPr>
-        <w:t xml:space="preserve">la DecisionProposal consumida;</w:t>
-      </w:r>
-    </w:p>
-    <w:p>
-      <w:pPr>
-        <w:numPr>
-          <w:ilvl w:val="0"/>
-          <w:numId w:val="5"/>
-        </w:numPr>
-        <w:spacing w:after="0" w:afterAutospacing="0" w:before="0" w:beforeAutospacing="0" w:lineRule="auto"/>
-        <w:ind w:left="720" w:hanging="360"/>
-      </w:pPr>
-      <w:r>
-        <w:rPr>
-          <w:rtl w:val="0"/>
-        </w:rPr>
-        <w:t xml:space="preserve">el RiskEvaluationResult consumido;</w:t>
-      </w:r>
-    </w:p>
-    <w:p>
-      <w:pPr>
-        <w:numPr>
-          <w:ilvl w:val="0"/>
-          <w:numId w:val="5"/>
-        </w:numPr>
-        <w:spacing w:after="0" w:afterAutospacing="0" w:before="0" w:beforeAutospacing="0" w:lineRule="auto"/>
-        <w:ind w:left="720" w:hanging="360"/>
-      </w:pPr>
-      <w:r>
-        <w:rPr>
-          <w:rtl w:val="0"/>
-        </w:rPr>
-        <w:t xml:space="preserve">el Current Portfolio State utilizado;</w:t>
-      </w:r>
-    </w:p>
-    <w:p>
-      <w:pPr>
-        <w:numPr>
-          <w:ilvl w:val="0"/>
-          <w:numId w:val="5"/>
-        </w:numPr>
-        <w:spacing w:after="240" w:before="0" w:beforeAutospacing="0" w:lineRule="auto"/>
-        <w:ind w:left="720" w:hanging="360"/>
-      </w:pPr>
-      <w:r>
-        <w:rPr>
-          <w:rtl w:val="0"/>
-        </w:rPr>
-        <w:t xml:space="preserve">el algoritmo empleado para producir el estado objetivo.</w:t>
-      </w:r>
-    </w:p>
-    <w:p>
-      <w:pPr>
-        <w:rPr/>
-      </w:pPr>
-      <w:r>
-        <w:pict>
-          <v:rect style="width:0.0pt;height:1.5pt" o:hr="t" o:hrstd="t" o:hralign="center" fillcolor="#A0A0A0" stroked="f"/>
-        </w:pict>
-      </w:r>
-      <w:r>
-        <w:rPr>
-          <w:rtl w:val="0"/>
-        </w:rPr>
-      </w:r>
-    </w:p>
-    <w:p>
-      <w:pPr>
-        <w:pStyle w:val="Heading2"/>
-        <w:keepNext w:val="0"/>
-        <w:keepLines w:val="0"/>
-        <w:spacing w:after="80" w:lineRule="auto"/>
-        <w:rPr>
-          <w:b w:val="1"/>
-          <w:bCs w:val="1"/>
-          <w:sz w:val="34"/>
-          <w:szCs w:val="34"/>
-        </w:rPr>
-      </w:pPr>
-      <w:bookmarkStart w:colFirst="0" w:colLast="0" w:name="_j7tz0ai8lip9" w:id="17"/>
-      <w:bookmarkEnd w:id="17"/>
-      <w:r>
-        <w:rPr>
-          <w:b w:val="1"/>
-          <w:bCs w:val="1"/>
-          <w:sz w:val="34"/>
-          <w:szCs w:val="34"/>
-          <w:rtl w:val="0"/>
-        </w:rPr>
-        <w:t xml:space="preserve">IM-003 — Igualdad</w:t>
-      </w:r>
-    </w:p>
-    <w:p>
-      <w:pPr>
-        <w:spacing w:after="240" w:before="240" w:lineRule="auto"/>
-        <w:rPr/>
-      </w:pPr>
-      <w:r>
-        <w:rPr>
-          <w:rtl w:val="0"/>
-        </w:rPr>
-        <w:t xml:space="preserve">Dos contratos serán arquitectónicamente equivalentes cuando representen exactamente el mismo estado del portafolio, independientemente del rol arquitectónico que desempeñen. </w:t>
-      </w:r>
-      <w:r>
-        <w:rPr>
-          <w:rtl w:val="0"/>
-        </w:rPr>
-      </w:r>
-    </w:p>
-    <w:p>
-      <w:pPr>
-        <w:spacing w:after="240" w:before="240" w:lineRule="auto"/>
-        <w:rPr/>
-      </w:pPr>
-      <w:r>
-        <w:rPr>
-          <w:rtl w:val="0"/>
-        </w:rPr>
-        <w:t xml:space="preserve">La igualdad no dependerá de:</w:t>
-      </w:r>
-    </w:p>
-    <w:p>
-      <w:pPr>
-        <w:numPr>
-          <w:ilvl w:val="0"/>
-          <w:numId w:val="9"/>
-        </w:numPr>
-        <w:spacing w:after="0" w:afterAutospacing="0" w:before="240" w:lineRule="auto"/>
-        <w:ind w:left="720" w:hanging="360"/>
-      </w:pPr>
-      <w:r>
-        <w:rPr>
-          <w:rtl w:val="0"/>
-        </w:rPr>
-        <w:t xml:space="preserve">referencias de trazabilidad;</w:t>
-      </w:r>
-    </w:p>
-    <w:p>
-      <w:pPr>
-        <w:numPr>
-          <w:ilvl w:val="0"/>
-          <w:numId w:val="9"/>
-        </w:numPr>
-        <w:spacing w:after="0" w:afterAutospacing="0" w:before="0" w:beforeAutospacing="0" w:lineRule="auto"/>
-        <w:ind w:left="720" w:hanging="360"/>
-      </w:pPr>
-      <w:r>
-        <w:rPr>
-          <w:rtl w:val="0"/>
-        </w:rPr>
-        <w:t xml:space="preserve">implementación;</w:t>
-      </w:r>
-    </w:p>
-    <w:p>
-      <w:pPr>
-        <w:numPr>
-          <w:ilvl w:val="0"/>
-          <w:numId w:val="9"/>
-        </w:numPr>
-        <w:spacing w:after="0" w:afterAutospacing="0" w:before="0" w:beforeAutospacing="0" w:lineRule="auto"/>
-        <w:ind w:left="720" w:hanging="360"/>
-      </w:pPr>
-      <w:r>
-        <w:rPr>
-          <w:rtl w:val="0"/>
-        </w:rPr>
-        <w:t xml:space="preserve">identidad de instancia;</w:t>
-      </w:r>
-    </w:p>
-    <w:p>
-      <w:pPr>
-        <w:numPr>
-          <w:ilvl w:val="0"/>
-          <w:numId w:val="9"/>
-        </w:numPr>
-        <w:spacing w:after="240" w:before="0" w:beforeAutospacing="0" w:lineRule="auto"/>
-        <w:ind w:left="720" w:hanging="360"/>
-      </w:pPr>
-      <w:r>
-        <w:rPr>
-          <w:rtl w:val="0"/>
-        </w:rPr>
-        <w:t xml:space="preserve">mecanismos de construcción.</w:t>
-      </w:r>
-    </w:p>
-    <w:p>
-      <w:pPr>
-        <w:rPr/>
-      </w:pPr>
-      <w:r>
-        <w:pict>
-          <v:rect style="width:0.0pt;height:1.5pt" o:hr="t" o:hrstd="t" o:hralign="center" fillcolor="#A0A0A0" stroked="f"/>
-        </w:pict>
-      </w:r>
-      <w:r>
-        <w:rPr>
-          <w:rtl w:val="0"/>
-        </w:rPr>
-      </w:r>
-    </w:p>
-    <w:p>
-      <w:pPr>
-        <w:pStyle w:val="Heading2"/>
-        <w:keepNext w:val="0"/>
-        <w:keepLines w:val="0"/>
-        <w:spacing w:after="80" w:lineRule="auto"/>
-        <w:rPr>
-          <w:b w:val="1"/>
-          <w:bCs w:val="1"/>
-          <w:sz w:val="34"/>
-          <w:szCs w:val="34"/>
-        </w:rPr>
-      </w:pPr>
-      <w:bookmarkStart w:colFirst="0" w:colLast="0" w:name="_tcgx50g0j0zl" w:id="18"/>
-      <w:bookmarkEnd w:id="18"/>
-      <w:r>
-        <w:rPr>
-          <w:b w:val="1"/>
-          <w:bCs w:val="1"/>
-          <w:sz w:val="34"/>
-          <w:szCs w:val="34"/>
-          <w:rtl w:val="0"/>
-        </w:rPr>
-        <w:t xml:space="preserve">IM-004 — Hash</w:t>
-      </w:r>
-    </w:p>
-    <w:p>
-      <w:pPr>
-        <w:spacing w:after="240" w:before="240" w:lineRule="auto"/>
-        <w:rPr/>
-      </w:pPr>
-      <w:r>
-        <w:rPr>
-          <w:rtl w:val="0"/>
-        </w:rPr>
-        <w:t xml:space="preserve">El valor hash deberá derivarse exclusivamente de la identidad semántica del activo.</w:t>
-      </w:r>
-    </w:p>
-    <w:p>
-      <w:pPr>
-        <w:spacing w:after="240" w:before="240" w:lineRule="auto"/>
-        <w:rPr/>
-      </w:pPr>
-      <w:r>
-        <w:rPr>
-          <w:rtl w:val="0"/>
-        </w:rPr>
-        <w:t xml:space="preserve">Toda implementación deberá garantizar que igualdad e identidad produzcan un comportamiento consistente del hash.</w:t>
-      </w:r>
-    </w:p>
-    <w:p>
-      <w:pPr>
-        <w:rPr/>
-      </w:pPr>
-      <w:r>
-        <w:pict>
-          <v:rect style="width:0.0pt;height:1.5pt" o:hr="t" o:hrstd="t" o:hralign="center" fillcolor="#A0A0A0" stroked="f"/>
-        </w:pict>
-      </w:r>
-      <w:r>
-        <w:rPr>
-          <w:rtl w:val="0"/>
-        </w:rPr>
-      </w:r>
-    </w:p>
-    <w:p>
-      <w:pPr>
-        <w:pStyle w:val="Heading2"/>
-        <w:keepNext w:val="0"/>
-        <w:keepLines w:val="0"/>
-        <w:spacing w:after="80" w:lineRule="auto"/>
-        <w:rPr>
-          <w:b w:val="1"/>
-          <w:bCs w:val="1"/>
-          <w:sz w:val="34"/>
-          <w:szCs w:val="34"/>
-        </w:rPr>
-      </w:pPr>
-      <w:bookmarkStart w:colFirst="0" w:colLast="0" w:name="_30u5xtfu5hhm" w:id="19"/>
-      <w:bookmarkEnd w:id="19"/>
-      <w:r>
-        <w:rPr>
-          <w:b w:val="1"/>
-          <w:bCs w:val="1"/>
-          <w:sz w:val="34"/>
-          <w:szCs w:val="34"/>
-          <w:rtl w:val="0"/>
-        </w:rPr>
-        <w:t xml:space="preserve">IM-005 — Trazabilidad</w:t>
-      </w:r>
-    </w:p>
-    <w:p>
-      <w:pPr>
-        <w:spacing w:after="240" w:before="240" w:lineRule="auto"/>
-        <w:rPr/>
-      </w:pPr>
-      <w:r>
-        <w:rPr>
-          <w:rtl w:val="0"/>
-        </w:rPr>
-        <w:t xml:space="preserve">El contrato deberá preservar la trazabilidad hacia:</w:t>
-      </w:r>
-    </w:p>
-    <w:p>
-      <w:pPr>
-        <w:numPr>
-          <w:ilvl w:val="0"/>
-          <w:numId w:val="8"/>
-        </w:numPr>
-        <w:spacing w:after="0" w:afterAutospacing="0" w:before="240" w:lineRule="auto"/>
-        <w:ind w:left="720" w:hanging="360"/>
-      </w:pPr>
-      <w:r>
-        <w:rPr>
-          <w:rtl w:val="0"/>
-        </w:rPr>
-        <w:t xml:space="preserve">DecisionProposal;</w:t>
-      </w:r>
-    </w:p>
-    <w:p>
-      <w:pPr>
-        <w:numPr>
-          <w:ilvl w:val="0"/>
-          <w:numId w:val="8"/>
-        </w:numPr>
-        <w:spacing w:after="0" w:afterAutospacing="0" w:before="0" w:beforeAutospacing="0" w:lineRule="auto"/>
-        <w:ind w:left="720" w:hanging="360"/>
-      </w:pPr>
-      <w:r>
-        <w:rPr>
-          <w:rtl w:val="0"/>
-        </w:rPr>
-        <w:t xml:space="preserve">RiskEvaluationResult;</w:t>
-      </w:r>
-    </w:p>
-    <w:p>
-      <w:pPr>
-        <w:numPr>
-          <w:ilvl w:val="0"/>
-          <w:numId w:val="8"/>
-        </w:numPr>
-        <w:spacing w:after="240" w:before="0" w:beforeAutospacing="0" w:lineRule="auto"/>
-        <w:ind w:left="720" w:hanging="360"/>
-      </w:pPr>
-      <w:r>
-        <w:rPr>
-          <w:rtl w:val="0"/>
-        </w:rPr>
-        <w:t xml:space="preserve">Current Portfolio State.</w:t>
-      </w:r>
-    </w:p>
-    <w:p>
-      <w:pPr>
-        <w:spacing w:after="240" w:before="240" w:lineRule="auto"/>
-        <w:rPr/>
-      </w:pPr>
-      <w:r>
-        <w:rPr>
-          <w:rtl w:val="0"/>
-        </w:rPr>
-        <w:t xml:space="preserve">Estas referencias deberán mantenerse independientes de la identidad semántica.</w:t>
-      </w:r>
-    </w:p>
-    <w:p>
-      <w:pPr>
-        <w:rPr/>
-      </w:pPr>
-      <w:r>
-        <w:pict>
-          <v:rect style="width:0.0pt;height:1.5pt" o:hr="t" o:hrstd="t" o:hralign="center" fillcolor="#A0A0A0" stroked="f"/>
-        </w:pict>
-      </w:r>
-      <w:r>
-        <w:rPr>
-          <w:rtl w:val="0"/>
-        </w:rPr>
-      </w:r>
-    </w:p>
-    <w:p>
-      <w:pPr>
-        <w:pStyle w:val="Heading2"/>
-        <w:keepNext w:val="0"/>
-        <w:keepLines w:val="0"/>
-        <w:spacing w:after="80" w:lineRule="auto"/>
-        <w:rPr>
-          <w:b w:val="1"/>
-          <w:bCs w:val="1"/>
-          <w:sz w:val="34"/>
-          <w:szCs w:val="34"/>
-        </w:rPr>
-      </w:pPr>
-      <w:bookmarkStart w:colFirst="0" w:colLast="0" w:name="_h71gmytaa94z" w:id="20"/>
-      <w:bookmarkEnd w:id="20"/>
-      <w:r>
-        <w:rPr>
-          <w:b w:val="1"/>
-          <w:bCs w:val="1"/>
-          <w:sz w:val="34"/>
-          <w:szCs w:val="34"/>
-          <w:rtl w:val="0"/>
-        </w:rPr>
-        <w:t xml:space="preserve">IM-006 — Reproducibilidad</w:t>
-      </w:r>
-    </w:p>
-    <w:p>
-      <w:pPr>
-        <w:spacing w:after="240" w:before="240" w:lineRule="auto"/>
-        <w:rPr/>
-      </w:pPr>
-      <w:r>
-        <w:rPr>
-          <w:rtl w:val="0"/>
-        </w:rPr>
-        <w:t xml:space="preserve">La representación del estado del portafolio deberá ser completamente reproducible. </w:t>
-      </w:r>
-      <w:r>
-        <w:rPr>
-          <w:rtl w:val="0"/>
-        </w:rPr>
-      </w:r>
-    </w:p>
-    <w:p>
-      <w:pPr>
-        <w:spacing w:after="240" w:before="240" w:lineRule="auto"/>
-        <w:rPr/>
-      </w:pPr>
-      <w:r>
-        <w:rPr>
-          <w:rtl w:val="0"/>
-        </w:rPr>
-        <w:t xml:space="preserve">La misma realidad del dominio deberá producir siempre el mismo contrato semántico.</w:t>
-      </w:r>
-    </w:p>
-    <w:p>
-      <w:pPr>
-        <w:rPr/>
-      </w:pPr>
-      <w:r>
-        <w:pict>
-          <v:rect style="width:0.0pt;height:1.5pt" o:hr="t" o:hrstd="t" o:hralign="center" fillcolor="#A0A0A0" stroked="f"/>
-        </w:pict>
-      </w:r>
-      <w:r>
-        <w:rPr>
-          <w:rtl w:val="0"/>
-        </w:rPr>
-      </w:r>
-    </w:p>
-    <w:p>
-      <w:pPr>
-        <w:pStyle w:val="Heading1"/>
-        <w:keepNext w:val="0"/>
-        <w:keepLines w:val="0"/>
-        <w:spacing w:before="480" w:lineRule="auto"/>
-        <w:rPr>
-          <w:b w:val="1"/>
-          <w:bCs w:val="1"/>
-          <w:sz w:val="46"/>
-          <w:szCs w:val="46"/>
-        </w:rPr>
-      </w:pPr>
-      <w:bookmarkStart w:colFirst="0" w:colLast="0" w:name="_ibxfindpb3jy" w:id="21"/>
-      <w:bookmarkEnd w:id="21"/>
-      <w:r>
-        <w:rPr>
-          <w:b w:val="1"/>
-          <w:bCs w:val="1"/>
-          <w:sz w:val="46"/>
-          <w:szCs w:val="46"/>
-          <w:rtl w:val="0"/>
-        </w:rPr>
-        <w:t xml:space="preserve">15. Validaciones Estructurales</w:t>
-      </w:r>
-    </w:p>
-    <w:p>
-      <w:pPr>
-        <w:spacing w:after="240" w:before="240" w:lineRule="auto"/>
-        <w:rPr/>
-      </w:pPr>
-      <w:r>
-        <w:rPr>
-          <w:rtl w:val="0"/>
-        </w:rPr>
-        <w:t xml:space="preserve">Toda implementación deberá garantizar como mínimo las siguientes validaciones.</w:t>
-      </w:r>
-    </w:p>
-    <w:p>
-      <w:pPr>
-        <w:rPr/>
-      </w:pPr>
-      <w:r>
-        <w:pict>
-          <v:rect style="width:0.0pt;height:1.5pt" o:hr="t" o:hrstd="t" o:hralign="center" fillcolor="#A0A0A0" stroked="f"/>
-        </w:pict>
-      </w:r>
-      <w:r>
-        <w:rPr>
-          <w:rtl w:val="0"/>
-        </w:rPr>
-      </w:r>
-    </w:p>
-    <w:p>
-      <w:pPr>
-        <w:pStyle w:val="Heading2"/>
-        <w:keepNext w:val="0"/>
-        <w:keepLines w:val="0"/>
-        <w:spacing w:after="80" w:lineRule="auto"/>
-        <w:rPr>
-          <w:b w:val="1"/>
-          <w:bCs w:val="1"/>
-          <w:sz w:val="34"/>
-          <w:szCs w:val="34"/>
-        </w:rPr>
-      </w:pPr>
-      <w:bookmarkStart w:colFirst="0" w:colLast="0" w:name="_d9orer1hp7w4" w:id="22"/>
-      <w:bookmarkEnd w:id="22"/>
-      <w:r>
-        <w:rPr>
-          <w:b w:val="1"/>
-          <w:bCs w:val="1"/>
-          <w:sz w:val="34"/>
-          <w:szCs w:val="34"/>
-          <w:rtl w:val="0"/>
-        </w:rPr>
-        <w:t xml:space="preserve">VE-001</w:t>
-      </w:r>
-    </w:p>
-    <w:p>
-      <w:pPr>
-        <w:spacing w:after="240" w:before="240" w:lineRule="auto"/>
-        <w:rPr/>
-      </w:pPr>
-      <w:r>
-        <w:rPr>
-          <w:rtl w:val="0"/>
-        </w:rPr>
-        <w:t xml:space="preserve">El contrato Portfolio State deberá representar un estado del portafolio arquitectónicamente válido.</w:t>
-      </w:r>
-    </w:p>
-    <w:p>
-      <w:pPr>
-        <w:spacing w:after="240" w:before="240" w:lineRule="auto"/>
-        <w:rPr/>
-      </w:pPr>
-      <w:r>
-        <w:rPr>
-          <w:rtl w:val="0"/>
-        </w:rPr>
-      </w:r>
-    </w:p>
-    <w:p>
-      <w:pPr>
-        <w:spacing w:after="240" w:before="240" w:lineRule="auto"/>
-        <w:rPr/>
-      </w:pPr>
-      <w:r>
-        <w:rPr>
-          <w:rtl w:val="0"/>
-        </w:rPr>
-        <w:t xml:space="preserve">No se admiten contratos incompletos.</w:t>
-      </w:r>
-    </w:p>
-    <w:p>
-      <w:pPr>
-        <w:rPr/>
-      </w:pPr>
-      <w:r>
-        <w:pict>
-          <v:rect style="width:0.0pt;height:1.5pt" o:hr="t" o:hrstd="t" o:hralign="center" fillcolor="#A0A0A0" stroked="f"/>
-        </w:pict>
-      </w:r>
-      <w:r>
-        <w:rPr>
-          <w:rtl w:val="0"/>
-        </w:rPr>
-      </w:r>
-    </w:p>
-    <w:p>
-      <w:pPr>
-        <w:pStyle w:val="Heading2"/>
-        <w:keepNext w:val="0"/>
-        <w:keepLines w:val="0"/>
-        <w:spacing w:after="80" w:lineRule="auto"/>
-        <w:rPr>
-          <w:b w:val="1"/>
-          <w:bCs w:val="1"/>
-          <w:sz w:val="34"/>
-          <w:szCs w:val="34"/>
-        </w:rPr>
-      </w:pPr>
-      <w:bookmarkStart w:colFirst="0" w:colLast="0" w:name="_qu7irqfwg6cu" w:id="23"/>
-      <w:bookmarkEnd w:id="23"/>
-      <w:r>
-        <w:rPr>
-          <w:b w:val="1"/>
-          <w:bCs w:val="1"/>
-          <w:sz w:val="34"/>
-          <w:szCs w:val="34"/>
-          <w:rtl w:val="0"/>
-        </w:rPr>
-        <w:t xml:space="preserve">VE-002</w:t>
-      </w:r>
-    </w:p>
-    <w:p>
-      <w:pPr>
-        <w:spacing w:after="240" w:before="240" w:lineRule="auto"/>
-        <w:rPr/>
-      </w:pPr>
-      <w:r>
-        <w:rPr>
-          <w:rtl w:val="0"/>
-        </w:rPr>
-        <w:t xml:space="preserve">Las referencias públicas de trazabilidad deberán ser arquitectónicamente válidas.</w:t>
-      </w:r>
-    </w:p>
-    <w:p>
-      <w:pPr>
-        <w:rPr/>
-      </w:pPr>
-      <w:r>
-        <w:pict>
-          <v:rect style="width:0.0pt;height:1.5pt" o:hr="t" o:hrstd="t" o:hralign="center" fillcolor="#A0A0A0" stroked="f"/>
-        </w:pict>
-      </w:r>
-      <w:r>
-        <w:rPr>
-          <w:rtl w:val="0"/>
-        </w:rPr>
-      </w:r>
-    </w:p>
-    <w:p>
-      <w:pPr>
-        <w:pStyle w:val="Heading2"/>
-        <w:keepNext w:val="0"/>
-        <w:keepLines w:val="0"/>
-        <w:spacing w:after="80" w:lineRule="auto"/>
-        <w:rPr>
-          <w:b w:val="1"/>
-          <w:bCs w:val="1"/>
-          <w:sz w:val="34"/>
-          <w:szCs w:val="34"/>
-        </w:rPr>
-      </w:pPr>
-      <w:bookmarkStart w:colFirst="0" w:colLast="0" w:name="_6cit3yqkdfa2" w:id="24"/>
-      <w:bookmarkEnd w:id="24"/>
-      <w:r>
-        <w:rPr>
-          <w:b w:val="1"/>
-          <w:bCs w:val="1"/>
-          <w:sz w:val="34"/>
-          <w:szCs w:val="34"/>
-          <w:rtl w:val="0"/>
-        </w:rPr>
-        <w:t xml:space="preserve">VE-003</w:t>
-      </w:r>
-    </w:p>
-    <w:p>
-      <w:pPr>
-        <w:spacing w:after="240" w:before="240" w:lineRule="auto"/>
-        <w:rPr/>
-      </w:pPr>
-      <w:r>
-        <w:rPr>
-          <w:rtl w:val="0"/>
-        </w:rPr>
-        <w:t xml:space="preserve">Las referencias de trazabilidad deberán ser coherentes entre sí.</w:t>
-      </w:r>
-    </w:p>
-    <w:p>
-      <w:pPr>
-        <w:spacing w:after="240" w:before="240" w:lineRule="auto"/>
-        <w:rPr/>
-      </w:pPr>
-      <w:r>
-        <w:rPr>
-          <w:rtl w:val="0"/>
-        </w:rPr>
-        <w:t xml:space="preserve">No podrán representar relaciones arquitectónicas imposibles.</w:t>
-      </w:r>
-    </w:p>
-    <w:p>
-      <w:pPr>
-        <w:rPr/>
-      </w:pPr>
-      <w:r>
-        <w:pict>
-          <v:rect style="width:0.0pt;height:1.5pt" o:hr="t" o:hrstd="t" o:hralign="center" fillcolor="#A0A0A0" stroked="f"/>
-        </w:pict>
-      </w:r>
-      <w:r>
-        <w:rPr>
-          <w:rtl w:val="0"/>
-        </w:rPr>
-      </w:r>
-    </w:p>
-    <w:p>
-      <w:pPr>
-        <w:pStyle w:val="Heading2"/>
-        <w:keepNext w:val="0"/>
-        <w:keepLines w:val="0"/>
-        <w:spacing w:after="80" w:lineRule="auto"/>
-        <w:rPr>
-          <w:b w:val="1"/>
-          <w:bCs w:val="1"/>
-          <w:sz w:val="34"/>
-          <w:szCs w:val="34"/>
-        </w:rPr>
-      </w:pPr>
-      <w:bookmarkStart w:colFirst="0" w:colLast="0" w:name="_k9hhgmaf3jaa" w:id="25"/>
-      <w:bookmarkEnd w:id="25"/>
-      <w:r>
-        <w:rPr>
-          <w:b w:val="1"/>
-          <w:bCs w:val="1"/>
-          <w:sz w:val="34"/>
-          <w:szCs w:val="34"/>
-          <w:rtl w:val="0"/>
-        </w:rPr>
-        <w:t xml:space="preserve">VE-004</w:t>
-      </w:r>
-    </w:p>
-    <w:p>
-      <w:pPr>
-        <w:spacing w:after="240" w:before="240" w:lineRule="auto"/>
-        <w:rPr/>
-      </w:pPr>
-      <w:r>
-        <w:rPr>
-          <w:rtl w:val="0"/>
-        </w:rPr>
-        <w:t xml:space="preserve">El contrato deberá representar exactamente un único estado del portafolio. </w:t>
-      </w:r>
-      <w:r>
-        <w:rPr>
-          <w:rtl w:val="0"/>
-        </w:rPr>
-      </w:r>
-    </w:p>
-    <w:p>
-      <w:pPr>
-        <w:spacing w:after="240" w:before="240" w:lineRule="auto"/>
-        <w:rPr/>
-      </w:pPr>
-      <w:r>
-        <w:rPr>
-          <w:rtl w:val="0"/>
-        </w:rPr>
-        <w:t xml:space="preserve">No se admitirán estados contradictorios dentro del mismo activo.</w:t>
-      </w:r>
-    </w:p>
-    <w:p>
-      <w:pPr>
-        <w:rPr/>
-      </w:pPr>
-      <w:r>
-        <w:pict>
-          <v:rect style="width:0.0pt;height:1.5pt" o:hr="t" o:hrstd="t" o:hralign="center" fillcolor="#A0A0A0" stroked="f"/>
-        </w:pict>
-      </w:r>
-      <w:r>
-        <w:rPr>
-          <w:rtl w:val="0"/>
-        </w:rPr>
-      </w:r>
-    </w:p>
-    <w:p>
-      <w:pPr>
-        <w:pStyle w:val="Heading2"/>
-        <w:keepNext w:val="0"/>
-        <w:keepLines w:val="0"/>
-        <w:spacing w:after="80" w:lineRule="auto"/>
-        <w:rPr>
-          <w:b w:val="1"/>
-          <w:bCs w:val="1"/>
-          <w:sz w:val="34"/>
-          <w:szCs w:val="34"/>
-        </w:rPr>
-      </w:pPr>
-      <w:bookmarkStart w:colFirst="0" w:colLast="0" w:name="_4pqi3wsl17i7" w:id="26"/>
-      <w:bookmarkEnd w:id="26"/>
-      <w:r>
-        <w:rPr>
-          <w:b w:val="1"/>
-          <w:bCs w:val="1"/>
-          <w:sz w:val="34"/>
-          <w:szCs w:val="34"/>
-          <w:rtl w:val="0"/>
-        </w:rPr>
-        <w:t xml:space="preserve">VE-005</w:t>
-      </w:r>
-    </w:p>
-    <w:p>
-      <w:pPr>
-        <w:spacing w:after="240" w:before="240" w:lineRule="auto"/>
-        <w:rPr/>
-      </w:pPr>
-      <w:r>
-        <w:rPr>
-          <w:rtl w:val="0"/>
-        </w:rPr>
-        <w:t xml:space="preserve">Toda representación del estado del portafolio deberá cumplir las invariantes definidas por DOC-032.</w:t>
-      </w:r>
-    </w:p>
-    <w:p>
-      <w:pPr>
-        <w:spacing w:after="240" w:before="240" w:lineRule="auto"/>
-        <w:rPr/>
-      </w:pPr>
-      <w:r>
-        <w:rPr>
-          <w:rtl w:val="0"/>
-        </w:rPr>
-      </w:r>
-    </w:p>
-    <w:p>
-      <w:pPr>
-        <w:rPr/>
-      </w:pPr>
-      <w:r>
-        <w:pict>
-          <v:rect style="width:0.0pt;height:1.5pt" o:hr="t" o:hrstd="t" o:hralign="center" fillcolor="#A0A0A0" stroked="f"/>
-        </w:pict>
-      </w:r>
-      <w:r>
-        <w:rPr>
-          <w:rtl w:val="0"/>
-        </w:rPr>
-      </w:r>
-    </w:p>
-    <w:p>
-      <w:pPr>
-        <w:pStyle w:val="Heading1"/>
-        <w:keepNext w:val="0"/>
-        <w:keepLines w:val="0"/>
-        <w:spacing w:before="480" w:lineRule="auto"/>
-        <w:rPr>
-          <w:b w:val="1"/>
-          <w:bCs w:val="1"/>
-          <w:sz w:val="46"/>
-          <w:szCs w:val="46"/>
-        </w:rPr>
-      </w:pPr>
-      <w:bookmarkStart w:colFirst="0" w:colLast="0" w:name="_rnmevfwkzo8m" w:id="27"/>
-      <w:bookmarkEnd w:id="27"/>
-      <w:r>
-        <w:rPr>
-          <w:b w:val="1"/>
-          <w:bCs w:val="1"/>
-          <w:sz w:val="46"/>
-          <w:szCs w:val="46"/>
-          <w:rtl w:val="0"/>
-        </w:rPr>
-        <w:t xml:space="preserve">16. Compatibilidad del Modelo</w:t>
-      </w:r>
-    </w:p>
-    <w:p>
-      <w:pPr>
-        <w:spacing w:after="240" w:before="240" w:lineRule="auto"/>
-        <w:ind w:left="720" w:firstLine="0"/>
-        <w:rPr/>
-      </w:pPr>
-      <w:r>
-        <w:rPr>
-          <w:rtl w:val="0"/>
-        </w:rPr>
-        <w:t xml:space="preserve">La implementación deberá preservar completamente la compatibilidad arquitectónica con: </w:t>
-      </w:r>
-    </w:p>
-    <w:p>
-      <w:pPr>
-        <w:numPr>
-          <w:ilvl w:val="0"/>
-          <w:numId w:val="14"/>
-        </w:numPr>
-        <w:spacing w:after="0" w:afterAutospacing="0" w:before="240" w:lineRule="auto"/>
-        <w:ind w:left="720" w:hanging="360"/>
-      </w:pPr>
-      <w:r>
-        <w:rPr>
-          <w:rtl w:val="0"/>
-        </w:rPr>
-        <w:t xml:space="preserve">DOC-032;</w:t>
-      </w:r>
-    </w:p>
-    <w:p>
-      <w:pPr>
-        <w:numPr>
-          <w:ilvl w:val="0"/>
-          <w:numId w:val="14"/>
-        </w:numPr>
-        <w:spacing w:after="0" w:afterAutospacing="0" w:before="0" w:beforeAutospacing="0" w:lineRule="auto"/>
-        <w:ind w:left="720" w:hanging="360"/>
-      </w:pPr>
-      <w:r>
-        <w:rPr>
-          <w:rtl w:val="0"/>
-        </w:rPr>
-        <w:t xml:space="preserve"> DecisionProposal; </w:t>
-      </w:r>
-    </w:p>
-    <w:p>
-      <w:pPr>
-        <w:numPr>
-          <w:ilvl w:val="0"/>
-          <w:numId w:val="14"/>
-        </w:numPr>
-        <w:spacing w:after="0" w:afterAutospacing="0" w:before="0" w:beforeAutospacing="0" w:lineRule="auto"/>
-        <w:ind w:left="720" w:hanging="360"/>
-      </w:pPr>
-      <w:r>
-        <w:rPr>
-          <w:rtl w:val="0"/>
-        </w:rPr>
-        <w:t xml:space="preserve">RiskEvaluationResult;</w:t>
-      </w:r>
-    </w:p>
-    <w:p>
-      <w:pPr>
-        <w:numPr>
-          <w:ilvl w:val="0"/>
-          <w:numId w:val="14"/>
-        </w:numPr>
-        <w:spacing w:after="240" w:before="0" w:beforeAutospacing="0" w:lineRule="auto"/>
-        <w:ind w:left="720" w:hanging="360"/>
-      </w:pPr>
-      <w:r>
-        <w:rPr>
-          <w:rtl w:val="0"/>
-        </w:rPr>
-        <w:t xml:space="preserve"> Portfolio State. </w:t>
-      </w:r>
-      <w:r>
-        <w:rPr>
-          <w:rtl w:val="0"/>
-        </w:rPr>
-      </w:r>
-    </w:p>
-    <w:p>
-      <w:pPr>
-        <w:spacing w:after="240" w:before="240" w:lineRule="auto"/>
-        <w:rPr/>
-      </w:pPr>
-      <w:r>
-        <w:rPr>
-          <w:rtl w:val="0"/>
-        </w:rPr>
-        <w:t xml:space="preserve">No podrá introducir dependencias adicionales.</w:t>
-      </w:r>
-    </w:p>
-    <w:p>
-      <w:pPr>
-        <w:spacing w:after="240" w:before="240" w:lineRule="auto"/>
-        <w:rPr/>
-      </w:pPr>
-      <w:r>
-        <w:rPr>
-          <w:rtl w:val="0"/>
-        </w:rPr>
-        <w:t xml:space="preserve">No podrá modificar contratos existentes.</w:t>
-      </w:r>
-    </w:p>
-    <w:p>
-      <w:pPr>
-        <w:rPr/>
-      </w:pPr>
-      <w:r>
-        <w:pict>
-          <v:rect style="width:0.0pt;height:1.5pt" o:hr="t" o:hrstd="t" o:hralign="center" fillcolor="#A0A0A0" stroked="f"/>
-        </w:pict>
-      </w:r>
-      <w:r>
-        <w:rPr>
-          <w:rtl w:val="0"/>
-        </w:rPr>
-      </w:r>
-    </w:p>
-    <w:p>
-      <w:pPr>
-        <w:pStyle w:val="Heading1"/>
-        <w:keepNext w:val="0"/>
-        <w:keepLines w:val="0"/>
-        <w:spacing w:before="480" w:lineRule="auto"/>
-        <w:rPr>
-          <w:b w:val="1"/>
-          <w:bCs w:val="1"/>
-          <w:sz w:val="46"/>
-          <w:szCs w:val="46"/>
-        </w:rPr>
-      </w:pPr>
-      <w:bookmarkStart w:colFirst="0" w:colLast="0" w:name="_ypsr7bczp0vd" w:id="28"/>
-      <w:bookmarkEnd w:id="28"/>
-      <w:r>
-        <w:rPr>
-          <w:b w:val="1"/>
-          <w:bCs w:val="1"/>
-          <w:sz w:val="46"/>
-          <w:szCs w:val="46"/>
-          <w:rtl w:val="0"/>
-        </w:rPr>
-        <w:t xml:space="preserve">17. Estrategia de Pruebas</w:t>
-      </w:r>
-    </w:p>
-    <w:p>
-      <w:pPr>
-        <w:spacing w:after="240" w:before="240" w:lineRule="auto"/>
-        <w:rPr/>
-      </w:pPr>
-      <w:r>
-        <w:rPr>
-          <w:rtl w:val="0"/>
-        </w:rPr>
-        <w:t xml:space="preserve">La aceptación del presente incremento requerirá evidencia objetiva de las siguientes propiedades.</w:t>
-      </w:r>
-    </w:p>
-    <w:p>
-      <w:pPr>
-        <w:rPr/>
-      </w:pPr>
-      <w:r>
-        <w:pict>
-          <v:rect style="width:0.0pt;height:1.5pt" o:hr="t" o:hrstd="t" o:hralign="center" fillcolor="#A0A0A0" stroked="f"/>
-        </w:pict>
-      </w:r>
-      <w:r>
-        <w:rPr>
-          <w:rtl w:val="0"/>
-        </w:rPr>
-      </w:r>
-    </w:p>
-    <w:p>
-      <w:pPr>
-        <w:pStyle w:val="Heading2"/>
-        <w:keepNext w:val="0"/>
-        <w:keepLines w:val="0"/>
-        <w:spacing w:after="80" w:lineRule="auto"/>
-        <w:rPr>
-          <w:b w:val="1"/>
-          <w:bCs w:val="1"/>
-          <w:sz w:val="34"/>
-          <w:szCs w:val="34"/>
-        </w:rPr>
-      </w:pPr>
-      <w:bookmarkStart w:colFirst="0" w:colLast="0" w:name="_fdwo7aahn9gy" w:id="29"/>
-      <w:bookmarkEnd w:id="29"/>
-      <w:r>
-        <w:rPr>
-          <w:b w:val="1"/>
-          <w:bCs w:val="1"/>
-          <w:sz w:val="34"/>
-          <w:szCs w:val="34"/>
-          <w:rtl w:val="0"/>
-        </w:rPr>
-        <w:t xml:space="preserve">EP-001 — Construcción</w:t>
-      </w:r>
-    </w:p>
-    <w:p>
-      <w:pPr>
-        <w:spacing w:after="240" w:before="240" w:lineRule="auto"/>
-        <w:rPr/>
-      </w:pPr>
-      <w:r>
-        <w:rPr>
-          <w:rtl w:val="0"/>
-        </w:rPr>
-        <w:t xml:space="preserve">Demostrar que el contrato público puede construirse correctamente cuando se satisfacen todas las precondiciones arquitectónicas.</w:t>
-      </w:r>
-    </w:p>
-    <w:p>
-      <w:pPr>
-        <w:rPr/>
-      </w:pPr>
-      <w:r>
-        <w:pict>
-          <v:rect style="width:0.0pt;height:1.5pt" o:hr="t" o:hrstd="t" o:hralign="center" fillcolor="#A0A0A0" stroked="f"/>
-        </w:pict>
-      </w:r>
-      <w:r>
-        <w:rPr>
-          <w:rtl w:val="0"/>
-        </w:rPr>
-      </w:r>
-    </w:p>
-    <w:p>
-      <w:pPr>
-        <w:pStyle w:val="Heading2"/>
-        <w:keepNext w:val="0"/>
-        <w:keepLines w:val="0"/>
-        <w:spacing w:after="80" w:lineRule="auto"/>
-        <w:rPr>
-          <w:b w:val="1"/>
-          <w:bCs w:val="1"/>
-          <w:sz w:val="34"/>
-          <w:szCs w:val="34"/>
-        </w:rPr>
-      </w:pPr>
-      <w:bookmarkStart w:colFirst="0" w:colLast="0" w:name="_7ih7rg1li5il" w:id="30"/>
+      <w:bookmarkStart w:colFirst="0" w:colLast="0" w:name="_a2gckl1999xg" w:id="30"/>
       <w:bookmarkEnd w:id="30"/>
-      <w:r>
-        <w:rPr>
-          <w:b w:val="1"/>
-          <w:bCs w:val="1"/>
-          <w:sz w:val="34"/>
-          <w:szCs w:val="34"/>
-          <w:rtl w:val="0"/>
-        </w:rPr>
-        <w:t xml:space="preserve">EP-002 — Inmutabilidad</w:t>
-      </w:r>
-    </w:p>
-    <w:p>
-      <w:pPr>
-        <w:spacing w:after="240" w:before="240" w:lineRule="auto"/>
-        <w:rPr/>
-      </w:pPr>
-      <w:r>
-        <w:rPr>
-          <w:rtl w:val="0"/>
-        </w:rPr>
-        <w:t xml:space="preserve">Demostrar que el contrato no admite modificaciones posteriores a su construcción.</w:t>
-      </w:r>
-    </w:p>
-    <w:p>
-      <w:pPr>
-        <w:rPr/>
-      </w:pPr>
-      <w:r>
-        <w:pict>
-          <v:rect style="width:0.0pt;height:1.5pt" o:hr="t" o:hrstd="t" o:hralign="center" fillcolor="#A0A0A0" stroked="f"/>
-        </w:pict>
-      </w:r>
-      <w:r>
-        <w:rPr>
-          <w:rtl w:val="0"/>
-        </w:rPr>
-      </w:r>
-    </w:p>
-    <w:p>
-      <w:pPr>
-        <w:pStyle w:val="Heading2"/>
-        <w:keepNext w:val="0"/>
-        <w:keepLines w:val="0"/>
-        <w:spacing w:after="80" w:lineRule="auto"/>
-        <w:rPr>
-          <w:b w:val="1"/>
-          <w:bCs w:val="1"/>
-          <w:sz w:val="34"/>
-          <w:szCs w:val="34"/>
-        </w:rPr>
-      </w:pPr>
-      <w:bookmarkStart w:colFirst="0" w:colLast="0" w:name="_mcstgtqdwt86" w:id="31"/>
-      <w:bookmarkEnd w:id="31"/>
-      <w:r>
-        <w:rPr>
-          <w:b w:val="1"/>
-          <w:bCs w:val="1"/>
-          <w:sz w:val="34"/>
-          <w:szCs w:val="34"/>
-          <w:rtl w:val="0"/>
-        </w:rPr>
-        <w:t xml:space="preserve">EP-003 — Igualdad</w:t>
-      </w:r>
-    </w:p>
-    <w:p>
-      <w:pPr>
-        <w:spacing w:after="240" w:before="240" w:lineRule="auto"/>
-        <w:rPr/>
-      </w:pPr>
-      <w:r>
-        <w:rPr>
-          <w:rtl w:val="0"/>
-        </w:rPr>
-        <w:t xml:space="preserve">Demostrar que dos contratos equivalentes producen igualdad arquitectónica.</w:t>
-      </w:r>
-    </w:p>
-    <w:p>
-      <w:pPr>
-        <w:rPr/>
-      </w:pPr>
-      <w:r>
-        <w:pict>
-          <v:rect style="width:0.0pt;height:1.5pt" o:hr="t" o:hrstd="t" o:hralign="center" fillcolor="#A0A0A0" stroked="f"/>
-        </w:pict>
-      </w:r>
-      <w:r>
-        <w:rPr>
-          <w:rtl w:val="0"/>
-        </w:rPr>
-      </w:r>
-    </w:p>
-    <w:p>
-      <w:pPr>
-        <w:pStyle w:val="Heading2"/>
-        <w:keepNext w:val="0"/>
-        <w:keepLines w:val="0"/>
-        <w:spacing w:after="80" w:lineRule="auto"/>
-        <w:rPr>
-          <w:b w:val="1"/>
-          <w:bCs w:val="1"/>
-          <w:sz w:val="34"/>
-          <w:szCs w:val="34"/>
-        </w:rPr>
-      </w:pPr>
-      <w:bookmarkStart w:colFirst="0" w:colLast="0" w:name="_jvb6tyz34lnm" w:id="32"/>
-      <w:bookmarkEnd w:id="32"/>
-      <w:r>
-        <w:rPr>
-          <w:b w:val="1"/>
-          <w:bCs w:val="1"/>
-          <w:sz w:val="34"/>
-          <w:szCs w:val="34"/>
-          <w:rtl w:val="0"/>
-        </w:rPr>
-        <w:t xml:space="preserve">EP-004 — Hash</w:t>
-      </w:r>
-    </w:p>
-    <w:p>
-      <w:pPr>
-        <w:spacing w:after="240" w:before="240" w:lineRule="auto"/>
-        <w:rPr/>
-      </w:pPr>
-      <w:r>
-        <w:rPr>
-          <w:rtl w:val="0"/>
-        </w:rPr>
-        <w:t xml:space="preserve">Demostrar la consistencia entre identidad semántica, igualdad y hash.</w:t>
-      </w:r>
-    </w:p>
-    <w:p>
-      <w:pPr>
-        <w:rPr/>
-      </w:pPr>
-      <w:r>
-        <w:pict>
-          <v:rect style="width:0.0pt;height:1.5pt" o:hr="t" o:hrstd="t" o:hralign="center" fillcolor="#A0A0A0" stroked="f"/>
-        </w:pict>
-      </w:r>
-      <w:r>
-        <w:rPr>
-          <w:rtl w:val="0"/>
-        </w:rPr>
-      </w:r>
-    </w:p>
-    <w:p>
-      <w:pPr>
-        <w:pStyle w:val="Heading2"/>
-        <w:keepNext w:val="0"/>
-        <w:keepLines w:val="0"/>
-        <w:spacing w:after="80" w:lineRule="auto"/>
-        <w:rPr>
-          <w:b w:val="1"/>
-          <w:bCs w:val="1"/>
-          <w:sz w:val="34"/>
-          <w:szCs w:val="34"/>
-        </w:rPr>
-      </w:pPr>
-      <w:bookmarkStart w:colFirst="0" w:colLast="0" w:name="_enbk5gu18k3q" w:id="33"/>
-      <w:bookmarkEnd w:id="33"/>
-      <w:r>
-        <w:rPr>
-          <w:b w:val="1"/>
-          <w:bCs w:val="1"/>
-          <w:sz w:val="34"/>
-          <w:szCs w:val="34"/>
-          <w:rtl w:val="0"/>
-        </w:rPr>
-        <w:t xml:space="preserve">EP-005 — Trazabilidad</w:t>
-      </w:r>
-    </w:p>
-    <w:p>
-      <w:pPr>
-        <w:spacing w:after="240" w:before="240" w:lineRule="auto"/>
-        <w:rPr/>
-      </w:pPr>
-      <w:r>
-        <w:rPr>
-          <w:rtl w:val="0"/>
-        </w:rPr>
-        <w:t xml:space="preserve">Demostrar la preservación íntegra de las referencias arquitectónicas consumidas.</w:t>
-      </w:r>
-    </w:p>
-    <w:p>
-      <w:pPr>
-        <w:rPr/>
-      </w:pPr>
-      <w:r>
-        <w:pict>
-          <v:rect style="width:0.0pt;height:1.5pt" o:hr="t" o:hrstd="t" o:hralign="center" fillcolor="#A0A0A0" stroked="f"/>
-        </w:pict>
-      </w:r>
-      <w:r>
-        <w:rPr>
-          <w:rtl w:val="0"/>
-        </w:rPr>
-      </w:r>
-    </w:p>
-    <w:p>
-      <w:pPr>
-        <w:pStyle w:val="Heading2"/>
-        <w:keepNext w:val="0"/>
-        <w:keepLines w:val="0"/>
-        <w:spacing w:after="80" w:lineRule="auto"/>
-        <w:rPr>
-          <w:b w:val="1"/>
-          <w:bCs w:val="1"/>
-          <w:sz w:val="34"/>
-          <w:szCs w:val="34"/>
-        </w:rPr>
-      </w:pPr>
-      <w:bookmarkStart w:colFirst="0" w:colLast="0" w:name="_ddzmcfp2e336" w:id="34"/>
-      <w:bookmarkEnd w:id="34"/>
-      <w:r>
-        <w:rPr>
-          <w:b w:val="1"/>
-          <w:bCs w:val="1"/>
-          <w:sz w:val="34"/>
-          <w:szCs w:val="34"/>
-          <w:rtl w:val="0"/>
-        </w:rPr>
-        <w:t xml:space="preserve">EP-006 — Reproducibilidad</w:t>
-      </w:r>
-    </w:p>
-    <w:p>
-      <w:pPr>
-        <w:spacing w:after="240" w:before="240" w:lineRule="auto"/>
-        <w:rPr/>
-      </w:pPr>
-      <w:r>
-        <w:rPr>
-          <w:rtl w:val="0"/>
-        </w:rPr>
-        <w:t xml:space="preserve">Demostrar que la misma realidad del dominio produce exactamente el mismo contrato.</w:t>
-      </w:r>
-    </w:p>
-    <w:p>
-      <w:pPr>
-        <w:rPr/>
-      </w:pPr>
-      <w:r>
-        <w:pict>
-          <v:rect style="width:0.0pt;height:1.5pt" o:hr="t" o:hrstd="t" o:hralign="center" fillcolor="#A0A0A0" stroked="f"/>
-        </w:pict>
-      </w:r>
-      <w:r>
-        <w:rPr>
-          <w:rtl w:val="0"/>
-        </w:rPr>
-      </w:r>
-    </w:p>
-    <w:p>
-      <w:pPr>
-        <w:pStyle w:val="Heading2"/>
-        <w:keepNext w:val="0"/>
-        <w:keepLines w:val="0"/>
-        <w:spacing w:after="80" w:lineRule="auto"/>
-        <w:rPr>
-          <w:b w:val="1"/>
-          <w:bCs w:val="1"/>
-          <w:sz w:val="34"/>
-          <w:szCs w:val="34"/>
-        </w:rPr>
-      </w:pPr>
-      <w:bookmarkStart w:colFirst="0" w:colLast="0" w:name="_mlk7myij8sxb" w:id="35"/>
-      <w:bookmarkEnd w:id="35"/>
-      <w:r>
-        <w:rPr>
-          <w:b w:val="1"/>
-          <w:bCs w:val="1"/>
-          <w:sz w:val="34"/>
-          <w:szCs w:val="34"/>
-          <w:rtl w:val="0"/>
-        </w:rPr>
-        <w:t xml:space="preserve">EP-007 — Fronteras Arquitectónicas</w:t>
-      </w:r>
-    </w:p>
-    <w:p>
-      <w:pPr>
-        <w:spacing w:after="240" w:before="240" w:lineRule="auto"/>
-        <w:rPr/>
-      </w:pPr>
-      <w:r>
-        <w:rPr>
-          <w:rtl w:val="0"/>
-        </w:rPr>
-        <w:t xml:space="preserve">Demostrar que el incremento mantiene la separación arquitectónica respecto de:</w:t>
-      </w:r>
-    </w:p>
-    <w:p>
-      <w:pPr>
-        <w:numPr>
-          <w:ilvl w:val="0"/>
-          <w:numId w:val="19"/>
-        </w:numPr>
-        <w:spacing w:after="0" w:afterAutospacing="0" w:before="240" w:lineRule="auto"/>
-        <w:ind w:left="720" w:hanging="360"/>
-      </w:pPr>
-      <w:r>
-        <w:rPr>
-          <w:rtl w:val="0"/>
-        </w:rPr>
-        <w:t xml:space="preserve">Decision Model;</w:t>
-      </w:r>
-    </w:p>
-    <w:p>
-      <w:pPr>
-        <w:numPr>
-          <w:ilvl w:val="0"/>
-          <w:numId w:val="19"/>
-        </w:numPr>
-        <w:spacing w:after="0" w:afterAutospacing="0" w:before="0" w:beforeAutospacing="0" w:lineRule="auto"/>
-        <w:ind w:left="720" w:hanging="360"/>
-      </w:pPr>
-      <w:r>
-        <w:rPr>
-          <w:rtl w:val="0"/>
-        </w:rPr>
-        <w:t xml:space="preserve">Risk;</w:t>
-      </w:r>
-    </w:p>
-    <w:p>
-      <w:pPr>
-        <w:numPr>
-          <w:ilvl w:val="0"/>
-          <w:numId w:val="19"/>
-        </w:numPr>
-        <w:spacing w:after="240" w:before="0" w:beforeAutospacing="0" w:lineRule="auto"/>
-        <w:ind w:left="720" w:hanging="360"/>
-      </w:pPr>
-      <w:r>
-        <w:rPr>
-          <w:rtl w:val="0"/>
-        </w:rPr>
-        <w:t xml:space="preserve">Execution.</w:t>
-      </w:r>
-    </w:p>
-    <w:p>
-      <w:pPr>
-        <w:rPr/>
-      </w:pPr>
-      <w:r>
-        <w:pict>
-          <v:rect style="width:0.0pt;height:1.5pt" o:hr="t" o:hrstd="t" o:hralign="center" fillcolor="#A0A0A0" stroked="f"/>
-        </w:pict>
-      </w:r>
-      <w:r>
-        <w:rPr>
-          <w:rtl w:val="0"/>
-        </w:rPr>
-      </w:r>
-    </w:p>
-    <w:p>
-      <w:pPr>
-        <w:pStyle w:val="Heading2"/>
-        <w:keepNext w:val="0"/>
-        <w:keepLines w:val="0"/>
-        <w:spacing w:after="80" w:lineRule="auto"/>
-        <w:rPr>
-          <w:b w:val="1"/>
-          <w:bCs w:val="1"/>
-          <w:sz w:val="34"/>
-          <w:szCs w:val="34"/>
-        </w:rPr>
-      </w:pPr>
-      <w:bookmarkStart w:colFirst="0" w:colLast="0" w:name="_ut11r3dsq1zs" w:id="36"/>
-      <w:bookmarkEnd w:id="36"/>
-      <w:r>
-        <w:rPr>
-          <w:b w:val="1"/>
-          <w:bCs w:val="1"/>
-          <w:sz w:val="34"/>
-          <w:szCs w:val="34"/>
-          <w:rtl w:val="0"/>
-        </w:rPr>
-        <w:t xml:space="preserve">EP-008 — Compatibilidad</w:t>
-      </w:r>
-    </w:p>
-    <w:p>
-      <w:pPr>
-        <w:spacing w:after="240" w:before="240" w:lineRule="auto"/>
-        <w:rPr/>
-      </w:pPr>
-      <w:r>
-        <w:rPr>
-          <w:rtl w:val="0"/>
-        </w:rPr>
-        <w:t xml:space="preserve">Demostrar que el incremento no introduce dependencias arquitectónicas adicionales.</w:t>
-      </w:r>
-    </w:p>
-    <w:p>
-      <w:pPr>
-        <w:pStyle w:val="Heading1"/>
-        <w:keepNext w:val="0"/>
-        <w:keepLines w:val="0"/>
-        <w:spacing w:before="480" w:lineRule="auto"/>
-        <w:rPr>
-          <w:b w:val="1"/>
-          <w:bCs w:val="1"/>
-          <w:sz w:val="46"/>
-          <w:szCs w:val="46"/>
-        </w:rPr>
-      </w:pPr>
-      <w:bookmarkStart w:colFirst="0" w:colLast="0" w:name="_pi1apm5ssqny" w:id="37"/>
-      <w:bookmarkEnd w:id="37"/>
-      <w:r>
-        <w:rPr>
-          <w:b w:val="1"/>
-          <w:bCs w:val="1"/>
-          <w:sz w:val="46"/>
-          <w:szCs w:val="46"/>
-          <w:rtl w:val="0"/>
-        </w:rPr>
-        <w:t xml:space="preserve">18. Reglas de Coherencia Arquitectónica</w:t>
-      </w:r>
-    </w:p>
-    <w:p>
-      <w:pPr>
-        <w:spacing w:after="240" w:before="240" w:lineRule="auto"/>
-        <w:rPr/>
-      </w:pPr>
-      <w:r>
-        <w:rPr>
-          <w:rtl w:val="0"/>
-        </w:rPr>
-        <w:t xml:space="preserve">Toda implementación del contrato </w:t>
-      </w:r>
-      <w:r>
-        <w:rPr>
-          <w:b w:val="1"/>
-          <w:bCs w:val="1"/>
-          <w:rtl w:val="0"/>
-        </w:rPr>
-        <w:t xml:space="preserve">Portfolio State</w:t>
-      </w:r>
-      <w:r>
-        <w:rPr>
-          <w:rtl w:val="0"/>
-        </w:rPr>
-        <w:t xml:space="preserve"> deberá preservar las siguientes relaciones arquitectónicas.</w:t>
-      </w:r>
-    </w:p>
-    <w:p>
-      <w:pPr>
-        <w:pStyle w:val="Heading2"/>
-        <w:keepNext w:val="0"/>
-        <w:keepLines w:val="0"/>
-        <w:spacing w:after="80" w:lineRule="auto"/>
-        <w:rPr>
-          <w:b w:val="1"/>
-          <w:bCs w:val="1"/>
-          <w:sz w:val="34"/>
-          <w:szCs w:val="34"/>
-        </w:rPr>
-      </w:pPr>
-      <w:bookmarkStart w:colFirst="0" w:colLast="0" w:name="_a2gckl1999xg" w:id="38"/>
-      <w:bookmarkEnd w:id="38"/>
       <w:r>
         <w:rPr>
           <w:rFonts w:ascii="Arial Unicode MS" w:cs="Arial Unicode MS" w:eastAsia="Arial Unicode MS" w:hAnsi="Arial Unicode MS"/>
@@ -4079,8 +6471,8 @@
           <w:szCs w:val="34"/>
         </w:rPr>
       </w:pPr>
-      <w:bookmarkStart w:colFirst="0" w:colLast="0" w:name="_o9s0jek0dalg" w:id="39"/>
-      <w:bookmarkEnd w:id="39"/>
+      <w:bookmarkStart w:colFirst="0" w:colLast="0" w:name="_o9s0jek0dalg" w:id="31"/>
+      <w:bookmarkEnd w:id="31"/>
       <w:r>
         <w:rPr>
           <w:b w:val="1"/>
@@ -4214,8 +6606,8 @@
           <w:szCs w:val="34"/>
         </w:rPr>
       </w:pPr>
-      <w:bookmarkStart w:colFirst="0" w:colLast="0" w:name="_s5nj9zkuzpwi" w:id="40"/>
-      <w:bookmarkEnd w:id="40"/>
+      <w:bookmarkStart w:colFirst="0" w:colLast="0" w:name="_s5nj9zkuzpwi" w:id="32"/>
+      <w:bookmarkEnd w:id="32"/>
       <w:r>
         <w:rPr>
           <w:b w:val="1"/>
@@ -4293,8 +6685,8 @@
           <w:szCs w:val="34"/>
         </w:rPr>
       </w:pPr>
-      <w:bookmarkStart w:colFirst="0" w:colLast="0" w:name="_auboid2ipms5" w:id="41"/>
-      <w:bookmarkEnd w:id="41"/>
+      <w:bookmarkStart w:colFirst="0" w:colLast="0" w:name="_auboid2ipms5" w:id="33"/>
+      <w:bookmarkEnd w:id="33"/>
       <w:r>
         <w:rPr>
           <w:b w:val="1"/>
@@ -4386,8 +6778,8 @@
           <w:szCs w:val="34"/>
         </w:rPr>
       </w:pPr>
-      <w:bookmarkStart w:colFirst="0" w:colLast="0" w:name="_jmsaiucg76dr" w:id="42"/>
-      <w:bookmarkEnd w:id="42"/>
+      <w:bookmarkStart w:colFirst="0" w:colLast="0" w:name="_jmsaiucg76dr" w:id="34"/>
+      <w:bookmarkEnd w:id="34"/>
       <w:r>
         <w:rPr>
           <w:b w:val="1"/>
@@ -4456,8 +6848,8 @@
           <w:szCs w:val="46"/>
         </w:rPr>
       </w:pPr>
-      <w:bookmarkStart w:colFirst="0" w:colLast="0" w:name="_tsu0k34he0xu" w:id="43"/>
-      <w:bookmarkEnd w:id="43"/>
+      <w:bookmarkStart w:colFirst="0" w:colLast="0" w:name="_tsu0k34he0xu" w:id="35"/>
+      <w:bookmarkEnd w:id="35"/>
       <w:r>
         <w:rPr>
           <w:b w:val="1"/>
@@ -4521,6 +6913,177 @@
         </w:numPr>
         <w:spacing w:after="0" w:afterAutospacing="0" w:before="0" w:beforeAutospacing="0" w:lineRule="auto"/>
         <w:ind w:left="720" w:hanging="360"/>
+        <w:rPr>
+          <w:u w:val="none"/>
+        </w:rPr>
+      </w:pPr>
+      <w:r>
+        <w:rPr>
+          <w:rtl w:val="0"/>
+        </w:rPr>
+        <w:t xml:space="preserve">calcular precios; </w:t>
+      </w:r>
+    </w:p>
+    <w:p>
+      <w:pPr>
+        <w:numPr>
+          <w:ilvl w:val="0"/>
+          <w:numId w:val="3"/>
+        </w:numPr>
+        <w:spacing w:after="0" w:afterAutospacing="0" w:before="0" w:beforeAutospacing="0" w:lineRule="auto"/>
+        <w:ind w:left="720" w:hanging="360"/>
+        <w:rPr>
+          <w:u w:val="none"/>
+        </w:rPr>
+      </w:pPr>
+      <w:r>
+        <w:rPr>
+          <w:rtl w:val="0"/>
+        </w:rPr>
+        <w:t xml:space="preserve">valorar posiciones; </w:t>
+      </w:r>
+    </w:p>
+    <w:p>
+      <w:pPr>
+        <w:numPr>
+          <w:ilvl w:val="0"/>
+          <w:numId w:val="3"/>
+        </w:numPr>
+        <w:spacing w:after="0" w:afterAutospacing="0" w:before="0" w:beforeAutospacing="0" w:lineRule="auto"/>
+        <w:ind w:left="720" w:hanging="360"/>
+        <w:rPr>
+          <w:u w:val="none"/>
+        </w:rPr>
+      </w:pPr>
+      <w:r>
+        <w:rPr>
+          <w:rtl w:val="0"/>
+        </w:rPr>
+        <w:t xml:space="preserve">calcular valores de mercado; </w:t>
+      </w:r>
+    </w:p>
+    <w:p>
+      <w:pPr>
+        <w:numPr>
+          <w:ilvl w:val="0"/>
+          <w:numId w:val="3"/>
+        </w:numPr>
+        <w:spacing w:after="0" w:afterAutospacing="0" w:before="0" w:beforeAutospacing="0" w:lineRule="auto"/>
+        <w:ind w:left="720" w:hanging="360"/>
+        <w:rPr>
+          <w:u w:val="none"/>
+        </w:rPr>
+      </w:pPr>
+      <w:r>
+        <w:rPr>
+          <w:rtl w:val="0"/>
+        </w:rPr>
+        <w:t xml:space="preserve">seleccionar una moneda base;</w:t>
+      </w:r>
+    </w:p>
+    <w:p>
+      <w:pPr>
+        <w:numPr>
+          <w:ilvl w:val="0"/>
+          <w:numId w:val="3"/>
+        </w:numPr>
+        <w:spacing w:after="0" w:afterAutospacing="0" w:before="0" w:beforeAutospacing="0" w:lineRule="auto"/>
+        <w:ind w:left="720" w:hanging="360"/>
+        <w:rPr>
+          <w:u w:val="none"/>
+        </w:rPr>
+      </w:pPr>
+      <w:r>
+        <w:rPr>
+          <w:rtl w:val="0"/>
+        </w:rPr>
+        <w:t xml:space="preserve"> realizar conversiones monetarias;</w:t>
+      </w:r>
+    </w:p>
+    <w:p>
+      <w:pPr>
+        <w:numPr>
+          <w:ilvl w:val="0"/>
+          <w:numId w:val="3"/>
+        </w:numPr>
+        <w:spacing w:after="0" w:afterAutospacing="0" w:before="0" w:beforeAutospacing="0" w:lineRule="auto"/>
+        <w:ind w:left="720" w:hanging="360"/>
+        <w:rPr>
+          <w:u w:val="none"/>
+        </w:rPr>
+      </w:pPr>
+      <w:r>
+        <w:rPr>
+          <w:rtl w:val="0"/>
+        </w:rPr>
+        <w:t xml:space="preserve">calcular ganancias o pérdidas; </w:t>
+      </w:r>
+    </w:p>
+    <w:p>
+      <w:pPr>
+        <w:numPr>
+          <w:ilvl w:val="0"/>
+          <w:numId w:val="3"/>
+        </w:numPr>
+        <w:spacing w:after="0" w:afterAutospacing="0" w:before="0" w:beforeAutospacing="0" w:lineRule="auto"/>
+        <w:ind w:left="720" w:hanging="360"/>
+        <w:rPr>
+          <w:u w:val="none"/>
+        </w:rPr>
+      </w:pPr>
+      <w:r>
+        <w:rPr>
+          <w:rtl w:val="0"/>
+        </w:rPr>
+        <w:t xml:space="preserve">agregar silenciosamente posiciones duplicadas; </w:t>
+      </w:r>
+    </w:p>
+    <w:p>
+      <w:pPr>
+        <w:numPr>
+          <w:ilvl w:val="0"/>
+          <w:numId w:val="3"/>
+        </w:numPr>
+        <w:spacing w:after="0" w:afterAutospacing="0" w:before="0" w:beforeAutospacing="0" w:lineRule="auto"/>
+        <w:ind w:left="720" w:hanging="360"/>
+        <w:rPr>
+          <w:u w:val="none"/>
+        </w:rPr>
+      </w:pPr>
+      <w:r>
+        <w:rPr>
+          <w:rtl w:val="0"/>
+        </w:rPr>
+        <w:t xml:space="preserve">agregar silenciosamente disponibilidades monetarias duplicadas;</w:t>
+      </w:r>
+    </w:p>
+    <w:p>
+      <w:pPr>
+        <w:numPr>
+          <w:ilvl w:val="0"/>
+          <w:numId w:val="3"/>
+        </w:numPr>
+        <w:spacing w:after="0" w:afterAutospacing="0" w:before="0" w:beforeAutospacing="0" w:lineRule="auto"/>
+        <w:ind w:left="720" w:hanging="360"/>
+        <w:rPr>
+          <w:u w:val="none"/>
+        </w:rPr>
+      </w:pPr>
+      <w:r>
+        <w:rPr>
+          <w:rtl w:val="0"/>
+        </w:rPr>
+        <w:t xml:space="preserve">eliminar silenciosamente componentes con valor cero; </w:t>
+      </w:r>
+    </w:p>
+    <w:p>
+      <w:pPr>
+        <w:numPr>
+          <w:ilvl w:val="0"/>
+          <w:numId w:val="3"/>
+        </w:numPr>
+        <w:spacing w:after="0" w:afterAutospacing="0" w:before="0" w:beforeAutospacing="0" w:lineRule="auto"/>
+        <w:ind w:left="720" w:hanging="360"/>
       </w:pPr>
       <w:r>
         <w:rPr>
@@ -4661,8 +7224,8 @@
           <w:szCs w:val="46"/>
         </w:rPr>
       </w:pPr>
-      <w:bookmarkStart w:colFirst="0" w:colLast="0" w:name="_matatree6ltb" w:id="44"/>
-      <w:bookmarkEnd w:id="44"/>
+      <w:bookmarkStart w:colFirst="0" w:colLast="0" w:name="_matatree6ltb" w:id="36"/>
+      <w:bookmarkEnd w:id="36"/>
       <w:r>
         <w:rPr>
           <w:b w:val="1"/>
@@ -4699,8 +7262,8 @@
           <w:szCs w:val="34"/>
         </w:rPr>
       </w:pPr>
-      <w:bookmarkStart w:colFirst="0" w:colLast="0" w:name="_m3yugfrvet53" w:id="45"/>
-      <w:bookmarkEnd w:id="45"/>
+      <w:bookmarkStart w:colFirst="0" w:colLast="0" w:name="_m3yugfrvet53" w:id="37"/>
+      <w:bookmarkEnd w:id="37"/>
       <w:r>
         <w:rPr>
           <w:b w:val="1"/>
@@ -4766,8 +7329,8 @@
           <w:szCs w:val="34"/>
         </w:rPr>
       </w:pPr>
-      <w:bookmarkStart w:colFirst="0" w:colLast="0" w:name="_k5a6mshfewdg" w:id="46"/>
-      <w:bookmarkEnd w:id="46"/>
+      <w:bookmarkStart w:colFirst="0" w:colLast="0" w:name="_k5a6mshfewdg" w:id="38"/>
+      <w:bookmarkEnd w:id="38"/>
       <w:r>
         <w:rPr>
           <w:b w:val="1"/>
@@ -4879,8 +7442,8 @@
           <w:szCs w:val="34"/>
         </w:rPr>
       </w:pPr>
-      <w:bookmarkStart w:colFirst="0" w:colLast="0" w:name="_f8cqidfqs2ey" w:id="47"/>
-      <w:bookmarkEnd w:id="47"/>
+      <w:bookmarkStart w:colFirst="0" w:colLast="0" w:name="_f8cqidfqs2ey" w:id="39"/>
+      <w:bookmarkEnd w:id="39"/>
       <w:r>
         <w:rPr>
           <w:b w:val="1"/>
@@ -4932,8 +7495,8 @@
           <w:szCs w:val="34"/>
         </w:rPr>
       </w:pPr>
-      <w:bookmarkStart w:colFirst="0" w:colLast="0" w:name="_y26wlwxy3d27" w:id="48"/>
-      <w:bookmarkEnd w:id="48"/>
+      <w:bookmarkStart w:colFirst="0" w:colLast="0" w:name="_y26wlwxy3d27" w:id="40"/>
+      <w:bookmarkEnd w:id="40"/>
       <w:r>
         <w:rPr>
           <w:b w:val="1"/>
@@ -5033,8 +7596,8 @@
           <w:szCs w:val="34"/>
         </w:rPr>
       </w:pPr>
-      <w:bookmarkStart w:colFirst="0" w:colLast="0" w:name="_402qjzeai7oq" w:id="49"/>
-      <w:bookmarkEnd w:id="49"/>
+      <w:bookmarkStart w:colFirst="0" w:colLast="0" w:name="_402qjzeai7oq" w:id="41"/>
+      <w:bookmarkEnd w:id="41"/>
       <w:r>
         <w:rPr>
           <w:b w:val="1"/>
@@ -5086,8 +7649,8 @@
           <w:szCs w:val="34"/>
         </w:rPr>
       </w:pPr>
-      <w:bookmarkStart w:colFirst="0" w:colLast="0" w:name="_9dvi46sbq4bp" w:id="50"/>
-      <w:bookmarkEnd w:id="50"/>
+      <w:bookmarkStart w:colFirst="0" w:colLast="0" w:name="_9dvi46sbq4bp" w:id="42"/>
+      <w:bookmarkEnd w:id="42"/>
       <w:r>
         <w:rPr>
           <w:b w:val="1"/>
@@ -5115,7 +7678,7 @@
       <w:pPr>
         <w:numPr>
           <w:ilvl w:val="0"/>
-          <w:numId w:val="11"/>
+          <w:numId w:val="12"/>
         </w:numPr>
         <w:spacing w:after="0" w:afterAutospacing="0" w:before="240" w:lineRule="auto"/>
         <w:ind w:left="720" w:hanging="360"/>
@@ -5139,7 +7702,7 @@
       <w:pPr>
         <w:numPr>
           <w:ilvl w:val="0"/>
-          <w:numId w:val="11"/>
+          <w:numId w:val="12"/>
         </w:numPr>
         <w:spacing w:after="0" w:afterAutospacing="0" w:before="0" w:beforeAutospacing="0" w:lineRule="auto"/>
         <w:ind w:left="720" w:hanging="360"/>
@@ -5163,7 +7726,7 @@
       <w:pPr>
         <w:numPr>
           <w:ilvl w:val="0"/>
-          <w:numId w:val="11"/>
+          <w:numId w:val="12"/>
         </w:numPr>
         <w:spacing w:after="240" w:before="0" w:beforeAutospacing="0" w:lineRule="auto"/>
         <w:ind w:left="720" w:hanging="360"/>
@@ -5193,6 +7756,453 @@
           <w:rtl w:val="0"/>
         </w:rPr>
         <w:t xml:space="preserve">Sin introducir dependencias arquitectónicas adicionales.</w:t>
+      </w:r>
+    </w:p>
+    <w:p>
+      <w:pPr>
+        <w:rPr/>
+      </w:pPr>
+      <w:r>
+        <w:rPr>
+          <w:rtl w:val="0"/>
+        </w:rPr>
+      </w:r>
+    </w:p>
+    <w:p>
+      <w:pPr>
+        <w:pStyle w:val="Heading2"/>
+        <w:rPr/>
+      </w:pPr>
+      <w:bookmarkStart w:colFirst="0" w:colLast="0" w:name="_k5ayejbxxlyp" w:id="43"/>
+      <w:bookmarkEnd w:id="43"/>
+      <w:r>
+        <w:rPr>
+          <w:rtl w:val="0"/>
+        </w:rPr>
+        <w:t xml:space="preserve">CA-007</w:t>
+      </w:r>
+    </w:p>
+    <w:p>
+      <w:pPr>
+        <w:rPr/>
+      </w:pPr>
+      <w:r>
+        <w:rPr>
+          <w:rtl w:val="0"/>
+        </w:rPr>
+      </w:r>
+    </w:p>
+    <w:p>
+      <w:pPr>
+        <w:rPr/>
+      </w:pPr>
+      <w:r>
+        <w:rPr>
+          <w:rtl w:val="0"/>
+        </w:rPr>
+        <w:t xml:space="preserve">Portfolio State representa su estado mediante:</w:t>
+      </w:r>
+    </w:p>
+    <w:p>
+      <w:pPr>
+        <w:rPr/>
+      </w:pPr>
+      <w:r>
+        <w:rPr>
+          <w:rtl w:val="0"/>
+        </w:rPr>
+      </w:r>
+    </w:p>
+    <w:p>
+      <w:pPr>
+        <w:rPr/>
+      </w:pPr>
+      <w:r>
+        <w:rPr>
+          <w:rtl w:val="0"/>
+        </w:rPr>
+        <w:t xml:space="preserve">posiciones por instrumento y cantidad;</w:t>
+      </w:r>
+    </w:p>
+    <w:p>
+      <w:pPr>
+        <w:rPr/>
+      </w:pPr>
+      <w:r>
+        <w:rPr>
+          <w:rtl w:val="0"/>
+        </w:rPr>
+        <w:t xml:space="preserve">disponibilidades monetarias por moneda e importe.</w:t>
+      </w:r>
+    </w:p>
+    <w:p>
+      <w:pPr>
+        <w:rPr/>
+      </w:pPr>
+      <w:r>
+        <w:rPr>
+          <w:rtl w:val="0"/>
+        </w:rPr>
+      </w:r>
+    </w:p>
+    <w:p>
+      <w:pPr>
+        <w:pStyle w:val="Heading2"/>
+        <w:rPr/>
+      </w:pPr>
+      <w:bookmarkStart w:colFirst="0" w:colLast="0" w:name="_hm5liub6r25" w:id="44"/>
+      <w:bookmarkEnd w:id="44"/>
+      <w:r>
+        <w:rPr>
+          <w:rtl w:val="0"/>
+        </w:rPr>
+        <w:t xml:space="preserve">CA-008</w:t>
+      </w:r>
+    </w:p>
+    <w:p>
+      <w:pPr>
+        <w:rPr/>
+      </w:pPr>
+      <w:r>
+        <w:rPr>
+          <w:rtl w:val="0"/>
+        </w:rPr>
+      </w:r>
+    </w:p>
+    <w:p>
+      <w:pPr>
+        <w:rPr/>
+      </w:pPr>
+      <w:r>
+        <w:rPr>
+          <w:rtl w:val="0"/>
+        </w:rPr>
+        <w:t xml:space="preserve">Las posiciones y disponibilidades monetarias adoptan una forma canónica determinista e independiente del orden de entrada.</w:t>
+      </w:r>
+    </w:p>
+    <w:p>
+      <w:pPr>
+        <w:rPr/>
+      </w:pPr>
+      <w:r>
+        <w:rPr>
+          <w:rtl w:val="0"/>
+        </w:rPr>
+      </w:r>
+    </w:p>
+    <w:p>
+      <w:pPr>
+        <w:pStyle w:val="Heading2"/>
+        <w:rPr/>
+      </w:pPr>
+      <w:bookmarkStart w:colFirst="0" w:colLast="0" w:name="_5a6p9wg8b5fw" w:id="45"/>
+      <w:bookmarkEnd w:id="45"/>
+      <w:r>
+        <w:rPr>
+          <w:rtl w:val="0"/>
+        </w:rPr>
+        <w:t xml:space="preserve">CA-009</w:t>
+      </w:r>
+    </w:p>
+    <w:p>
+      <w:pPr>
+        <w:rPr/>
+      </w:pPr>
+      <w:r>
+        <w:rPr>
+          <w:rtl w:val="0"/>
+        </w:rPr>
+      </w:r>
+    </w:p>
+    <w:p>
+      <w:pPr>
+        <w:rPr/>
+      </w:pPr>
+      <w:r>
+        <w:rPr>
+          <w:rtl w:val="0"/>
+        </w:rPr>
+        <w:t xml:space="preserve">No existen múltiples posiciones para el mismo instrumento ni múltiples disponibilidades monetarias para la misma moneda.</w:t>
+      </w:r>
+    </w:p>
+    <w:p>
+      <w:pPr>
+        <w:rPr/>
+      </w:pPr>
+      <w:r>
+        <w:rPr>
+          <w:rtl w:val="0"/>
+        </w:rPr>
+      </w:r>
+    </w:p>
+    <w:p>
+      <w:pPr>
+        <w:pStyle w:val="Heading2"/>
+        <w:rPr/>
+      </w:pPr>
+      <w:bookmarkStart w:colFirst="0" w:colLast="0" w:name="_lks93uemq6hk" w:id="46"/>
+      <w:bookmarkEnd w:id="46"/>
+      <w:r>
+        <w:rPr>
+          <w:rtl w:val="0"/>
+        </w:rPr>
+        <w:t xml:space="preserve">CA-010</w:t>
+      </w:r>
+    </w:p>
+    <w:p>
+      <w:pPr>
+        <w:rPr/>
+      </w:pPr>
+      <w:r>
+        <w:rPr>
+          <w:rtl w:val="0"/>
+        </w:rPr>
+      </w:r>
+    </w:p>
+    <w:p>
+      <w:pPr>
+        <w:rPr/>
+      </w:pPr>
+      <w:r>
+        <w:rPr>
+          <w:rtl w:val="0"/>
+        </w:rPr>
+        <w:t xml:space="preserve">No existen componentes con cantidad o importe cero.</w:t>
+      </w:r>
+    </w:p>
+    <w:p>
+      <w:pPr>
+        <w:rPr/>
+      </w:pPr>
+      <w:r>
+        <w:rPr>
+          <w:rtl w:val="0"/>
+        </w:rPr>
+      </w:r>
+    </w:p>
+    <w:p>
+      <w:pPr>
+        <w:pStyle w:val="Heading2"/>
+        <w:rPr/>
+      </w:pPr>
+      <w:bookmarkStart w:colFirst="0" w:colLast="0" w:name="_zbhtvldasxtz" w:id="47"/>
+      <w:bookmarkEnd w:id="47"/>
+      <w:r>
+        <w:rPr>
+          <w:rtl w:val="0"/>
+        </w:rPr>
+        <w:t xml:space="preserve">CA-011</w:t>
+      </w:r>
+    </w:p>
+    <w:p>
+      <w:pPr>
+        <w:rPr/>
+      </w:pPr>
+      <w:r>
+        <w:rPr>
+          <w:rtl w:val="0"/>
+        </w:rPr>
+      </w:r>
+    </w:p>
+    <w:p>
+      <w:pPr>
+        <w:rPr/>
+      </w:pPr>
+      <w:r>
+        <w:rPr>
+          <w:rtl w:val="0"/>
+        </w:rPr>
+        <w:t xml:space="preserve">Toda cantidad e importe es decimal, exacto y finito.</w:t>
+      </w:r>
+    </w:p>
+    <w:p>
+      <w:pPr>
+        <w:rPr/>
+      </w:pPr>
+      <w:r>
+        <w:rPr>
+          <w:rtl w:val="0"/>
+        </w:rPr>
+      </w:r>
+    </w:p>
+    <w:p>
+      <w:pPr>
+        <w:pStyle w:val="Heading2"/>
+        <w:rPr/>
+      </w:pPr>
+      <w:bookmarkStart w:colFirst="0" w:colLast="0" w:name="_2ulaqnmknff1" w:id="48"/>
+      <w:bookmarkEnd w:id="48"/>
+      <w:r>
+        <w:rPr>
+          <w:rtl w:val="0"/>
+        </w:rPr>
+        <w:t xml:space="preserve">CA-012</w:t>
+      </w:r>
+    </w:p>
+    <w:p>
+      <w:pPr>
+        <w:rPr/>
+      </w:pPr>
+      <w:r>
+        <w:rPr>
+          <w:rtl w:val="0"/>
+        </w:rPr>
+      </w:r>
+    </w:p>
+    <w:p>
+      <w:pPr>
+        <w:rPr/>
+      </w:pPr>
+      <w:r>
+        <w:rPr>
+          <w:rtl w:val="0"/>
+        </w:rPr>
+        <w:t xml:space="preserve">El contrato admite cantidades e importes negativos sin interpretar su aceptabilidad financiera.</w:t>
+      </w:r>
+    </w:p>
+    <w:p>
+      <w:pPr>
+        <w:rPr/>
+      </w:pPr>
+      <w:r>
+        <w:rPr>
+          <w:rtl w:val="0"/>
+        </w:rPr>
+      </w:r>
+    </w:p>
+    <w:p>
+      <w:pPr>
+        <w:pStyle w:val="Heading2"/>
+        <w:rPr/>
+      </w:pPr>
+      <w:bookmarkStart w:colFirst="0" w:colLast="0" w:name="_qerhle5oo38t" w:id="49"/>
+      <w:bookmarkEnd w:id="49"/>
+      <w:r>
+        <w:rPr>
+          <w:rtl w:val="0"/>
+        </w:rPr>
+        <w:t xml:space="preserve">CA-013</w:t>
+      </w:r>
+    </w:p>
+    <w:p>
+      <w:pPr>
+        <w:rPr/>
+      </w:pPr>
+      <w:r>
+        <w:rPr>
+          <w:rtl w:val="0"/>
+        </w:rPr>
+      </w:r>
+    </w:p>
+    <w:p>
+      <w:pPr>
+        <w:rPr/>
+      </w:pPr>
+      <w:r>
+        <w:rPr>
+          <w:rtl w:val="0"/>
+        </w:rPr>
+        <w:t xml:space="preserve">Un estado sin posiciones y sin disponibilidades monetarias es rechazado.</w:t>
+      </w:r>
+    </w:p>
+    <w:p>
+      <w:pPr>
+        <w:rPr/>
+      </w:pPr>
+      <w:r>
+        <w:rPr>
+          <w:rtl w:val="0"/>
+        </w:rPr>
+      </w:r>
+    </w:p>
+    <w:p>
+      <w:pPr>
+        <w:pStyle w:val="Heading2"/>
+        <w:rPr/>
+      </w:pPr>
+      <w:bookmarkStart w:colFirst="0" w:colLast="0" w:name="_6h5o6jdd3h1" w:id="50"/>
+      <w:bookmarkEnd w:id="50"/>
+      <w:r>
+        <w:rPr>
+          <w:rtl w:val="0"/>
+        </w:rPr>
+        <w:t xml:space="preserve">CA-014</w:t>
+      </w:r>
+    </w:p>
+    <w:p>
+      <w:pPr>
+        <w:rPr/>
+      </w:pPr>
+      <w:r>
+        <w:rPr>
+          <w:rtl w:val="0"/>
+        </w:rPr>
+      </w:r>
+    </w:p>
+    <w:p>
+      <w:pPr>
+        <w:rPr/>
+      </w:pPr>
+      <w:r>
+        <w:rPr>
+          <w:rtl w:val="0"/>
+        </w:rPr>
+        <w:t xml:space="preserve">La identidad semántica, igualdad y hash dependen exclusivamente de las posiciones y disponibilidades monetarias canónicas.</w:t>
+      </w:r>
+    </w:p>
+    <w:p>
+      <w:pPr>
+        <w:rPr/>
+      </w:pPr>
+      <w:r>
+        <w:rPr>
+          <w:rtl w:val="0"/>
+        </w:rPr>
+      </w:r>
+    </w:p>
+    <w:p>
+      <w:pPr>
+        <w:pStyle w:val="Heading2"/>
+        <w:rPr/>
+      </w:pPr>
+      <w:bookmarkStart w:colFirst="0" w:colLast="0" w:name="_ih1684oz0kut" w:id="51"/>
+      <w:bookmarkEnd w:id="51"/>
+      <w:r>
+        <w:rPr>
+          <w:rtl w:val="0"/>
+        </w:rPr>
+        <w:t xml:space="preserve">CA-015</w:t>
+      </w:r>
+    </w:p>
+    <w:p>
+      <w:pPr>
+        <w:rPr/>
+      </w:pPr>
+      <w:r>
+        <w:rPr>
+          <w:rtl w:val="0"/>
+        </w:rPr>
+      </w:r>
+    </w:p>
+    <w:p>
+      <w:pPr>
+        <w:rPr/>
+      </w:pPr>
+      <w:r>
+        <w:rPr>
+          <w:rtl w:val="0"/>
+        </w:rPr>
+        <w:t xml:space="preserve">Los precios, valores de mercado, pesos, moneda base, ganancias y pérdidas permanecen fuera del contrato mínimo.</w:t>
+      </w:r>
+    </w:p>
+    <w:p>
+      <w:pPr>
+        <w:rPr/>
+      </w:pPr>
+      <w:r>
+        <w:rPr>
+          <w:rtl w:val="0"/>
+        </w:rPr>
       </w:r>
     </w:p>
     <w:p>
@@ -5223,8 +8233,8 @@
           <w:szCs w:val="46"/>
         </w:rPr>
       </w:pPr>
-      <w:bookmarkStart w:colFirst="0" w:colLast="0" w:name="_y84tpjekyox8" w:id="51"/>
-      <w:bookmarkEnd w:id="51"/>
+      <w:bookmarkStart w:colFirst="0" w:colLast="0" w:name="_y84tpjekyox8" w:id="52"/>
+      <w:bookmarkEnd w:id="52"/>
       <w:r>
         <w:rPr>
           <w:b w:val="1"/>
@@ -5261,8 +8271,8 @@
           <w:szCs w:val="34"/>
         </w:rPr>
       </w:pPr>
-      <w:bookmarkStart w:colFirst="0" w:colLast="0" w:name="_df24ln8dz2hr" w:id="52"/>
-      <w:bookmarkEnd w:id="52"/>
+      <w:bookmarkStart w:colFirst="0" w:colLast="0" w:name="_df24ln8dz2hr" w:id="53"/>
+      <w:bookmarkEnd w:id="53"/>
       <w:r>
         <w:rPr>
           <w:b w:val="1"/>
@@ -5340,8 +8350,8 @@
           <w:szCs w:val="34"/>
         </w:rPr>
       </w:pPr>
-      <w:bookmarkStart w:colFirst="0" w:colLast="0" w:name="_urzhmphxc6eb" w:id="53"/>
-      <w:bookmarkEnd w:id="53"/>
+      <w:bookmarkStart w:colFirst="0" w:colLast="0" w:name="_urzhmphxc6eb" w:id="54"/>
+      <w:bookmarkEnd w:id="54"/>
       <w:r>
         <w:rPr>
           <w:b w:val="1"/>
@@ -5419,8 +8429,8 @@
           <w:szCs w:val="34"/>
         </w:rPr>
       </w:pPr>
-      <w:bookmarkStart w:colFirst="0" w:colLast="0" w:name="_ymhey4w4gqwi" w:id="54"/>
-      <w:bookmarkEnd w:id="54"/>
+      <w:bookmarkStart w:colFirst="0" w:colLast="0" w:name="_ymhey4w4gqwi" w:id="55"/>
+      <w:bookmarkEnd w:id="55"/>
       <w:r>
         <w:rPr>
           <w:b w:val="1"/>
@@ -5486,8 +8496,8 @@
           <w:szCs w:val="34"/>
         </w:rPr>
       </w:pPr>
-      <w:bookmarkStart w:colFirst="0" w:colLast="0" w:name="_9zsatkx4p4fb" w:id="55"/>
-      <w:bookmarkEnd w:id="55"/>
+      <w:bookmarkStart w:colFirst="0" w:colLast="0" w:name="_9zsatkx4p4fb" w:id="56"/>
+      <w:bookmarkEnd w:id="56"/>
       <w:r>
         <w:rPr>
           <w:b w:val="1"/>
@@ -5527,6 +8537,401 @@
           <w:rtl w:val="0"/>
         </w:rPr>
         <w:t xml:space="preserve">Portfolio State constituye el único activo de dominio para representar el estado del portafolio, mientras que Current Portfolio State y Target Portfolio State representan únicamente roles arquitectónicos desempeñados por instancias de dicho contrato.</w:t>
+      </w:r>
+    </w:p>
+    <w:p>
+      <w:pPr>
+        <w:pStyle w:val="Heading2"/>
+        <w:rPr/>
+      </w:pPr>
+      <w:bookmarkStart w:colFirst="0" w:colLast="0" w:name="_j1himzijczc6" w:id="57"/>
+      <w:bookmarkEnd w:id="57"/>
+      <w:r>
+        <w:rPr>
+          <w:rtl w:val="0"/>
+        </w:rPr>
+        <w:t xml:space="preserve">CF-005</w:t>
+      </w:r>
+    </w:p>
+    <w:p>
+      <w:pPr>
+        <w:rPr/>
+      </w:pPr>
+      <w:r>
+        <w:rPr>
+          <w:rtl w:val="0"/>
+        </w:rPr>
+      </w:r>
+    </w:p>
+    <w:p>
+      <w:pPr>
+        <w:rPr/>
+      </w:pPr>
+      <w:r>
+        <w:rPr>
+          <w:rtl w:val="0"/>
+        </w:rPr>
+        <w:t xml:space="preserve">Toda evolución futura deberá preservar que Portfolio State representa posiciones por cantidad y disponibilidades monetarias por importe.</w:t>
+      </w:r>
+    </w:p>
+    <w:p>
+      <w:pPr>
+        <w:rPr/>
+      </w:pPr>
+      <w:r>
+        <w:rPr>
+          <w:rtl w:val="0"/>
+        </w:rPr>
+      </w:r>
+    </w:p>
+    <w:p>
+      <w:pPr>
+        <w:rPr/>
+      </w:pPr>
+      <w:r>
+        <w:rPr>
+          <w:rtl w:val="0"/>
+        </w:rPr>
+        <w:t xml:space="preserve">Los pesos, precios y valores de mercado podrán derivarse mediante responsabilidades posteriores, pero no redefinirán la identidad fundamental del estado.</w:t>
+      </w:r>
+    </w:p>
+    <w:p>
+      <w:pPr>
+        <w:rPr/>
+      </w:pPr>
+      <w:r>
+        <w:rPr>
+          <w:rtl w:val="0"/>
+        </w:rPr>
+      </w:r>
+    </w:p>
+    <w:p>
+      <w:pPr>
+        <w:pStyle w:val="Heading2"/>
+        <w:rPr/>
+      </w:pPr>
+      <w:bookmarkStart w:colFirst="0" w:colLast="0" w:name="_pgbkz9jhz5hr" w:id="58"/>
+      <w:bookmarkEnd w:id="58"/>
+      <w:r>
+        <w:rPr>
+          <w:rtl w:val="0"/>
+        </w:rPr>
+        <w:t xml:space="preserve">CF-006</w:t>
+      </w:r>
+    </w:p>
+    <w:p>
+      <w:pPr>
+        <w:rPr/>
+      </w:pPr>
+      <w:r>
+        <w:rPr>
+          <w:rtl w:val="0"/>
+        </w:rPr>
+      </w:r>
+    </w:p>
+    <w:p>
+      <w:pPr>
+        <w:rPr/>
+      </w:pPr>
+      <w:r>
+        <w:rPr>
+          <w:rtl w:val="0"/>
+        </w:rPr>
+        <w:t xml:space="preserve">Los contratos públicos de identidad de instrumento y moneda utilizados por Portfolio State deberán permanecer explícitos, tipados y arquitectónicamente autorizados.</w:t>
+      </w:r>
+    </w:p>
+    <w:p>
+      <w:pPr>
+        <w:rPr/>
+      </w:pPr>
+      <w:r>
+        <w:rPr>
+          <w:rtl w:val="0"/>
+        </w:rPr>
+      </w:r>
+    </w:p>
+    <w:p>
+      <w:pPr>
+        <w:rPr/>
+      </w:pPr>
+      <w:r>
+        <w:rPr>
+          <w:rtl w:val="0"/>
+        </w:rPr>
+        <w:t xml:space="preserve">IT-032-001 no podrá sustituirlos por strings opacas, objetos arbitrarios, Any o estructuras genéricas sin contrato.</w:t>
+      </w:r>
+    </w:p>
+    <w:p>
+      <w:pPr>
+        <w:rPr/>
+      </w:pPr>
+      <w:r>
+        <w:rPr>
+          <w:rtl w:val="0"/>
+        </w:rPr>
+      </w:r>
+    </w:p>
+    <w:p>
+      <w:pPr>
+        <w:pStyle w:val="Heading2"/>
+        <w:rPr/>
+      </w:pPr>
+      <w:bookmarkStart w:colFirst="0" w:colLast="0" w:name="_9qjwmjby1d93" w:id="59"/>
+      <w:bookmarkEnd w:id="59"/>
+      <w:r>
+        <w:rPr>
+          <w:rtl w:val="0"/>
+        </w:rPr>
+        <w:t xml:space="preserve">CF-007</w:t>
+      </w:r>
+    </w:p>
+    <w:p>
+      <w:pPr>
+        <w:rPr/>
+      </w:pPr>
+      <w:r>
+        <w:rPr>
+          <w:rtl w:val="0"/>
+        </w:rPr>
+      </w:r>
+    </w:p>
+    <w:p>
+      <w:pPr>
+        <w:rPr/>
+      </w:pPr>
+      <w:r>
+        <w:rPr>
+          <w:rtl w:val="0"/>
+        </w:rPr>
+        <w:t xml:space="preserve">Toda ampliación futura del estado deberá demostrar que el nuevo componente representa una parte constitutiva del estado del portafolio y no una valoración, métrica, política, decisión o mecanismo de ejecución.</w:t>
+      </w:r>
+    </w:p>
+    <w:p>
+      <w:pPr>
+        <w:pStyle w:val="Heading1"/>
+        <w:rPr/>
+      </w:pPr>
+      <w:bookmarkStart w:colFirst="0" w:colLast="0" w:name="_b5xykppx4apu" w:id="60"/>
+      <w:bookmarkEnd w:id="60"/>
+      <w:r>
+        <w:rPr>
+          <w:rtl w:val="0"/>
+        </w:rPr>
+        <w:br w:type="textWrapping"/>
+        <w:t xml:space="preserve">22. Dependencias Contractuales Pendientes de Verificación</w:t>
+      </w:r>
+    </w:p>
+    <w:p>
+      <w:pPr>
+        <w:rPr/>
+      </w:pPr>
+      <w:r>
+        <w:rPr>
+          <w:rtl w:val="0"/>
+        </w:rPr>
+      </w:r>
+    </w:p>
+    <w:p>
+      <w:pPr>
+        <w:rPr/>
+      </w:pPr>
+      <w:r>
+        <w:rPr>
+          <w:rtl w:val="0"/>
+        </w:rPr>
+        <w:t xml:space="preserve">Antes de iniciar la implementación deberá verificarse factual y documentalmente la existencia de contratos públicos autorizados para:</w:t>
+      </w:r>
+    </w:p>
+    <w:p>
+      <w:pPr>
+        <w:rPr/>
+      </w:pPr>
+      <w:r>
+        <w:rPr>
+          <w:rtl w:val="0"/>
+        </w:rPr>
+      </w:r>
+    </w:p>
+    <w:p>
+      <w:pPr>
+        <w:rPr/>
+      </w:pPr>
+      <w:r>
+        <w:rPr>
+          <w:rtl w:val="0"/>
+        </w:rPr>
+        <w:t xml:space="preserve">identidad de instrumento;</w:t>
+      </w:r>
+    </w:p>
+    <w:p>
+      <w:pPr>
+        <w:rPr/>
+      </w:pPr>
+      <w:r>
+        <w:rPr>
+          <w:rtl w:val="0"/>
+        </w:rPr>
+        <w:t xml:space="preserve">identidad de moneda.</w:t>
+      </w:r>
+    </w:p>
+    <w:p>
+      <w:pPr>
+        <w:rPr/>
+      </w:pPr>
+      <w:r>
+        <w:rPr>
+          <w:rtl w:val="0"/>
+        </w:rPr>
+      </w:r>
+    </w:p>
+    <w:p>
+      <w:pPr>
+        <w:rPr/>
+      </w:pPr>
+      <w:r>
+        <w:rPr>
+          <w:rtl w:val="0"/>
+        </w:rPr>
+        <w:t xml:space="preserve">La implementación deberá reutilizar dichos contratos cuando existan.</w:t>
+      </w:r>
+    </w:p>
+    <w:p>
+      <w:pPr>
+        <w:rPr/>
+      </w:pPr>
+      <w:r>
+        <w:rPr>
+          <w:rtl w:val="0"/>
+        </w:rPr>
+      </w:r>
+    </w:p>
+    <w:p>
+      <w:pPr>
+        <w:rPr/>
+      </w:pPr>
+      <w:r>
+        <w:rPr>
+          <w:rtl w:val="0"/>
+        </w:rPr>
+        <w:t xml:space="preserve">Si alguno de los contratos requeridos no existe, el Agente de Implementación deberá detenerse antes de modificar código y reportar la dependencia faltante.</w:t>
+      </w:r>
+    </w:p>
+    <w:p>
+      <w:pPr>
+        <w:rPr/>
+      </w:pPr>
+      <w:r>
+        <w:rPr>
+          <w:rtl w:val="0"/>
+        </w:rPr>
+      </w:r>
+    </w:p>
+    <w:p>
+      <w:pPr>
+        <w:rPr/>
+      </w:pPr>
+      <w:r>
+        <w:rPr>
+          <w:rtl w:val="0"/>
+        </w:rPr>
+        <w:t xml:space="preserve">El Agente de Implementación no está autorizado para sustituir dichos contratos mediante:</w:t>
+      </w:r>
+    </w:p>
+    <w:p>
+      <w:pPr>
+        <w:rPr/>
+      </w:pPr>
+      <w:r>
+        <w:rPr>
+          <w:rtl w:val="0"/>
+        </w:rPr>
+      </w:r>
+    </w:p>
+    <w:p>
+      <w:pPr>
+        <w:rPr/>
+      </w:pPr>
+      <w:r>
+        <w:rPr>
+          <w:rtl w:val="0"/>
+        </w:rPr>
+        <w:t xml:space="preserve">strings opacas;</w:t>
+      </w:r>
+    </w:p>
+    <w:p>
+      <w:pPr>
+        <w:rPr/>
+      </w:pPr>
+      <w:r>
+        <w:rPr>
+          <w:rtl w:val="0"/>
+        </w:rPr>
+        <w:t xml:space="preserve">object;</w:t>
+      </w:r>
+    </w:p>
+    <w:p>
+      <w:pPr>
+        <w:rPr/>
+      </w:pPr>
+      <w:r>
+        <w:rPr>
+          <w:rtl w:val="0"/>
+        </w:rPr>
+        <w:t xml:space="preserve">Any;</w:t>
+      </w:r>
+    </w:p>
+    <w:p>
+      <w:pPr>
+        <w:rPr/>
+      </w:pPr>
+      <w:r>
+        <w:rPr>
+          <w:rtl w:val="0"/>
+        </w:rPr>
+        <w:t xml:space="preserve">diccionarios arbitrarios;</w:t>
+      </w:r>
+    </w:p>
+    <w:p>
+      <w:pPr>
+        <w:rPr/>
+      </w:pPr>
+      <w:r>
+        <w:rPr>
+          <w:rtl w:val="0"/>
+        </w:rPr>
+        <w:t xml:space="preserve">wrappers nominales sin semántica aprobada;</w:t>
+      </w:r>
+    </w:p>
+    <w:p>
+      <w:pPr>
+        <w:rPr/>
+      </w:pPr>
+      <w:r>
+        <w:rPr>
+          <w:rtl w:val="0"/>
+        </w:rPr>
+        <w:t xml:space="preserve">identificadores inventados localmente.</w:t>
+      </w:r>
+    </w:p>
+    <w:p>
+      <w:pPr>
+        <w:rPr/>
+      </w:pPr>
+      <w:r>
+        <w:rPr>
+          <w:rtl w:val="0"/>
+        </w:rPr>
+      </w:r>
+    </w:p>
+    <w:p>
+      <w:pPr>
+        <w:rPr/>
+      </w:pPr>
+      <w:r>
+        <w:rPr>
+          <w:rtl w:val="0"/>
+        </w:rPr>
+        <w:t xml:space="preserve">La ausencia de alguno de estos contratos constituye un bloqueo contractual localizado y no autoriza modificar unilateralmente el alcance de IT-032-001.</w:t>
       </w:r>
     </w:p>
     <w:p>
@@ -7421,116 +10826,6 @@
     </w:lvl>
   </w:abstractNum>
   <w:abstractNum w:abstractNumId="18">
-    <w:lvl w:ilvl="0">
-      <w:start w:val="1"/>
-      <w:numFmt w:val="bullet"/>
-      <w:lvlText w:val="●"/>
-      <w:lvlJc w:val="left"/>
-      <w:pPr>
-        <w:ind w:left="720" w:hanging="360"/>
-      </w:pPr>
-      <w:rPr>
-        <w:u w:val="none"/>
-      </w:rPr>
-    </w:lvl>
-    <w:lvl w:ilvl="1">
-      <w:start w:val="1"/>
-      <w:numFmt w:val="bullet"/>
-      <w:lvlText w:val="○"/>
-      <w:lvlJc w:val="left"/>
-      <w:pPr>
-        <w:ind w:left="1440" w:hanging="360"/>
-      </w:pPr>
-      <w:rPr>
-        <w:u w:val="none"/>
-      </w:rPr>
-    </w:lvl>
-    <w:lvl w:ilvl="2">
-      <w:start w:val="1"/>
-      <w:numFmt w:val="bullet"/>
-      <w:lvlText w:val="■"/>
-      <w:lvlJc w:val="left"/>
-      <w:pPr>
-        <w:ind w:left="2160" w:hanging="360"/>
-      </w:pPr>
-      <w:rPr>
-        <w:u w:val="none"/>
-      </w:rPr>
-    </w:lvl>
-    <w:lvl w:ilvl="3">
-      <w:start w:val="1"/>
-      <w:numFmt w:val="bullet"/>
-      <w:lvlText w:val="●"/>
-      <w:lvlJc w:val="left"/>
-      <w:pPr>
-        <w:ind w:left="2880" w:hanging="360"/>
-      </w:pPr>
-      <w:rPr>
-        <w:u w:val="none"/>
-      </w:rPr>
-    </w:lvl>
-    <w:lvl w:ilvl="4">
-      <w:start w:val="1"/>
-      <w:numFmt w:val="bullet"/>
-      <w:lvlText w:val="○"/>
-      <w:lvlJc w:val="left"/>
-      <w:pPr>
-        <w:ind w:left="3600" w:hanging="360"/>
-      </w:pPr>
-      <w:rPr>
-        <w:u w:val="none"/>
-      </w:rPr>
-    </w:lvl>
-    <w:lvl w:ilvl="5">
-      <w:start w:val="1"/>
-      <w:numFmt w:val="bullet"/>
-      <w:lvlText w:val="■"/>
-      <w:lvlJc w:val="left"/>
-      <w:pPr>
-        <w:ind w:left="4320" w:hanging="360"/>
-      </w:pPr>
-      <w:rPr>
-        <w:u w:val="none"/>
-      </w:rPr>
-    </w:lvl>
-    <w:lvl w:ilvl="6">
-      <w:start w:val="1"/>
-      <w:numFmt w:val="bullet"/>
-      <w:lvlText w:val="●"/>
-      <w:lvlJc w:val="left"/>
-      <w:pPr>
-        <w:ind w:left="5040" w:hanging="360"/>
-      </w:pPr>
-      <w:rPr>
-        <w:u w:val="none"/>
-      </w:rPr>
-    </w:lvl>
-    <w:lvl w:ilvl="7">
-      <w:start w:val="1"/>
-      <w:numFmt w:val="bullet"/>
-      <w:lvlText w:val="○"/>
-      <w:lvlJc w:val="left"/>
-      <w:pPr>
-        <w:ind w:left="5760" w:hanging="360"/>
-      </w:pPr>
-      <w:rPr>
-        <w:u w:val="none"/>
-      </w:rPr>
-    </w:lvl>
-    <w:lvl w:ilvl="8">
-      <w:start w:val="1"/>
-      <w:numFmt w:val="bullet"/>
-      <w:lvlText w:val="■"/>
-      <w:lvlJc w:val="left"/>
-      <w:pPr>
-        <w:ind w:left="6480" w:hanging="360"/>
-      </w:pPr>
-      <w:rPr>
-        <w:u w:val="none"/>
-      </w:rPr>
-    </w:lvl>
-  </w:abstractNum>
-  <w:abstractNum w:abstractNumId="19">
     <w:lvl w:ilvl="0">
       <w:start w:val="1"/>
       <w:numFmt w:val="bullet"/>
@@ -7693,9 +10988,6 @@
   </w:num>
   <w:num w:numId="18">
     <w:abstractNumId w:val="18"/>
-  </w:num>
-  <w:num w:numId="19">
-    <w:abstractNumId w:val="19"/>
   </w:num>
 </w:numbering>
 </file>

--- a/docs/IT-032-001 — Portfolio State Domain Model MVP.docx
+++ b/docs/IT-032-001 — Portfolio State Domain Model MVP.docx
@@ -1024,17 +1024,36 @@
         <w:rPr>
           <w:rtl w:val="0"/>
         </w:rPr>
-        <w:t xml:space="preserve">Este incremento depende exclusivamente de:</w:t>
-      </w:r>
-    </w:p>
-    <w:p>
-      <w:pPr>
-        <w:numPr>
-          <w:ilvl w:val="0"/>
-          <w:numId w:val="17"/>
-        </w:numPr>
-        <w:spacing w:after="0" w:afterAutospacing="0" w:before="240" w:lineRule="auto"/>
-        <w:ind w:left="720" w:hanging="360"/>
+        <w:t xml:space="preserve">Este incremento depende de:</w:t>
+      </w:r>
+    </w:p>
+    <w:p>
+      <w:pPr>
+        <w:spacing w:after="240" w:before="240" w:lineRule="auto"/>
+        <w:rPr/>
+      </w:pPr>
+      <w:r>
+        <w:rPr>
+          <w:rtl w:val="0"/>
+        </w:rPr>
+      </w:r>
+    </w:p>
+    <w:p>
+      <w:pPr>
+        <w:spacing w:after="240" w:before="240" w:lineRule="auto"/>
+        <w:rPr/>
+      </w:pPr>
+      <w:r>
+        <w:rPr>
+          <w:rtl w:val="0"/>
+        </w:rPr>
+        <w:t xml:space="preserve">DOC-000 — Índice Maestro de Arquitectura y Gobierno Documental.</w:t>
+      </w:r>
+    </w:p>
+    <w:p>
+      <w:pPr>
+        <w:spacing w:after="240" w:before="240" w:lineRule="auto"/>
+        <w:rPr/>
       </w:pPr>
       <w:r>
         <w:rPr>
@@ -1045,12 +1064,8 @@
     </w:p>
     <w:p>
       <w:pPr>
-        <w:numPr>
-          <w:ilvl w:val="0"/>
-          <w:numId w:val="17"/>
-        </w:numPr>
-        <w:spacing w:after="0" w:afterAutospacing="0" w:before="0" w:beforeAutospacing="0" w:lineRule="auto"/>
-        <w:ind w:left="720" w:hanging="360"/>
+        <w:spacing w:after="240" w:before="240" w:lineRule="auto"/>
+        <w:rPr/>
       </w:pPr>
       <w:r>
         <w:rPr>
@@ -1061,12 +1076,8 @@
     </w:p>
     <w:p>
       <w:pPr>
-        <w:numPr>
-          <w:ilvl w:val="0"/>
-          <w:numId w:val="17"/>
-        </w:numPr>
-        <w:spacing w:after="0" w:afterAutospacing="0" w:before="0" w:beforeAutospacing="0" w:lineRule="auto"/>
-        <w:ind w:left="720" w:hanging="360"/>
+        <w:spacing w:after="240" w:before="240" w:lineRule="auto"/>
+        <w:rPr/>
       </w:pPr>
       <w:r>
         <w:rPr>
@@ -1077,12 +1088,8 @@
     </w:p>
     <w:p>
       <w:pPr>
-        <w:numPr>
-          <w:ilvl w:val="0"/>
-          <w:numId w:val="17"/>
-        </w:numPr>
-        <w:spacing w:after="0" w:afterAutospacing="0" w:before="0" w:beforeAutospacing="0" w:lineRule="auto"/>
-        <w:ind w:left="720" w:hanging="360"/>
+        <w:spacing w:after="240" w:before="240" w:lineRule="auto"/>
+        <w:rPr/>
       </w:pPr>
       <w:r>
         <w:rPr>
@@ -1093,12 +1100,32 @@
     </w:p>
     <w:p>
       <w:pPr>
-        <w:numPr>
-          <w:ilvl w:val="0"/>
-          <w:numId w:val="17"/>
-        </w:numPr>
-        <w:spacing w:after="0" w:afterAutospacing="0" w:before="0" w:beforeAutospacing="0" w:lineRule="auto"/>
-        <w:ind w:left="720" w:hanging="360"/>
+        <w:spacing w:after="240" w:before="240" w:lineRule="auto"/>
+        <w:rPr/>
+      </w:pPr>
+      <w:r>
+        <w:rPr>
+          <w:rtl w:val="0"/>
+        </w:rPr>
+        <w:t xml:space="preserve">ADR-011 — Autorización Excepcional de Contratos Fundamentales de Identidad de Referencia.</w:t>
+      </w:r>
+    </w:p>
+    <w:p>
+      <w:pPr>
+        <w:spacing w:after="240" w:before="240" w:lineRule="auto"/>
+        <w:rPr/>
+      </w:pPr>
+      <w:r>
+        <w:rPr>
+          <w:rtl w:val="0"/>
+        </w:rPr>
+        <w:t xml:space="preserve">IT-REF-001 — Reference Identity Domain Contracts MVP.</w:t>
+      </w:r>
+    </w:p>
+    <w:p>
+      <w:pPr>
+        <w:spacing w:after="240" w:before="240" w:lineRule="auto"/>
+        <w:rPr/>
       </w:pPr>
       <w:r>
         <w:rPr>
@@ -1109,12 +1136,8 @@
     </w:p>
     <w:p>
       <w:pPr>
-        <w:numPr>
-          <w:ilvl w:val="0"/>
-          <w:numId w:val="17"/>
-        </w:numPr>
-        <w:spacing w:after="240" w:before="0" w:beforeAutospacing="0" w:lineRule="auto"/>
-        <w:ind w:left="720" w:hanging="360"/>
+        <w:spacing w:after="240" w:before="240" w:lineRule="auto"/>
+        <w:rPr/>
       </w:pPr>
       <w:r>
         <w:rPr>
@@ -1132,7 +1155,121 @@
         <w:rPr>
           <w:rtl w:val="0"/>
         </w:rPr>
+      </w:r>
+    </w:p>
+    <w:p>
+      <w:pPr>
+        <w:spacing w:after="240" w:before="240" w:lineRule="auto"/>
+        <w:rPr/>
+      </w:pPr>
+      <w:r>
+        <w:rPr>
+          <w:rtl w:val="0"/>
+        </w:rPr>
+        <w:t xml:space="preserve">Portfolio State utilizará:</w:t>
+      </w:r>
+    </w:p>
+    <w:p>
+      <w:pPr>
+        <w:spacing w:after="240" w:before="240" w:lineRule="auto"/>
+        <w:rPr/>
+      </w:pPr>
+      <w:r>
+        <w:rPr>
+          <w:rtl w:val="0"/>
+        </w:rPr>
+      </w:r>
+    </w:p>
+    <w:p>
+      <w:pPr>
+        <w:spacing w:after="240" w:before="240" w:lineRule="auto"/>
+        <w:rPr/>
+      </w:pPr>
+      <w:r>
+        <w:rPr>
+          <w:rtl w:val="0"/>
+        </w:rPr>
+        <w:t xml:space="preserve">InstrumentReference para identificar públicamente cada instrumento mantenido por una posición;</w:t>
+      </w:r>
+    </w:p>
+    <w:p>
+      <w:pPr>
+        <w:spacing w:after="240" w:before="240" w:lineRule="auto"/>
+        <w:rPr/>
+      </w:pPr>
+      <w:r>
+        <w:rPr>
+          <w:rtl w:val="0"/>
+        </w:rPr>
+        <w:t xml:space="preserve">CurrencyReference para identificar públicamente cada moneda correspondiente a una disponibilidad monetaria.</w:t>
+      </w:r>
+    </w:p>
+    <w:p>
+      <w:pPr>
+        <w:spacing w:after="240" w:before="240" w:lineRule="auto"/>
+        <w:rPr/>
+      </w:pPr>
+      <w:r>
+        <w:rPr>
+          <w:rtl w:val="0"/>
+        </w:rPr>
+      </w:r>
+    </w:p>
+    <w:p>
+      <w:pPr>
+        <w:spacing w:after="240" w:before="240" w:lineRule="auto"/>
+        <w:rPr/>
+      </w:pPr>
+      <w:r>
+        <w:rPr>
+          <w:rtl w:val="0"/>
+        </w:rPr>
+        <w:t xml:space="preserve">El presente incremento no redefine, extiende ni sustituye dichos contratos.</w:t>
+      </w:r>
+    </w:p>
+    <w:p>
+      <w:pPr>
+        <w:spacing w:after="240" w:before="240" w:lineRule="auto"/>
+        <w:rPr/>
+      </w:pPr>
+      <w:r>
+        <w:rPr>
+          <w:rtl w:val="0"/>
+        </w:rPr>
+      </w:r>
+    </w:p>
+    <w:p>
+      <w:pPr>
+        <w:spacing w:after="240" w:before="240" w:lineRule="auto"/>
+        <w:rPr/>
+      </w:pPr>
+      <w:r>
+        <w:rPr>
+          <w:rtl w:val="0"/>
+        </w:rPr>
         <w:t xml:space="preserve">No introduce dependencias adicionales.</w:t>
+      </w:r>
+    </w:p>
+    <w:p>
+      <w:pPr>
+        <w:spacing w:after="240" w:before="240" w:lineRule="auto"/>
+        <w:rPr/>
+      </w:pPr>
+      <w:r>
+        <w:rPr>
+          <w:rtl w:val="0"/>
+        </w:rPr>
+      </w:r>
+    </w:p>
+    <w:p>
+      <w:pPr>
+        <w:spacing w:after="240" w:before="240" w:lineRule="auto"/>
+        <w:rPr/>
+      </w:pPr>
+      <w:r>
+        <w:rPr>
+          <w:rtl w:val="0"/>
+        </w:rPr>
       </w:r>
     </w:p>
     <w:p>
@@ -2759,6 +2896,131 @@
       <w:pPr>
         <w:numPr>
           <w:ilvl w:val="0"/>
+          <w:numId w:val="15"/>
+        </w:numPr>
+        <w:spacing w:after="0" w:afterAutospacing="0" w:before="240" w:lineRule="auto"/>
+        <w:ind w:left="720" w:hanging="360"/>
+      </w:pPr>
+      <w:r>
+        <w:rPr>
+          <w:rtl w:val="0"/>
+        </w:rPr>
+        <w:t xml:space="preserve">algoritmos internos de Portfolio;</w:t>
+      </w:r>
+    </w:p>
+    <w:p>
+      <w:pPr>
+        <w:numPr>
+          <w:ilvl w:val="0"/>
+          <w:numId w:val="15"/>
+        </w:numPr>
+        <w:spacing w:after="0" w:afterAutospacing="0" w:before="0" w:beforeAutospacing="0" w:lineRule="auto"/>
+        <w:ind w:left="720" w:hanging="360"/>
+      </w:pPr>
+      <w:r>
+        <w:rPr>
+          <w:rtl w:val="0"/>
+        </w:rPr>
+        <w:t xml:space="preserve">implementaciones particulares;</w:t>
+      </w:r>
+    </w:p>
+    <w:p>
+      <w:pPr>
+        <w:numPr>
+          <w:ilvl w:val="0"/>
+          <w:numId w:val="15"/>
+        </w:numPr>
+        <w:spacing w:after="240" w:before="0" w:beforeAutospacing="0" w:lineRule="auto"/>
+        <w:ind w:left="720" w:hanging="360"/>
+      </w:pPr>
+      <w:r>
+        <w:rPr>
+          <w:rtl w:val="0"/>
+        </w:rPr>
+        <w:t xml:space="preserve">mecanismos privados.</w:t>
+      </w:r>
+    </w:p>
+    <w:p>
+      <w:pPr>
+        <w:spacing w:after="240" w:before="240" w:lineRule="auto"/>
+        <w:rPr/>
+      </w:pPr>
+      <w:r>
+        <w:rPr>
+          <w:rtl w:val="0"/>
+        </w:rPr>
+        <w:t xml:space="preserve">Toda interacción arquitectónica deberá realizarse exclusivamente mediante el contrato público implementado por este incremento.</w:t>
+      </w:r>
+    </w:p>
+    <w:p>
+      <w:pPr>
+        <w:rPr/>
+      </w:pPr>
+      <w:r>
+        <w:pict>
+          <v:rect style="width:0.0pt;height:1.5pt" o:hr="t" o:hrstd="t" o:hralign="center" fillcolor="#A0A0A0" stroked="f"/>
+        </w:pict>
+      </w:r>
+      <w:r>
+        <w:rPr>
+          <w:rtl w:val="0"/>
+        </w:rPr>
+      </w:r>
+    </w:p>
+    <w:p>
+      <w:pPr>
+        <w:pStyle w:val="Heading1"/>
+        <w:keepNext w:val="0"/>
+        <w:keepLines w:val="0"/>
+        <w:spacing w:before="480" w:lineRule="auto"/>
+        <w:rPr>
+          <w:b w:val="1"/>
+          <w:bCs w:val="1"/>
+          <w:sz w:val="46"/>
+          <w:szCs w:val="46"/>
+        </w:rPr>
+      </w:pPr>
+      <w:bookmarkStart w:colFirst="0" w:colLast="0" w:name="_2sp6rgda5ayh" w:id="14"/>
+      <w:bookmarkEnd w:id="14"/>
+      <w:r>
+        <w:rPr>
+          <w:b w:val="1"/>
+          <w:bCs w:val="1"/>
+          <w:sz w:val="46"/>
+          <w:szCs w:val="46"/>
+          <w:rtl w:val="0"/>
+        </w:rPr>
+        <w:t xml:space="preserve">13. Compatibilidad Arquitectónica</w:t>
+      </w:r>
+    </w:p>
+    <w:p>
+      <w:pPr>
+        <w:spacing w:after="240" w:before="240" w:lineRule="auto"/>
+        <w:rPr/>
+      </w:pPr>
+      <w:r>
+        <w:rPr>
+          <w:rtl w:val="0"/>
+        </w:rPr>
+        <w:t xml:space="preserve">El presente incremento preserva íntegramente las fronteras establecidas por DOC-032.</w:t>
+      </w:r>
+    </w:p>
+    <w:p>
+      <w:pPr>
+        <w:spacing w:after="240" w:before="240" w:lineRule="auto"/>
+        <w:rPr/>
+      </w:pPr>
+      <w:r>
+        <w:rPr>
+          <w:rtl w:val="0"/>
+        </w:rPr>
+        <w:t xml:space="preserve">No modifica:</w:t>
+      </w:r>
+    </w:p>
+    <w:p>
+      <w:pPr>
+        <w:numPr>
+          <w:ilvl w:val="0"/>
           <w:numId w:val="16"/>
         </w:numPr>
         <w:spacing w:after="0" w:afterAutospacing="0" w:before="240" w:lineRule="auto"/>
@@ -2768,7 +3030,7 @@
         <w:rPr>
           <w:rtl w:val="0"/>
         </w:rPr>
-        <w:t xml:space="preserve">algoritmos internos de Portfolio;</w:t>
+        <w:t xml:space="preserve">Decision Model;</w:t>
       </w:r>
     </w:p>
     <w:p>
@@ -2784,7 +3046,7 @@
         <w:rPr>
           <w:rtl w:val="0"/>
         </w:rPr>
-        <w:t xml:space="preserve">implementaciones particulares;</w:t>
+        <w:t xml:space="preserve">Risk;</w:t>
       </w:r>
     </w:p>
     <w:p>
@@ -2800,131 +3062,6 @@
         <w:rPr>
           <w:rtl w:val="0"/>
         </w:rPr>
-        <w:t xml:space="preserve">mecanismos privados.</w:t>
-      </w:r>
-    </w:p>
-    <w:p>
-      <w:pPr>
-        <w:spacing w:after="240" w:before="240" w:lineRule="auto"/>
-        <w:rPr/>
-      </w:pPr>
-      <w:r>
-        <w:rPr>
-          <w:rtl w:val="0"/>
-        </w:rPr>
-        <w:t xml:space="preserve">Toda interacción arquitectónica deberá realizarse exclusivamente mediante el contrato público implementado por este incremento.</w:t>
-      </w:r>
-    </w:p>
-    <w:p>
-      <w:pPr>
-        <w:rPr/>
-      </w:pPr>
-      <w:r>
-        <w:pict>
-          <v:rect style="width:0.0pt;height:1.5pt" o:hr="t" o:hrstd="t" o:hralign="center" fillcolor="#A0A0A0" stroked="f"/>
-        </w:pict>
-      </w:r>
-      <w:r>
-        <w:rPr>
-          <w:rtl w:val="0"/>
-        </w:rPr>
-      </w:r>
-    </w:p>
-    <w:p>
-      <w:pPr>
-        <w:pStyle w:val="Heading1"/>
-        <w:keepNext w:val="0"/>
-        <w:keepLines w:val="0"/>
-        <w:spacing w:before="480" w:lineRule="auto"/>
-        <w:rPr>
-          <w:b w:val="1"/>
-          <w:bCs w:val="1"/>
-          <w:sz w:val="46"/>
-          <w:szCs w:val="46"/>
-        </w:rPr>
-      </w:pPr>
-      <w:bookmarkStart w:colFirst="0" w:colLast="0" w:name="_2sp6rgda5ayh" w:id="14"/>
-      <w:bookmarkEnd w:id="14"/>
-      <w:r>
-        <w:rPr>
-          <w:b w:val="1"/>
-          <w:bCs w:val="1"/>
-          <w:sz w:val="46"/>
-          <w:szCs w:val="46"/>
-          <w:rtl w:val="0"/>
-        </w:rPr>
-        <w:t xml:space="preserve">13. Compatibilidad Arquitectónica</w:t>
-      </w:r>
-    </w:p>
-    <w:p>
-      <w:pPr>
-        <w:spacing w:after="240" w:before="240" w:lineRule="auto"/>
-        <w:rPr/>
-      </w:pPr>
-      <w:r>
-        <w:rPr>
-          <w:rtl w:val="0"/>
-        </w:rPr>
-        <w:t xml:space="preserve">El presente incremento preserva íntegramente las fronteras establecidas por DOC-032.</w:t>
-      </w:r>
-    </w:p>
-    <w:p>
-      <w:pPr>
-        <w:spacing w:after="240" w:before="240" w:lineRule="auto"/>
-        <w:rPr/>
-      </w:pPr>
-      <w:r>
-        <w:rPr>
-          <w:rtl w:val="0"/>
-        </w:rPr>
-        <w:t xml:space="preserve">No modifica:</w:t>
-      </w:r>
-    </w:p>
-    <w:p>
-      <w:pPr>
-        <w:numPr>
-          <w:ilvl w:val="0"/>
-          <w:numId w:val="18"/>
-        </w:numPr>
-        <w:spacing w:after="0" w:afterAutospacing="0" w:before="240" w:lineRule="auto"/>
-        <w:ind w:left="720" w:hanging="360"/>
-      </w:pPr>
-      <w:r>
-        <w:rPr>
-          <w:rtl w:val="0"/>
-        </w:rPr>
-        <w:t xml:space="preserve">Decision Model;</w:t>
-      </w:r>
-    </w:p>
-    <w:p>
-      <w:pPr>
-        <w:numPr>
-          <w:ilvl w:val="0"/>
-          <w:numId w:val="18"/>
-        </w:numPr>
-        <w:spacing w:after="0" w:afterAutospacing="0" w:before="0" w:beforeAutospacing="0" w:lineRule="auto"/>
-        <w:ind w:left="720" w:hanging="360"/>
-      </w:pPr>
-      <w:r>
-        <w:rPr>
-          <w:rtl w:val="0"/>
-        </w:rPr>
-        <w:t xml:space="preserve">Risk;</w:t>
-      </w:r>
-    </w:p>
-    <w:p>
-      <w:pPr>
-        <w:numPr>
-          <w:ilvl w:val="0"/>
-          <w:numId w:val="18"/>
-        </w:numPr>
-        <w:spacing w:after="240" w:before="0" w:beforeAutospacing="0" w:lineRule="auto"/>
-        <w:ind w:left="720" w:hanging="360"/>
-      </w:pPr>
-      <w:r>
-        <w:rPr>
-          <w:rtl w:val="0"/>
-        </w:rPr>
         <w:t xml:space="preserve">Execution.</w:t>
       </w:r>
     </w:p>
@@ -5060,24 +5197,30 @@
     <w:p>
       <w:pPr>
         <w:spacing w:after="240" w:before="240" w:lineRule="auto"/>
-        <w:ind w:left="720" w:firstLine="0"/>
-        <w:rPr/>
-      </w:pPr>
-      <w:r>
-        <w:rPr>
-          <w:rtl w:val="0"/>
-        </w:rPr>
-        <w:t xml:space="preserve">La implementación deberá preservar completamente la compatibilidad arquitectónica con: </w:t>
-      </w:r>
-    </w:p>
-    <w:p>
-      <w:pPr>
-        <w:numPr>
-          <w:ilvl w:val="0"/>
-          <w:numId w:val="15"/>
-        </w:numPr>
-        <w:spacing w:after="0" w:afterAutospacing="0" w:before="240" w:lineRule="auto"/>
-        <w:ind w:left="720" w:hanging="360"/>
+        <w:rPr/>
+      </w:pPr>
+      <w:r>
+        <w:rPr>
+          <w:rtl w:val="0"/>
+        </w:rPr>
+        <w:t xml:space="preserve">La implementación deberá preservar completamente la compatibilidad arquitectónica con:</w:t>
+      </w:r>
+    </w:p>
+    <w:p>
+      <w:pPr>
+        <w:spacing w:after="240" w:before="240" w:lineRule="auto"/>
+        <w:rPr/>
+      </w:pPr>
+      <w:r>
+        <w:rPr>
+          <w:rtl w:val="0"/>
+        </w:rPr>
+      </w:r>
+    </w:p>
+    <w:p>
+      <w:pPr>
+        <w:spacing w:after="240" w:before="240" w:lineRule="auto"/>
+        <w:rPr/>
       </w:pPr>
       <w:r>
         <w:rPr>
@@ -5088,28 +5231,44 @@
     </w:p>
     <w:p>
       <w:pPr>
-        <w:numPr>
-          <w:ilvl w:val="0"/>
-          <w:numId w:val="15"/>
-        </w:numPr>
-        <w:spacing w:after="0" w:afterAutospacing="0" w:before="0" w:beforeAutospacing="0" w:lineRule="auto"/>
-        <w:ind w:left="720" w:hanging="360"/>
-      </w:pPr>
-      <w:r>
-        <w:rPr>
-          <w:rtl w:val="0"/>
-        </w:rPr>
-        <w:t xml:space="preserve"> DecisionProposal; </w:t>
-      </w:r>
-    </w:p>
-    <w:p>
-      <w:pPr>
-        <w:numPr>
-          <w:ilvl w:val="0"/>
-          <w:numId w:val="15"/>
-        </w:numPr>
-        <w:spacing w:after="0" w:afterAutospacing="0" w:before="0" w:beforeAutospacing="0" w:lineRule="auto"/>
-        <w:ind w:left="720" w:hanging="360"/>
+        <w:spacing w:after="240" w:before="240" w:lineRule="auto"/>
+        <w:rPr/>
+      </w:pPr>
+      <w:r>
+        <w:rPr>
+          <w:rtl w:val="0"/>
+        </w:rPr>
+        <w:t xml:space="preserve">InstrumentReference;</w:t>
+      </w:r>
+    </w:p>
+    <w:p>
+      <w:pPr>
+        <w:spacing w:after="240" w:before="240" w:lineRule="auto"/>
+        <w:rPr/>
+      </w:pPr>
+      <w:r>
+        <w:rPr>
+          <w:rtl w:val="0"/>
+        </w:rPr>
+        <w:t xml:space="preserve">CurrencyReference;</w:t>
+      </w:r>
+    </w:p>
+    <w:p>
+      <w:pPr>
+        <w:spacing w:after="240" w:before="240" w:lineRule="auto"/>
+        <w:rPr/>
+      </w:pPr>
+      <w:r>
+        <w:rPr>
+          <w:rtl w:val="0"/>
+        </w:rPr>
+        <w:t xml:space="preserve">DecisionProposal;</w:t>
+      </w:r>
+    </w:p>
+    <w:p>
+      <w:pPr>
+        <w:spacing w:after="240" w:before="240" w:lineRule="auto"/>
+        <w:rPr/>
       </w:pPr>
       <w:r>
         <w:rPr>
@@ -5120,47 +5279,142 @@
     </w:p>
     <w:p>
       <w:pPr>
-        <w:numPr>
-          <w:ilvl w:val="0"/>
-          <w:numId w:val="15"/>
-        </w:numPr>
-        <w:spacing w:after="240" w:before="0" w:beforeAutospacing="0" w:lineRule="auto"/>
-        <w:ind w:left="720" w:hanging="360"/>
-      </w:pPr>
-      <w:r>
-        <w:rPr>
-          <w:rtl w:val="0"/>
-        </w:rPr>
-        <w:t xml:space="preserve"> Portfolio State. </w:t>
-      </w:r>
-      <w:r>
-        <w:rPr>
-          <w:rtl w:val="0"/>
-        </w:rPr>
-      </w:r>
-    </w:p>
-    <w:p>
-      <w:pPr>
-        <w:spacing w:after="240" w:before="240" w:lineRule="auto"/>
-        <w:rPr/>
-      </w:pPr>
-      <w:r>
-        <w:rPr>
-          <w:rtl w:val="0"/>
-        </w:rPr>
-        <w:t xml:space="preserve">No podrá introducir dependencias adicionales.</w:t>
-      </w:r>
-    </w:p>
-    <w:p>
-      <w:pPr>
-        <w:spacing w:after="240" w:before="240" w:lineRule="auto"/>
-        <w:rPr/>
-      </w:pPr>
-      <w:r>
-        <w:rPr>
-          <w:rtl w:val="0"/>
-        </w:rPr>
-        <w:t xml:space="preserve">No podrá modificar contratos existentes.</w:t>
+        <w:spacing w:after="240" w:before="240" w:lineRule="auto"/>
+        <w:rPr/>
+      </w:pPr>
+      <w:r>
+        <w:rPr>
+          <w:rtl w:val="0"/>
+        </w:rPr>
+        <w:t xml:space="preserve">Portfolio State.</w:t>
+      </w:r>
+    </w:p>
+    <w:p>
+      <w:pPr>
+        <w:spacing w:after="240" w:before="240" w:lineRule="auto"/>
+        <w:rPr/>
+      </w:pPr>
+      <w:r>
+        <w:rPr>
+          <w:rtl w:val="0"/>
+        </w:rPr>
+      </w:r>
+    </w:p>
+    <w:p>
+      <w:pPr>
+        <w:spacing w:after="240" w:before="240" w:lineRule="auto"/>
+        <w:rPr/>
+      </w:pPr>
+      <w:r>
+        <w:rPr>
+          <w:rtl w:val="0"/>
+        </w:rPr>
+        <w:t xml:space="preserve">Portfolio dependerá exclusivamente de las exportaciones públicas autorizadas de IT-REF-001.</w:t>
+      </w:r>
+    </w:p>
+    <w:p>
+      <w:pPr>
+        <w:spacing w:after="240" w:before="240" w:lineRule="auto"/>
+        <w:rPr/>
+      </w:pPr>
+      <w:r>
+        <w:rPr>
+          <w:rtl w:val="0"/>
+        </w:rPr>
+      </w:r>
+    </w:p>
+    <w:p>
+      <w:pPr>
+        <w:spacing w:after="240" w:before="240" w:lineRule="auto"/>
+        <w:rPr/>
+      </w:pPr>
+      <w:r>
+        <w:rPr>
+          <w:rtl w:val="0"/>
+        </w:rPr>
+        <w:t xml:space="preserve">No podrá:</w:t>
+      </w:r>
+    </w:p>
+    <w:p>
+      <w:pPr>
+        <w:spacing w:after="240" w:before="240" w:lineRule="auto"/>
+        <w:rPr/>
+      </w:pPr>
+      <w:r>
+        <w:rPr>
+          <w:rtl w:val="0"/>
+        </w:rPr>
+      </w:r>
+    </w:p>
+    <w:p>
+      <w:pPr>
+        <w:spacing w:after="240" w:before="240" w:lineRule="auto"/>
+        <w:rPr/>
+      </w:pPr>
+      <w:r>
+        <w:rPr>
+          <w:rtl w:val="0"/>
+        </w:rPr>
+        <w:t xml:space="preserve">modificar InstrumentReference;</w:t>
+      </w:r>
+    </w:p>
+    <w:p>
+      <w:pPr>
+        <w:spacing w:after="240" w:before="240" w:lineRule="auto"/>
+        <w:rPr/>
+      </w:pPr>
+      <w:r>
+        <w:rPr>
+          <w:rtl w:val="0"/>
+        </w:rPr>
+        <w:t xml:space="preserve">modificar CurrencyReference;</w:t>
+      </w:r>
+    </w:p>
+    <w:p>
+      <w:pPr>
+        <w:spacing w:after="240" w:before="240" w:lineRule="auto"/>
+        <w:rPr/>
+      </w:pPr>
+      <w:r>
+        <w:rPr>
+          <w:rtl w:val="0"/>
+        </w:rPr>
+        <w:t xml:space="preserve">introducir referencias alternativas;</w:t>
+      </w:r>
+    </w:p>
+    <w:p>
+      <w:pPr>
+        <w:spacing w:after="240" w:before="240" w:lineRule="auto"/>
+        <w:rPr/>
+      </w:pPr>
+      <w:r>
+        <w:rPr>
+          <w:rtl w:val="0"/>
+        </w:rPr>
+        <w:t xml:space="preserve">introducir dependencias adicionales;</w:t>
+      </w:r>
+    </w:p>
+    <w:p>
+      <w:pPr>
+        <w:spacing w:after="240" w:before="240" w:lineRule="auto"/>
+        <w:rPr/>
+      </w:pPr>
+      <w:r>
+        <w:rPr>
+          <w:rtl w:val="0"/>
+        </w:rPr>
+        <w:t xml:space="preserve">modificar contratos existentes.</w:t>
+      </w:r>
+    </w:p>
+    <w:p>
+      <w:pPr>
+        <w:spacing w:after="240" w:before="240" w:lineRule="auto"/>
+        <w:rPr/>
+      </w:pPr>
+      <w:r>
+        <w:rPr>
+          <w:rtl w:val="0"/>
+        </w:rPr>
       </w:r>
     </w:p>
     <w:p>
@@ -8718,123 +8972,154 @@
           <w:rtl w:val="0"/>
         </w:rPr>
         <w:br w:type="textWrapping"/>
-        <w:t xml:space="preserve">22. Dependencias Contractuales Pendientes de Verificación</w:t>
-      </w:r>
-    </w:p>
-    <w:p>
-      <w:pPr>
-        <w:rPr/>
-      </w:pPr>
-      <w:r>
-        <w:rPr>
-          <w:rtl w:val="0"/>
-        </w:rPr>
-      </w:r>
-    </w:p>
-    <w:p>
-      <w:pPr>
-        <w:rPr/>
-      </w:pPr>
-      <w:r>
-        <w:rPr>
-          <w:rtl w:val="0"/>
-        </w:rPr>
-        <w:t xml:space="preserve">Antes de iniciar la implementación deberá verificarse factual y documentalmente la existencia de contratos públicos autorizados para:</w:t>
-      </w:r>
-    </w:p>
-    <w:p>
-      <w:pPr>
-        <w:rPr/>
-      </w:pPr>
-      <w:r>
-        <w:rPr>
-          <w:rtl w:val="0"/>
-        </w:rPr>
-      </w:r>
-    </w:p>
-    <w:p>
-      <w:pPr>
-        <w:rPr/>
-      </w:pPr>
-      <w:r>
-        <w:rPr>
-          <w:rtl w:val="0"/>
-        </w:rPr>
-        <w:t xml:space="preserve">identidad de instrumento;</w:t>
-      </w:r>
-    </w:p>
-    <w:p>
-      <w:pPr>
-        <w:rPr/>
-      </w:pPr>
-      <w:r>
-        <w:rPr>
-          <w:rtl w:val="0"/>
-        </w:rPr>
-        <w:t xml:space="preserve">identidad de moneda.</w:t>
-      </w:r>
-    </w:p>
-    <w:p>
-      <w:pPr>
-        <w:rPr/>
-      </w:pPr>
-      <w:r>
-        <w:rPr>
-          <w:rtl w:val="0"/>
-        </w:rPr>
-      </w:r>
-    </w:p>
-    <w:p>
-      <w:pPr>
-        <w:rPr/>
-      </w:pPr>
-      <w:r>
-        <w:rPr>
-          <w:rtl w:val="0"/>
-        </w:rPr>
-        <w:t xml:space="preserve">La implementación deberá reutilizar dichos contratos cuando existan.</w:t>
-      </w:r>
-    </w:p>
-    <w:p>
-      <w:pPr>
-        <w:rPr/>
-      </w:pPr>
-      <w:r>
-        <w:rPr>
-          <w:rtl w:val="0"/>
-        </w:rPr>
-      </w:r>
-    </w:p>
-    <w:p>
-      <w:pPr>
-        <w:rPr/>
-      </w:pPr>
-      <w:r>
-        <w:rPr>
-          <w:rtl w:val="0"/>
-        </w:rPr>
-        <w:t xml:space="preserve">Si alguno de los contratos requeridos no existe, el Agente de Implementación deberá detenerse antes de modificar código y reportar la dependencia faltante.</w:t>
-      </w:r>
-    </w:p>
-    <w:p>
-      <w:pPr>
-        <w:rPr/>
-      </w:pPr>
-      <w:r>
-        <w:rPr>
-          <w:rtl w:val="0"/>
-        </w:rPr>
-      </w:r>
-    </w:p>
-    <w:p>
-      <w:pPr>
-        <w:rPr/>
-      </w:pPr>
-      <w:r>
-        <w:rPr>
-          <w:rtl w:val="0"/>
-        </w:rPr>
-        <w:t xml:space="preserve">El Agente de Implementación no está autorizado para sustituir dichos contratos mediante:</w:t>
+        <w:t xml:space="preserve">22. Dependencias Contractuales Satisfechas </w:t>
+      </w:r>
+    </w:p>
+    <w:p>
+      <w:pPr>
+        <w:rPr/>
+      </w:pPr>
+      <w:r>
+        <w:rPr>
+          <w:rtl w:val="0"/>
+        </w:rPr>
+      </w:r>
+    </w:p>
+    <w:p>
+      <w:pPr>
+        <w:rPr/>
+      </w:pPr>
+      <w:r>
+        <w:rPr>
+          <w:rtl w:val="0"/>
+        </w:rPr>
+        <w:t xml:space="preserve">Las dependencias contractuales necesarias para representar las posiciones y disponibilidades monetarias de Portfolio State han sido satisfechas mediante:</w:t>
+      </w:r>
+    </w:p>
+    <w:p>
+      <w:pPr>
+        <w:rPr/>
+      </w:pPr>
+      <w:r>
+        <w:rPr>
+          <w:rtl w:val="0"/>
+        </w:rPr>
+      </w:r>
+    </w:p>
+    <w:p>
+      <w:pPr>
+        <w:rPr/>
+      </w:pPr>
+      <w:r>
+        <w:rPr>
+          <w:rtl w:val="0"/>
+        </w:rPr>
+        <w:t xml:space="preserve">IT-REF-001 — Reference Identity Domain Contracts MVP.</w:t>
+      </w:r>
+    </w:p>
+    <w:p>
+      <w:pPr>
+        <w:rPr/>
+      </w:pPr>
+      <w:r>
+        <w:rPr>
+          <w:rtl w:val="0"/>
+        </w:rPr>
+      </w:r>
+    </w:p>
+    <w:p>
+      <w:pPr>
+        <w:rPr/>
+      </w:pPr>
+      <w:r>
+        <w:rPr>
+          <w:rtl w:val="0"/>
+        </w:rPr>
+        <w:t xml:space="preserve">Las posiciones utilizarán InstrumentReference como referencia pública, tipada, canónica e inequívoca de instrumento.</w:t>
+      </w:r>
+    </w:p>
+    <w:p>
+      <w:pPr>
+        <w:rPr/>
+      </w:pPr>
+      <w:r>
+        <w:rPr>
+          <w:rtl w:val="0"/>
+        </w:rPr>
+      </w:r>
+    </w:p>
+    <w:p>
+      <w:pPr>
+        <w:rPr/>
+      </w:pPr>
+      <w:r>
+        <w:rPr>
+          <w:rtl w:val="0"/>
+        </w:rPr>
+        <w:t xml:space="preserve">Las disponibilidades monetarias utilizarán CurrencyReference como referencia pública, tipada, canónica e inequívoca de moneda.</w:t>
+      </w:r>
+    </w:p>
+    <w:p>
+      <w:pPr>
+        <w:rPr/>
+      </w:pPr>
+      <w:r>
+        <w:rPr>
+          <w:rtl w:val="0"/>
+        </w:rPr>
+      </w:r>
+    </w:p>
+    <w:p>
+      <w:pPr>
+        <w:rPr/>
+      </w:pPr>
+      <w:r>
+        <w:rPr>
+          <w:rtl w:val="0"/>
+        </w:rPr>
+        <w:t xml:space="preserve">IT-032-001 no redefinirá, extenderá ni sustituirá dichos contratos.</w:t>
+      </w:r>
+    </w:p>
+    <w:p>
+      <w:pPr>
+        <w:rPr/>
+      </w:pPr>
+      <w:r>
+        <w:rPr>
+          <w:rtl w:val="0"/>
+        </w:rPr>
+      </w:r>
+    </w:p>
+    <w:p>
+      <w:pPr>
+        <w:rPr/>
+      </w:pPr>
+      <w:r>
+        <w:rPr>
+          <w:rtl w:val="0"/>
+        </w:rPr>
+        <w:t xml:space="preserve">Portfolio dependerá exclusivamente de sus exportaciones públicas autorizadas.</w:t>
+      </w:r>
+    </w:p>
+    <w:p>
+      <w:pPr>
+        <w:rPr/>
+      </w:pPr>
+      <w:r>
+        <w:rPr>
+          <w:rtl w:val="0"/>
+        </w:rPr>
+      </w:r>
+    </w:p>
+    <w:p>
+      <w:pPr>
+        <w:rPr/>
+      </w:pPr>
+      <w:r>
+        <w:rPr>
+          <w:rtl w:val="0"/>
+        </w:rPr>
+        <w:t xml:space="preserve">La implementación no utilizará:</w:t>
       </w:r>
     </w:p>
     <w:p>
@@ -8899,39 +9184,49 @@
         <w:rPr>
           <w:rtl w:val="0"/>
         </w:rPr>
-        <w:t xml:space="preserve">wrappers nominales sin semántica aprobada;</w:t>
-      </w:r>
-    </w:p>
-    <w:p>
-      <w:pPr>
-        <w:rPr/>
-      </w:pPr>
-      <w:r>
-        <w:rPr>
-          <w:rtl w:val="0"/>
-        </w:rPr>
-        <w:t xml:space="preserve">identificadores inventados localmente.</w:t>
-      </w:r>
-    </w:p>
-    <w:p>
-      <w:pPr>
-        <w:rPr/>
-      </w:pPr>
-      <w:r>
-        <w:rPr>
-          <w:rtl w:val="0"/>
-        </w:rPr>
-      </w:r>
-    </w:p>
-    <w:p>
-      <w:pPr>
-        <w:rPr/>
-      </w:pPr>
-      <w:r>
-        <w:rPr>
-          <w:rtl w:val="0"/>
-        </w:rPr>
-        <w:t xml:space="preserve">La ausencia de alguno de estos contratos constituye un bloqueo contractual localizado y no autoriza modificar unilateralmente el alcance de IT-032-001.</w:t>
+        <w:t xml:space="preserve">wrappers locales;</w:t>
+      </w:r>
+    </w:p>
+    <w:p>
+      <w:pPr>
+        <w:rPr/>
+      </w:pPr>
+      <w:r>
+        <w:rPr>
+          <w:rtl w:val="0"/>
+        </w:rPr>
+        <w:t xml:space="preserve">identificadores alternativos pertenecientes a Portfolio.</w:t>
+      </w:r>
+    </w:p>
+    <w:p>
+      <w:pPr>
+        <w:rPr/>
+      </w:pPr>
+      <w:r>
+        <w:rPr>
+          <w:rtl w:val="0"/>
+        </w:rPr>
+      </w:r>
+    </w:p>
+    <w:p>
+      <w:pPr>
+        <w:rPr/>
+      </w:pPr>
+      <w:r>
+        <w:rPr>
+          <w:rtl w:val="0"/>
+        </w:rPr>
+        <w:t xml:space="preserve">La implementación de IT-032-001 queda desbloqueada respecto de las identidades públicas de instrumento y moneda.</w:t>
+      </w:r>
+    </w:p>
+    <w:p>
+      <w:pPr>
+        <w:rPr/>
+      </w:pPr>
+      <w:r>
+        <w:rPr>
+          <w:rtl w:val="0"/>
+        </w:rPr>
       </w:r>
     </w:p>
     <w:p>
@@ -10606,226 +10901,6 @@
     </w:lvl>
   </w:abstractNum>
   <w:abstractNum w:abstractNumId="16">
-    <w:lvl w:ilvl="0">
-      <w:start w:val="1"/>
-      <w:numFmt w:val="bullet"/>
-      <w:lvlText w:val="●"/>
-      <w:lvlJc w:val="left"/>
-      <w:pPr>
-        <w:ind w:left="720" w:hanging="360"/>
-      </w:pPr>
-      <w:rPr>
-        <w:u w:val="none"/>
-      </w:rPr>
-    </w:lvl>
-    <w:lvl w:ilvl="1">
-      <w:start w:val="1"/>
-      <w:numFmt w:val="bullet"/>
-      <w:lvlText w:val="○"/>
-      <w:lvlJc w:val="left"/>
-      <w:pPr>
-        <w:ind w:left="1440" w:hanging="360"/>
-      </w:pPr>
-      <w:rPr>
-        <w:u w:val="none"/>
-      </w:rPr>
-    </w:lvl>
-    <w:lvl w:ilvl="2">
-      <w:start w:val="1"/>
-      <w:numFmt w:val="bullet"/>
-      <w:lvlText w:val="■"/>
-      <w:lvlJc w:val="left"/>
-      <w:pPr>
-        <w:ind w:left="2160" w:hanging="360"/>
-      </w:pPr>
-      <w:rPr>
-        <w:u w:val="none"/>
-      </w:rPr>
-    </w:lvl>
-    <w:lvl w:ilvl="3">
-      <w:start w:val="1"/>
-      <w:numFmt w:val="bullet"/>
-      <w:lvlText w:val="●"/>
-      <w:lvlJc w:val="left"/>
-      <w:pPr>
-        <w:ind w:left="2880" w:hanging="360"/>
-      </w:pPr>
-      <w:rPr>
-        <w:u w:val="none"/>
-      </w:rPr>
-    </w:lvl>
-    <w:lvl w:ilvl="4">
-      <w:start w:val="1"/>
-      <w:numFmt w:val="bullet"/>
-      <w:lvlText w:val="○"/>
-      <w:lvlJc w:val="left"/>
-      <w:pPr>
-        <w:ind w:left="3600" w:hanging="360"/>
-      </w:pPr>
-      <w:rPr>
-        <w:u w:val="none"/>
-      </w:rPr>
-    </w:lvl>
-    <w:lvl w:ilvl="5">
-      <w:start w:val="1"/>
-      <w:numFmt w:val="bullet"/>
-      <w:lvlText w:val="■"/>
-      <w:lvlJc w:val="left"/>
-      <w:pPr>
-        <w:ind w:left="4320" w:hanging="360"/>
-      </w:pPr>
-      <w:rPr>
-        <w:u w:val="none"/>
-      </w:rPr>
-    </w:lvl>
-    <w:lvl w:ilvl="6">
-      <w:start w:val="1"/>
-      <w:numFmt w:val="bullet"/>
-      <w:lvlText w:val="●"/>
-      <w:lvlJc w:val="left"/>
-      <w:pPr>
-        <w:ind w:left="5040" w:hanging="360"/>
-      </w:pPr>
-      <w:rPr>
-        <w:u w:val="none"/>
-      </w:rPr>
-    </w:lvl>
-    <w:lvl w:ilvl="7">
-      <w:start w:val="1"/>
-      <w:numFmt w:val="bullet"/>
-      <w:lvlText w:val="○"/>
-      <w:lvlJc w:val="left"/>
-      <w:pPr>
-        <w:ind w:left="5760" w:hanging="360"/>
-      </w:pPr>
-      <w:rPr>
-        <w:u w:val="none"/>
-      </w:rPr>
-    </w:lvl>
-    <w:lvl w:ilvl="8">
-      <w:start w:val="1"/>
-      <w:numFmt w:val="bullet"/>
-      <w:lvlText w:val="■"/>
-      <w:lvlJc w:val="left"/>
-      <w:pPr>
-        <w:ind w:left="6480" w:hanging="360"/>
-      </w:pPr>
-      <w:rPr>
-        <w:u w:val="none"/>
-      </w:rPr>
-    </w:lvl>
-  </w:abstractNum>
-  <w:abstractNum w:abstractNumId="17">
-    <w:lvl w:ilvl="0">
-      <w:start w:val="1"/>
-      <w:numFmt w:val="bullet"/>
-      <w:lvlText w:val="●"/>
-      <w:lvlJc w:val="left"/>
-      <w:pPr>
-        <w:ind w:left="720" w:hanging="360"/>
-      </w:pPr>
-      <w:rPr>
-        <w:u w:val="none"/>
-      </w:rPr>
-    </w:lvl>
-    <w:lvl w:ilvl="1">
-      <w:start w:val="1"/>
-      <w:numFmt w:val="bullet"/>
-      <w:lvlText w:val="○"/>
-      <w:lvlJc w:val="left"/>
-      <w:pPr>
-        <w:ind w:left="1440" w:hanging="360"/>
-      </w:pPr>
-      <w:rPr>
-        <w:u w:val="none"/>
-      </w:rPr>
-    </w:lvl>
-    <w:lvl w:ilvl="2">
-      <w:start w:val="1"/>
-      <w:numFmt w:val="bullet"/>
-      <w:lvlText w:val="■"/>
-      <w:lvlJc w:val="left"/>
-      <w:pPr>
-        <w:ind w:left="2160" w:hanging="360"/>
-      </w:pPr>
-      <w:rPr>
-        <w:u w:val="none"/>
-      </w:rPr>
-    </w:lvl>
-    <w:lvl w:ilvl="3">
-      <w:start w:val="1"/>
-      <w:numFmt w:val="bullet"/>
-      <w:lvlText w:val="●"/>
-      <w:lvlJc w:val="left"/>
-      <w:pPr>
-        <w:ind w:left="2880" w:hanging="360"/>
-      </w:pPr>
-      <w:rPr>
-        <w:u w:val="none"/>
-      </w:rPr>
-    </w:lvl>
-    <w:lvl w:ilvl="4">
-      <w:start w:val="1"/>
-      <w:numFmt w:val="bullet"/>
-      <w:lvlText w:val="○"/>
-      <w:lvlJc w:val="left"/>
-      <w:pPr>
-        <w:ind w:left="3600" w:hanging="360"/>
-      </w:pPr>
-      <w:rPr>
-        <w:u w:val="none"/>
-      </w:rPr>
-    </w:lvl>
-    <w:lvl w:ilvl="5">
-      <w:start w:val="1"/>
-      <w:numFmt w:val="bullet"/>
-      <w:lvlText w:val="■"/>
-      <w:lvlJc w:val="left"/>
-      <w:pPr>
-        <w:ind w:left="4320" w:hanging="360"/>
-      </w:pPr>
-      <w:rPr>
-        <w:u w:val="none"/>
-      </w:rPr>
-    </w:lvl>
-    <w:lvl w:ilvl="6">
-      <w:start w:val="1"/>
-      <w:numFmt w:val="bullet"/>
-      <w:lvlText w:val="●"/>
-      <w:lvlJc w:val="left"/>
-      <w:pPr>
-        <w:ind w:left="5040" w:hanging="360"/>
-      </w:pPr>
-      <w:rPr>
-        <w:u w:val="none"/>
-      </w:rPr>
-    </w:lvl>
-    <w:lvl w:ilvl="7">
-      <w:start w:val="1"/>
-      <w:numFmt w:val="bullet"/>
-      <w:lvlText w:val="○"/>
-      <w:lvlJc w:val="left"/>
-      <w:pPr>
-        <w:ind w:left="5760" w:hanging="360"/>
-      </w:pPr>
-      <w:rPr>
-        <w:u w:val="none"/>
-      </w:rPr>
-    </w:lvl>
-    <w:lvl w:ilvl="8">
-      <w:start w:val="1"/>
-      <w:numFmt w:val="bullet"/>
-      <w:lvlText w:val="■"/>
-      <w:lvlJc w:val="left"/>
-      <w:pPr>
-        <w:ind w:left="6480" w:hanging="360"/>
-      </w:pPr>
-      <w:rPr>
-        <w:u w:val="none"/>
-      </w:rPr>
-    </w:lvl>
-  </w:abstractNum>
-  <w:abstractNum w:abstractNumId="18">
     <w:lvl w:ilvl="0">
       <w:start w:val="1"/>
       <w:numFmt w:val="bullet"/>
@@ -10982,12 +11057,6 @@
   </w:num>
   <w:num w:numId="16">
     <w:abstractNumId w:val="16"/>
-  </w:num>
-  <w:num w:numId="17">
-    <w:abstractNumId w:val="17"/>
-  </w:num>
-  <w:num w:numId="18">
-    <w:abstractNumId w:val="18"/>
   </w:num>
 </w:numbering>
 </file>
